--- a/reports/thesis/07_chapter_2.docx
+++ b/reports/thesis/07_chapter_2.docx
@@ -2169,10 +2169,10 @@
           <w:noProof/>
         </w:rPr>
         <w:drawing>
-          <wp:inline distT="0" distB="0" distL="0" distR="0" wp14:anchorId="4D6D14C2" wp14:editId="5A2FA8DF">
-            <wp:extent cx="5943600" cy="5094605"/>
-            <wp:effectExtent l="0" t="0" r="0" b="0"/>
-            <wp:docPr id="307530463" name="Graphic 1"/>
+          <wp:inline distT="0" distB="0" distL="0" distR="0" wp14:anchorId="2F76F3A3" wp14:editId="730C0BCF">
+            <wp:extent cx="5943600" cy="5095875"/>
+            <wp:effectExtent l="0" t="0" r="0" b="9525"/>
+            <wp:docPr id="923391274" name="Picture 1"/>
             <wp:cNvGraphicFramePr>
               <a:graphicFrameLocks xmlns:a="http://schemas.openxmlformats.org/drawingml/2006/main" noChangeAspect="1"/>
             </wp:cNvGraphicFramePr>
@@ -2180,29 +2180,36 @@
               <a:graphicData uri="http://schemas.openxmlformats.org/drawingml/2006/picture">
                 <pic:pic xmlns:pic="http://schemas.openxmlformats.org/drawingml/2006/picture">
                   <pic:nvPicPr>
-                    <pic:cNvPr id="307530463" name=""/>
-                    <pic:cNvPicPr/>
+                    <pic:cNvPr id="0" name="Picture 1"/>
+                    <pic:cNvPicPr>
+                      <a:picLocks noChangeAspect="1" noChangeArrowheads="1"/>
+                    </pic:cNvPicPr>
                   </pic:nvPicPr>
                   <pic:blipFill>
-                    <a:blip r:embed="rId13">
+                    <a:blip r:embed="rId13" cstate="print">
                       <a:extLst>
-                        <a:ext uri="{96DAC541-7B7A-43D3-8B79-37D633B846F1}">
-                          <asvg:svgBlip xmlns:asvg="http://schemas.microsoft.com/office/drawing/2016/SVG/main" r:embed="rId14"/>
+                        <a:ext uri="{28A0092B-C50C-407E-A947-70E740481C1C}">
+                          <a14:useLocalDpi xmlns:a14="http://schemas.microsoft.com/office/drawing/2010/main" val="0"/>
                         </a:ext>
                       </a:extLst>
                     </a:blip>
+                    <a:srcRect/>
                     <a:stretch>
                       <a:fillRect/>
                     </a:stretch>
                   </pic:blipFill>
-                  <pic:spPr>
+                  <pic:spPr bwMode="auto">
                     <a:xfrm>
                       <a:off x="0" y="0"/>
-                      <a:ext cx="5943600" cy="5094605"/>
+                      <a:ext cx="5943600" cy="5095875"/>
                     </a:xfrm>
                     <a:prstGeom prst="rect">
                       <a:avLst/>
                     </a:prstGeom>
+                    <a:noFill/>
+                    <a:ln>
+                      <a:noFill/>
+                    </a:ln>
                   </pic:spPr>
                 </pic:pic>
               </a:graphicData>
@@ -2400,10 +2407,10 @@
           <w:noProof/>
         </w:rPr>
         <w:drawing>
-          <wp:inline distT="0" distB="0" distL="0" distR="0" wp14:anchorId="08EAAB4B" wp14:editId="1F345F62">
-            <wp:extent cx="5943600" cy="5094605"/>
-            <wp:effectExtent l="0" t="0" r="0" b="0"/>
-            <wp:docPr id="909457264" name="Graphic 1"/>
+          <wp:inline distT="0" distB="0" distL="0" distR="0" wp14:anchorId="6144FE80" wp14:editId="2981C916">
+            <wp:extent cx="5943600" cy="5095875"/>
+            <wp:effectExtent l="0" t="0" r="0" b="9525"/>
+            <wp:docPr id="616147924" name="Picture 2"/>
             <wp:cNvGraphicFramePr>
               <a:graphicFrameLocks xmlns:a="http://schemas.openxmlformats.org/drawingml/2006/main" noChangeAspect="1"/>
             </wp:cNvGraphicFramePr>
@@ -2411,29 +2418,36 @@
               <a:graphicData uri="http://schemas.openxmlformats.org/drawingml/2006/picture">
                 <pic:pic xmlns:pic="http://schemas.openxmlformats.org/drawingml/2006/picture">
                   <pic:nvPicPr>
-                    <pic:cNvPr id="909457264" name=""/>
-                    <pic:cNvPicPr/>
+                    <pic:cNvPr id="0" name="Picture 2"/>
+                    <pic:cNvPicPr>
+                      <a:picLocks noChangeAspect="1" noChangeArrowheads="1"/>
+                    </pic:cNvPicPr>
                   </pic:nvPicPr>
                   <pic:blipFill>
-                    <a:blip r:embed="rId15">
+                    <a:blip r:embed="rId14" cstate="print">
                       <a:extLst>
-                        <a:ext uri="{96DAC541-7B7A-43D3-8B79-37D633B846F1}">
-                          <asvg:svgBlip xmlns:asvg="http://schemas.microsoft.com/office/drawing/2016/SVG/main" r:embed="rId16"/>
+                        <a:ext uri="{28A0092B-C50C-407E-A947-70E740481C1C}">
+                          <a14:useLocalDpi xmlns:a14="http://schemas.microsoft.com/office/drawing/2010/main" val="0"/>
                         </a:ext>
                       </a:extLst>
                     </a:blip>
+                    <a:srcRect/>
                     <a:stretch>
                       <a:fillRect/>
                     </a:stretch>
                   </pic:blipFill>
-                  <pic:spPr>
+                  <pic:spPr bwMode="auto">
                     <a:xfrm>
                       <a:off x="0" y="0"/>
-                      <a:ext cx="5943600" cy="5094605"/>
+                      <a:ext cx="5943600" cy="5095875"/>
                     </a:xfrm>
                     <a:prstGeom prst="rect">
                       <a:avLst/>
                     </a:prstGeom>
+                    <a:noFill/>
+                    <a:ln>
+                      <a:noFill/>
+                    </a:ln>
                   </pic:spPr>
                 </pic:pic>
               </a:graphicData>
@@ -2495,7 +2509,7 @@
                     </pic:cNvPicPr>
                   </pic:nvPicPr>
                   <pic:blipFill rotWithShape="1">
-                    <a:blip r:embed="rId17">
+                    <a:blip r:embed="rId15">
                       <a:extLst>
                         <a:ext uri="{28A0092B-C50C-407E-A947-70E740481C1C}">
                           <a14:useLocalDpi xmlns:a14="http://schemas.microsoft.com/office/drawing/2010/main" val="0"/>
@@ -2887,10 +2901,10 @@
           <w:noProof/>
         </w:rPr>
         <w:drawing>
-          <wp:inline distT="0" distB="0" distL="0" distR="0" wp14:anchorId="719E8071" wp14:editId="09ECE62F">
+          <wp:inline distT="0" distB="0" distL="0" distR="0" wp14:anchorId="2A849CC6" wp14:editId="73AF5CA3">
             <wp:extent cx="5943600" cy="4086225"/>
             <wp:effectExtent l="0" t="0" r="0" b="9525"/>
-            <wp:docPr id="371834147" name="Graphic 1"/>
+            <wp:docPr id="1176996871" name="Picture 3"/>
             <wp:cNvGraphicFramePr>
               <a:graphicFrameLocks xmlns:a="http://schemas.openxmlformats.org/drawingml/2006/main" noChangeAspect="1"/>
             </wp:cNvGraphicFramePr>
@@ -2898,22 +2912,25 @@
               <a:graphicData uri="http://schemas.openxmlformats.org/drawingml/2006/picture">
                 <pic:pic xmlns:pic="http://schemas.openxmlformats.org/drawingml/2006/picture">
                   <pic:nvPicPr>
-                    <pic:cNvPr id="371834147" name=""/>
-                    <pic:cNvPicPr/>
+                    <pic:cNvPr id="0" name="Picture 3"/>
+                    <pic:cNvPicPr>
+                      <a:picLocks noChangeAspect="1" noChangeArrowheads="1"/>
+                    </pic:cNvPicPr>
                   </pic:nvPicPr>
                   <pic:blipFill>
-                    <a:blip r:embed="rId18">
+                    <a:blip r:embed="rId16" cstate="print">
                       <a:extLst>
-                        <a:ext uri="{96DAC541-7B7A-43D3-8B79-37D633B846F1}">
-                          <asvg:svgBlip xmlns:asvg="http://schemas.microsoft.com/office/drawing/2016/SVG/main" r:embed="rId19"/>
+                        <a:ext uri="{28A0092B-C50C-407E-A947-70E740481C1C}">
+                          <a14:useLocalDpi xmlns:a14="http://schemas.microsoft.com/office/drawing/2010/main" val="0"/>
                         </a:ext>
                       </a:extLst>
                     </a:blip>
+                    <a:srcRect/>
                     <a:stretch>
                       <a:fillRect/>
                     </a:stretch>
                   </pic:blipFill>
-                  <pic:spPr>
+                  <pic:spPr bwMode="auto">
                     <a:xfrm>
                       <a:off x="0" y="0"/>
                       <a:ext cx="5943600" cy="4086225"/>
@@ -2921,6 +2938,10 @@
                     <a:prstGeom prst="rect">
                       <a:avLst/>
                     </a:prstGeom>
+                    <a:noFill/>
+                    <a:ln>
+                      <a:noFill/>
+                    </a:ln>
                   </pic:spPr>
                 </pic:pic>
               </a:graphicData>
@@ -3049,10 +3070,10 @@
         </w:rPr>
         <w:lastRenderedPageBreak/>
         <w:drawing>
-          <wp:inline distT="0" distB="0" distL="0" distR="0" wp14:anchorId="49523CA0" wp14:editId="2D22FD11">
-            <wp:extent cx="5943600" cy="4292600"/>
-            <wp:effectExtent l="0" t="0" r="0" b="0"/>
-            <wp:docPr id="189426348" name="Graphic 1"/>
+          <wp:inline distT="0" distB="0" distL="0" distR="0" wp14:anchorId="23AFFE10" wp14:editId="12C39171">
+            <wp:extent cx="5943600" cy="4295775"/>
+            <wp:effectExtent l="0" t="0" r="0" b="9525"/>
+            <wp:docPr id="44630286" name="Picture 4"/>
             <wp:cNvGraphicFramePr>
               <a:graphicFrameLocks xmlns:a="http://schemas.openxmlformats.org/drawingml/2006/main" noChangeAspect="1"/>
             </wp:cNvGraphicFramePr>
@@ -3060,29 +3081,36 @@
               <a:graphicData uri="http://schemas.openxmlformats.org/drawingml/2006/picture">
                 <pic:pic xmlns:pic="http://schemas.openxmlformats.org/drawingml/2006/picture">
                   <pic:nvPicPr>
-                    <pic:cNvPr id="189426348" name=""/>
-                    <pic:cNvPicPr/>
+                    <pic:cNvPr id="0" name="Picture 4"/>
+                    <pic:cNvPicPr>
+                      <a:picLocks noChangeAspect="1" noChangeArrowheads="1"/>
+                    </pic:cNvPicPr>
                   </pic:nvPicPr>
                   <pic:blipFill>
-                    <a:blip r:embed="rId20">
+                    <a:blip r:embed="rId17" cstate="print">
                       <a:extLst>
-                        <a:ext uri="{96DAC541-7B7A-43D3-8B79-37D633B846F1}">
-                          <asvg:svgBlip xmlns:asvg="http://schemas.microsoft.com/office/drawing/2016/SVG/main" r:embed="rId21"/>
+                        <a:ext uri="{28A0092B-C50C-407E-A947-70E740481C1C}">
+                          <a14:useLocalDpi xmlns:a14="http://schemas.microsoft.com/office/drawing/2010/main" val="0"/>
                         </a:ext>
                       </a:extLst>
                     </a:blip>
+                    <a:srcRect/>
                     <a:stretch>
                       <a:fillRect/>
                     </a:stretch>
                   </pic:blipFill>
-                  <pic:spPr>
+                  <pic:spPr bwMode="auto">
                     <a:xfrm>
                       <a:off x="0" y="0"/>
-                      <a:ext cx="5943600" cy="4292600"/>
+                      <a:ext cx="5943600" cy="4295775"/>
                     </a:xfrm>
                     <a:prstGeom prst="rect">
                       <a:avLst/>
                     </a:prstGeom>
+                    <a:noFill/>
+                    <a:ln>
+                      <a:noFill/>
+                    </a:ln>
                   </pic:spPr>
                 </pic:pic>
               </a:graphicData>
@@ -3127,10 +3155,10 @@
         </w:rPr>
         <w:lastRenderedPageBreak/>
         <w:drawing>
-          <wp:inline distT="0" distB="0" distL="0" distR="0" wp14:anchorId="574C7A4B" wp14:editId="5F713138">
-            <wp:extent cx="5943600" cy="4292600"/>
-            <wp:effectExtent l="0" t="0" r="0" b="0"/>
-            <wp:docPr id="1370369870" name="Graphic 1"/>
+          <wp:inline distT="0" distB="0" distL="0" distR="0" wp14:anchorId="51D94AB7" wp14:editId="495D138B">
+            <wp:extent cx="5943600" cy="4295775"/>
+            <wp:effectExtent l="0" t="0" r="0" b="9525"/>
+            <wp:docPr id="850995868" name="Picture 5"/>
             <wp:cNvGraphicFramePr>
               <a:graphicFrameLocks xmlns:a="http://schemas.openxmlformats.org/drawingml/2006/main" noChangeAspect="1"/>
             </wp:cNvGraphicFramePr>
@@ -3138,29 +3166,36 @@
               <a:graphicData uri="http://schemas.openxmlformats.org/drawingml/2006/picture">
                 <pic:pic xmlns:pic="http://schemas.openxmlformats.org/drawingml/2006/picture">
                   <pic:nvPicPr>
-                    <pic:cNvPr id="1370369870" name=""/>
-                    <pic:cNvPicPr/>
+                    <pic:cNvPr id="0" name="Picture 5"/>
+                    <pic:cNvPicPr>
+                      <a:picLocks noChangeAspect="1" noChangeArrowheads="1"/>
+                    </pic:cNvPicPr>
                   </pic:nvPicPr>
                   <pic:blipFill>
-                    <a:blip r:embed="rId22">
+                    <a:blip r:embed="rId18" cstate="print">
                       <a:extLst>
-                        <a:ext uri="{96DAC541-7B7A-43D3-8B79-37D633B846F1}">
-                          <asvg:svgBlip xmlns:asvg="http://schemas.microsoft.com/office/drawing/2016/SVG/main" r:embed="rId23"/>
+                        <a:ext uri="{28A0092B-C50C-407E-A947-70E740481C1C}">
+                          <a14:useLocalDpi xmlns:a14="http://schemas.microsoft.com/office/drawing/2010/main" val="0"/>
                         </a:ext>
                       </a:extLst>
                     </a:blip>
+                    <a:srcRect/>
                     <a:stretch>
                       <a:fillRect/>
                     </a:stretch>
                   </pic:blipFill>
-                  <pic:spPr>
+                  <pic:spPr bwMode="auto">
                     <a:xfrm>
                       <a:off x="0" y="0"/>
-                      <a:ext cx="5943600" cy="4292600"/>
+                      <a:ext cx="5943600" cy="4295775"/>
                     </a:xfrm>
                     <a:prstGeom prst="rect">
                       <a:avLst/>
                     </a:prstGeom>
+                    <a:noFill/>
+                    <a:ln>
+                      <a:noFill/>
+                    </a:ln>
                   </pic:spPr>
                 </pic:pic>
               </a:graphicData>
@@ -3514,10 +3549,10 @@
           <w:noProof/>
         </w:rPr>
         <w:drawing>
-          <wp:inline distT="0" distB="0" distL="0" distR="0" wp14:anchorId="39DE4D7A" wp14:editId="13760ADF">
-            <wp:extent cx="5943600" cy="4292600"/>
-            <wp:effectExtent l="0" t="0" r="0" b="0"/>
-            <wp:docPr id="604004081" name="Graphic 1"/>
+          <wp:inline distT="0" distB="0" distL="0" distR="0" wp14:anchorId="6805DC74" wp14:editId="7C224279">
+            <wp:extent cx="5943600" cy="4295775"/>
+            <wp:effectExtent l="0" t="0" r="0" b="9525"/>
+            <wp:docPr id="2081015772" name="Picture 6"/>
             <wp:cNvGraphicFramePr>
               <a:graphicFrameLocks xmlns:a="http://schemas.openxmlformats.org/drawingml/2006/main" noChangeAspect="1"/>
             </wp:cNvGraphicFramePr>
@@ -3525,29 +3560,36 @@
               <a:graphicData uri="http://schemas.openxmlformats.org/drawingml/2006/picture">
                 <pic:pic xmlns:pic="http://schemas.openxmlformats.org/drawingml/2006/picture">
                   <pic:nvPicPr>
-                    <pic:cNvPr id="604004081" name=""/>
-                    <pic:cNvPicPr/>
+                    <pic:cNvPr id="0" name="Picture 6"/>
+                    <pic:cNvPicPr>
+                      <a:picLocks noChangeAspect="1" noChangeArrowheads="1"/>
+                    </pic:cNvPicPr>
                   </pic:nvPicPr>
                   <pic:blipFill>
-                    <a:blip r:embed="rId24">
+                    <a:blip r:embed="rId19" cstate="print">
                       <a:extLst>
-                        <a:ext uri="{96DAC541-7B7A-43D3-8B79-37D633B846F1}">
-                          <asvg:svgBlip xmlns:asvg="http://schemas.microsoft.com/office/drawing/2016/SVG/main" r:embed="rId25"/>
+                        <a:ext uri="{28A0092B-C50C-407E-A947-70E740481C1C}">
+                          <a14:useLocalDpi xmlns:a14="http://schemas.microsoft.com/office/drawing/2010/main" val="0"/>
                         </a:ext>
                       </a:extLst>
                     </a:blip>
+                    <a:srcRect/>
                     <a:stretch>
                       <a:fillRect/>
                     </a:stretch>
                   </pic:blipFill>
-                  <pic:spPr>
+                  <pic:spPr bwMode="auto">
                     <a:xfrm>
                       <a:off x="0" y="0"/>
-                      <a:ext cx="5943600" cy="4292600"/>
+                      <a:ext cx="5943600" cy="4295775"/>
                     </a:xfrm>
                     <a:prstGeom prst="rect">
                       <a:avLst/>
                     </a:prstGeom>
+                    <a:noFill/>
+                    <a:ln>
+                      <a:noFill/>
+                    </a:ln>
                   </pic:spPr>
                 </pic:pic>
               </a:graphicData>
@@ -3592,10 +3634,10 @@
           <w:noProof/>
         </w:rPr>
         <w:drawing>
-          <wp:inline distT="0" distB="0" distL="0" distR="0" wp14:anchorId="4EEE1985" wp14:editId="584EB806">
-            <wp:extent cx="5943600" cy="4292600"/>
-            <wp:effectExtent l="0" t="0" r="0" b="0"/>
-            <wp:docPr id="1872431183" name="Graphic 1"/>
+          <wp:inline distT="0" distB="0" distL="0" distR="0" wp14:anchorId="30DEC68E" wp14:editId="62193565">
+            <wp:extent cx="5943600" cy="4295775"/>
+            <wp:effectExtent l="0" t="0" r="0" b="9525"/>
+            <wp:docPr id="1576510645" name="Picture 7"/>
             <wp:cNvGraphicFramePr>
               <a:graphicFrameLocks xmlns:a="http://schemas.openxmlformats.org/drawingml/2006/main" noChangeAspect="1"/>
             </wp:cNvGraphicFramePr>
@@ -3603,29 +3645,36 @@
               <a:graphicData uri="http://schemas.openxmlformats.org/drawingml/2006/picture">
                 <pic:pic xmlns:pic="http://schemas.openxmlformats.org/drawingml/2006/picture">
                   <pic:nvPicPr>
-                    <pic:cNvPr id="1872431183" name=""/>
-                    <pic:cNvPicPr/>
+                    <pic:cNvPr id="0" name="Picture 7"/>
+                    <pic:cNvPicPr>
+                      <a:picLocks noChangeAspect="1" noChangeArrowheads="1"/>
+                    </pic:cNvPicPr>
                   </pic:nvPicPr>
                   <pic:blipFill>
-                    <a:blip r:embed="rId26">
+                    <a:blip r:embed="rId20" cstate="print">
                       <a:extLst>
-                        <a:ext uri="{96DAC541-7B7A-43D3-8B79-37D633B846F1}">
-                          <asvg:svgBlip xmlns:asvg="http://schemas.microsoft.com/office/drawing/2016/SVG/main" r:embed="rId27"/>
+                        <a:ext uri="{28A0092B-C50C-407E-A947-70E740481C1C}">
+                          <a14:useLocalDpi xmlns:a14="http://schemas.microsoft.com/office/drawing/2010/main" val="0"/>
                         </a:ext>
                       </a:extLst>
                     </a:blip>
+                    <a:srcRect/>
                     <a:stretch>
                       <a:fillRect/>
                     </a:stretch>
                   </pic:blipFill>
-                  <pic:spPr>
+                  <pic:spPr bwMode="auto">
                     <a:xfrm>
                       <a:off x="0" y="0"/>
-                      <a:ext cx="5943600" cy="4292600"/>
+                      <a:ext cx="5943600" cy="4295775"/>
                     </a:xfrm>
                     <a:prstGeom prst="rect">
                       <a:avLst/>
                     </a:prstGeom>
+                    <a:noFill/>
+                    <a:ln>
+                      <a:noFill/>
+                    </a:ln>
                   </pic:spPr>
                 </pic:pic>
               </a:graphicData>
@@ -4310,7 +4359,7 @@
                     </pic:cNvPicPr>
                   </pic:nvPicPr>
                   <pic:blipFill>
-                    <a:blip r:embed="rId28" cstate="print">
+                    <a:blip r:embed="rId21" cstate="print">
                       <a:extLst>
                         <a:ext uri="{28A0092B-C50C-407E-A947-70E740481C1C}">
                           <a14:useLocalDpi xmlns:a14="http://schemas.microsoft.com/office/drawing/2010/main" val="0"/>
@@ -4655,10 +4704,7 @@
         <w:fldChar w:fldCharType="end"/>
       </w:r>
       <w:r>
-        <w:t>, ravens are faced with a very familiar landscape of opportunity, albeit one where availabilities have changed.</w:t>
-      </w:r>
-      <w:r>
-        <w:t xml:space="preserve"> </w:t>
+        <w:t xml:space="preserve">, ravens are faced with a very familiar landscape of opportunity, albeit one where availabilities have changed. </w:t>
       </w:r>
       <w:r>
         <w:t xml:space="preserve">Ravens </w:t>
@@ -6093,6 +6139,7 @@
   <w:style w:type="character" w:default="1" w:styleId="DefaultParagraphFont">
     <w:name w:val="Default Paragraph Font"/>
     <w:uiPriority w:val="1"/>
+    <w:semiHidden/>
     <w:unhideWhenUsed/>
   </w:style>
   <w:style w:type="table" w:default="1" w:styleId="TableNormal">

--- a/reports/thesis/07_chapter_2.docx
+++ b/reports/thesis/07_chapter_2.docx
@@ -55,7 +55,7 @@
         <w:fldChar w:fldCharType="begin"/>
       </w:r>
       <w:r>
-        <w:instrText xml:space="preserve"> ADDIN ZOTERO_ITEM CSL_CITATION {"citationID":"Z2yJQpqy","properties":{"formattedCitation":"(Pyke 1984)","plainCitation":"(Pyke 1984)","noteIndex":0},"citationItems":[{"id":1278,"uris":["http://zotero.org/users/9968163/items/939PC3FA"],"itemData":{"id":1278,"type":"article-journal","container-title":"Annual Review of Ecology and Systematics","ISSN":"0066-4162","page":"523-575","publisher":"Annual Reviews","source":"JSTOR","title":"Optimal Foraging Theory: A Critical Review","title-short":"Optimal Foraging Theory","volume":"15","author":[{"family":"Pyke","given":"Graham H."}],"issued":{"date-parts":[["1984"]]}}}],"schema":"https://github.com/citation-style-language/schema/raw/master/csl-citation.json"} </w:instrText>
+        <w:instrText xml:space="preserve"> ADDIN ZOTERO_ITEM CSL_CITATION {"citationID":"Z2yJQpqy","properties":{"formattedCitation":"(Pyke 1984)","plainCitation":"(Pyke 1984)","noteIndex":0},"citationItems":[{"id":1290,"uris":["http://zotero.org/users/9968163/items/939PC3FA"],"itemData":{"id":1290,"type":"article-journal","container-title":"Annual Review of Ecology and Systematics","ISSN":"0066-4162","page":"523-575","publisher":"Annual Reviews","source":"JSTOR","title":"Optimal Foraging Theory: A Critical Review","title-short":"Optimal Foraging Theory","volume":"15","author":[{"family":"Pyke","given":"Graham H."}],"issued":{"date-parts":[["1984"]]}}}],"schema":"https://github.com/citation-style-language/schema/raw/master/csl-citation.json"} </w:instrText>
       </w:r>
       <w:r>
         <w:fldChar w:fldCharType="separate"/>
@@ -121,7 +121,7 @@
         <w:fldChar w:fldCharType="begin"/>
       </w:r>
       <w:r>
-        <w:instrText xml:space="preserve"> ADDIN ZOTERO_ITEM CSL_CITATION {"citationID":"x7ksYQ90","properties":{"unsorted":false,"formattedCitation":"(Houston 1982, Gese et al. 1996)","plainCitation":"(Houston 1982, Gese et al. 1996)","noteIndex":0},"citationItems":[{"id":912,"uris":["http://zotero.org/users/9968163/items/V3TPPK5S"],"itemData":{"id":912,"type":"article-journal","container-title":"Aspen Bibliography","source":"COinS","title":"The northern Yellowstone elk: ecology and management","title-short":"The northern Yellowstone elk","URL":"https://digitalcommons.usu.edu/aspen_bib/4316","author":[{"family":"Houston","given":"D.G."}],"issued":{"date-parts":[["1982",1,1]]}}},{"id":1804,"uris":["http://zotero.org/users/9968163/items/8MX89JYK"],"itemData":{"id":1804,"type":"article-journal","abstract":"We examined the influence of intrinsic (age, sex, and social status) and extrinsic (snow depth, snowpack hardness, temperature, available ungulate carcass biomass) factors in relation to time–activity budgets of coyotes (Canis latrans) in Yellowstone National Park, Wyoming. We observed 54 coyotes (49 residents from 5 packs, plus 5 transients) for 2507 h from January 1991 to June 1993. Snow depth, ungulate carcass biomass, and habitat type influenced the amount of time coyotes rested, travelled, hunted small mammals, and fed on carcasses. Coyotes decreased travelling and hunting and increased resting and feeding on carcasses as snow depth and available carcass biomass increased. Age and social status of the coyote influenced activity budgets. During times of deep snow and high carcass biomass, pups fed less on carcasses and hunted small mammals more than alpha and beta coyotes. Pups apparently were restricted by older pack members from feeding on a carcass. Thus, pups adopted a different foraging strategy by spending more time hunting small mammals. Coyotes spent most of their time hunting small mammals in mesic meadows and shrub–meadows, where prey densities were highest. Prey-detection rates and prey-capture rates explained 78 and 84%, respectively, of the variation in the amount of time coyotes spent hunting small mammals in each habitat in each winter. Our findings strongly suggested that resource partitioning, as mediated by defense by older coyotes, occurred among coyote pack members in Yellowstone National Park.","citation-key":"geseForagingEcologyCoyotes1996","container-title":"Canadian Journal of Zoology","DOI":"10.1139/z96-089","ISSN":"0008-4301","issue":"5","journalAbbreviation":"Can. J. Zool.","page":"769-783","publisher":"NRC Research Press","source":"cdnsciencepub.com (Atypon)","title":"Foraging ecology of coyotes (Canis latrans): the influence of extrinsic factors and a dominance hierarchy","title-short":"Foraging ecology of coyotes (Canis latrans)","volume":"74","author":[{"family":"Gese","given":"Eric M."},{"family":"Ruff","given":"Robert L."},{"family":"Crabtree","given":"Robert L."}],"issued":{"date-parts":[["1996",5]]}}}],"schema":"https://github.com/citation-style-language/schema/raw/master/csl-citation.json"} </w:instrText>
+        <w:instrText xml:space="preserve"> ADDIN ZOTERO_ITEM CSL_CITATION {"citationID":"x7ksYQ90","properties":{"unsorted":false,"formattedCitation":"(Houston 1982, Gese et al. 1996)","plainCitation":"(Houston 1982, Gese et al. 1996)","noteIndex":0},"citationItems":[{"id":893,"uris":["http://zotero.org/users/9968163/items/V3TPPK5S"],"itemData":{"id":893,"type":"article-journal","container-title":"Aspen Bibliography","source":"COinS","title":"The northern Yellowstone elk: ecology and management","title-short":"The northern Yellowstone elk","URL":"https://digitalcommons.usu.edu/aspen_bib/4316","author":[{"family":"Houston","given":"D.G."}],"issued":{"date-parts":[["1982",1,1]]}}},{"id":1856,"uris":["http://zotero.org/users/9968163/items/8MX89JYK"],"itemData":{"id":1856,"type":"article-journal","abstract":"We examined the influence of intrinsic (age, sex, and social status) and extrinsic (snow depth, snowpack hardness, temperature, available ungulate carcass biomass) factors in relation to time–activity budgets of coyotes (Canis latrans) in Yellowstone National Park, Wyoming. We observed 54 coyotes (49 residents from 5 packs, plus 5 transients) for 2507 h from January 1991 to June 1993. Snow depth, ungulate carcass biomass, and habitat type influenced the amount of time coyotes rested, travelled, hunted small mammals, and fed on carcasses. Coyotes decreased travelling and hunting and increased resting and feeding on carcasses as snow depth and available carcass biomass increased. Age and social status of the coyote influenced activity budgets. During times of deep snow and high carcass biomass, pups fed less on carcasses and hunted small mammals more than alpha and beta coyotes. Pups apparently were restricted by older pack members from feeding on a carcass. Thus, pups adopted a different foraging strategy by spending more time hunting small mammals. Coyotes spent most of their time hunting small mammals in mesic meadows and shrub–meadows, where prey densities were highest. Prey-detection rates and prey-capture rates explained 78 and 84%, respectively, of the variation in the amount of time coyotes spent hunting small mammals in each habitat in each winter. Our findings strongly suggested that resource partitioning, as mediated by defense by older coyotes, occurred among coyote pack members in Yellowstone National Park.","citation-key":"geseForagingEcologyCoyotes1996","container-title":"Canadian Journal of Zoology","DOI":"10.1139/z96-089","ISSN":"0008-4301","issue":"5","journalAbbreviation":"Can. J. Zool.","page":"769-783","publisher":"NRC Research Press","source":"cdnsciencepub.com (Atypon)","title":"Foraging ecology of coyotes (Canis latrans): the influence of extrinsic factors and a dominance hierarchy","title-short":"Foraging ecology of coyotes (Canis latrans)","volume":"74","author":[{"family":"Gese","given":"Eric M."},{"family":"Ruff","given":"Robert L."},{"family":"Crabtree","given":"Robert L."}],"issued":{"date-parts":[["1996",5]]}}}],"schema":"https://github.com/citation-style-language/schema/raw/master/csl-citation.json"} </w:instrText>
       </w:r>
       <w:r>
         <w:fldChar w:fldCharType="separate"/>
@@ -157,7 +157,7 @@
         <w:fldChar w:fldCharType="begin"/>
       </w:r>
       <w:r>
-        <w:instrText xml:space="preserve"> ADDIN ZOTERO_ITEM CSL_CITATION {"citationID":"Yln5fh2p","properties":{"unsorted":false,"formattedCitation":"(Bump et al. 2009)","plainCitation":"(Bump et al. 2009)","noteIndex":0},"citationItems":[{"id":1806,"uris":["http://zotero.org/users/9968163/items/A6QC3M4R"],"itemData":{"id":1806,"type":"article-journal","abstract":"Mechanistic links between top terrestrial predators and biogeochemical processes remain poorly understood. Here we demonstrate that large carnivores configure landscape heterogeneity through prey carcass distribution. A 50-year record composed of &gt;3600 moose carcasses from Isle Royale National Park, Michigan, USA, showed that wolves modulate heterogeneity in soil nutrients, soil microbes, and plant quality by clustering prey carcasses over space. Despite being well utilized by predators, moose carcasses resulted in elevated soil macronutrients and microbial biomass, shifts in soil microbial composition, and elevated leaf nitrogen for at least 2–3 years at kill sites. Wolf-killed moose were deposited in some regions of the study landscape at up to 12× the rate of deposition in other regions. Carcass density also varied temporally, changing as much as 19-fold in some locations during the 50-year study period. This variation arises, in part, directly from variation in wolf hunting behavior. This study identifies a top terrestrial predator as a mechanism generating landscape heterogeneity, demonstrating reciprocal links between large carnivore behavior and ecosystem function.","citation-key":"bumpWolvesModulateSoil2009","container-title":"Ecology","DOI":"10.1890/09-0292.1","ISSN":"1939-9170","issue":"11","language":"en","note":"_eprint: https://esajournals.onlinelibrary.wiley.com/doi/pdf/10.1890/09-0292.1","page":"3159-3167","source":"Wiley Online Library","title":"Wolves modulate soil nutrient heterogeneity and foliar nitrogen by configuring the distribution of ungulate carcasses","volume":"90","author":[{"family":"Bump","given":"Joseph K."},{"family":"Peterson","given":"Rolf O."},{"family":"Vucetich","given":"John A."}],"issued":{"date-parts":[["2009"]]}}}],"schema":"https://github.com/citation-style-language/schema/raw/master/csl-citation.json"} </w:instrText>
+        <w:instrText xml:space="preserve"> ADDIN ZOTERO_ITEM CSL_CITATION {"citationID":"Yln5fh2p","properties":{"unsorted":false,"formattedCitation":"(Bump et al. 2009)","plainCitation":"(Bump et al. 2009)","noteIndex":0},"citationItems":[{"id":1851,"uris":["http://zotero.org/users/9968163/items/A6QC3M4R"],"itemData":{"id":1851,"type":"article-journal","abstract":"Mechanistic links between top terrestrial predators and biogeochemical processes remain poorly understood. Here we demonstrate that large carnivores configure landscape heterogeneity through prey carcass distribution. A 50-year record composed of &gt;3600 moose carcasses from Isle Royale National Park, Michigan, USA, showed that wolves modulate heterogeneity in soil nutrients, soil microbes, and plant quality by clustering prey carcasses over space. Despite being well utilized by predators, moose carcasses resulted in elevated soil macronutrients and microbial biomass, shifts in soil microbial composition, and elevated leaf nitrogen for at least 2–3 years at kill sites. Wolf-killed moose were deposited in some regions of the study landscape at up to 12× the rate of deposition in other regions. Carcass density also varied temporally, changing as much as 19-fold in some locations during the 50-year study period. This variation arises, in part, directly from variation in wolf hunting behavior. This study identifies a top terrestrial predator as a mechanism generating landscape heterogeneity, demonstrating reciprocal links between large carnivore behavior and ecosystem function.","citation-key":"bumpWolvesModulateSoil2009","container-title":"Ecology","DOI":"10.1890/09-0292.1","ISSN":"1939-9170","issue":"11","language":"en","note":"_eprint: https://esajournals.onlinelibrary.wiley.com/doi/pdf/10.1890/09-0292.1","page":"3159-3167","source":"Wiley Online Library","title":"Wolves modulate soil nutrient heterogeneity and foliar nitrogen by configuring the distribution of ungulate carcasses","volume":"90","author":[{"family":"Bump","given":"Joseph K."},{"family":"Peterson","given":"Rolf O."},{"family":"Vucetich","given":"John A."}],"issued":{"date-parts":[["2009"]]}}}],"schema":"https://github.com/citation-style-language/schema/raw/master/csl-citation.json"} </w:instrText>
       </w:r>
       <w:r>
         <w:fldChar w:fldCharType="separate"/>
@@ -193,7 +193,7 @@
         <w:fldChar w:fldCharType="begin"/>
       </w:r>
       <w:r>
-        <w:instrText xml:space="preserve"> ADDIN ZOTERO_ITEM CSL_CITATION {"citationID":"dtyNKqKf","properties":{"formattedCitation":"(Ruxton and Houston 2004, Naves-Alegre et al. 2022)","plainCitation":"(Ruxton and Houston 2004, Naves-Alegre et al. 2022)","noteIndex":0},"citationItems":[{"id":1171,"uris":["http://zotero.org/users/9968163/items/DZBTCELX"],"itemData":{"id":1171,"type":"article-journal","abstract":"Among extant vertebrates, only the 23 species of vulture are obligate scavengers. We use an energetic modelling approach to explore the constraints imposed by an obligate scavenging lifestyle, and to ask whether obligate scavengers must always be avian and generally large-bodied users of soaring flight. Our model found that aerial scavengers always out-competed postulated terrestrial ones, mainly because flight allows area to be searched much more rapidly for carrion. Soaring was favoured over flapping flight because the reduction in flight speed (and so rate of area search) was more than compensated for by the decrease in the costs of transport. Large individual size is selected for if carrion is available in large packages, when obligate scavenger feed only infrequently, and so must be able to survive on body reserves in the periods between discovering food falls. In the absence of avian radiation, an obligate terrestrial scavenger seems energetically feasible, but we argue that such a beast is unlikely to have evolved. In birds, in order to become exclusive scavengers, vultures have needed to specialize for efficient soaring flight as a low energy form of travel, and as a consequence they have lost the agility needed to kill prey. In mammals, however, no comparable trade-off occurs. So for terrestrial carnivores there is probably no strong selection pressure towards being an exclusive scavenger. Indeed it will perhaps always be more advantageous to retain the flexibility of obtaining food by either predation or scavenging.","container-title":"Journal of Theoretical Biology","DOI":"10.1016/j.jtbi.2004.02.005","ISSN":"0022-5193","issue":"3","journalAbbreviation":"Journal of Theoretical Biology","page":"431-436","source":"ScienceDirect","title":"Obligate vertebrate scavengers must be large soaring fliers","volume":"228","author":[{"family":"Ruxton","given":"Graeme D."},{"family":"Houston","given":"David C."}],"issued":{"date-parts":[["2004",6,7]]}}},{"id":1168,"uris":["http://zotero.org/users/9968163/items/DTP8P85B"],"itemData":{"id":1168,"type":"article-journal","abstract":"Social information, acquired through the observation of other individuals, is especially relevant among species belonging to the same guild. The unpredictable and ephemeral nature of carrion implies that social mechanisms may be selected among scavenger species to facilitate carcass location and consumption. Here, we apply a survival-modelling strategy to data obtained through the placement and monitoring of carcasses in the field to analyse possible information transmission cascades within a Neotropical scavenger community. Our study highlights how the use of different senses (smell and sight) within this guild facilitates carcass location through the transmission of social information between species with different carrion foraging efficiencies. Vultures with a highly developed sense of smell play a key role in this process, as they are the first to arrive at the carcasses and their presence seems to serve as a visual cue for other species to locate the resource. Our study supports the local enhancement hypothesis within scavengers, whereby individuals locate carcasses by following foraging heterospecifics, also suggesting the importance of the sense of smell in the maintenance of the community structure.","container-title":"Proceedings of the Royal Society B: Biological Sciences","DOI":"10.1098/rspb.2022.0843","ISSN":"0962-8452","issue":"1986","journalAbbreviation":"Proc Biol Sci","page":"20220843","source":"Silverchair","title":"Scavenging in the realm of senses: smell and vision drive recruitment at carcasses in Neotropical ecosystems","title-short":"Scavenging in the realm of senses","volume":"289","author":[{"family":"Naves-Alegre","given":"Lara"},{"family":"Morales-Reyes","given":"Zebensui"},{"family":"Sánchez-Zapata","given":"José Antonio"},{"family":"Sebastián-González","given":"Esther"},{"family":"Ovaskainen","given":"Otso"}],"issued":{"date-parts":[["2022",11,2]]}}}],"schema":"https://github.com/citation-style-language/schema/raw/master/csl-citation.json"} </w:instrText>
+        <w:instrText xml:space="preserve"> ADDIN ZOTERO_ITEM CSL_CITATION {"citationID":"dtyNKqKf","properties":{"formattedCitation":"(Ruxton and Houston 2004, Naves-Alegre et al. 2022)","plainCitation":"(Ruxton and Houston 2004, Naves-Alegre et al. 2022)","noteIndex":0},"citationItems":[{"id":1185,"uris":["http://zotero.org/users/9968163/items/DZBTCELX"],"itemData":{"id":1185,"type":"article-journal","abstract":"Among extant vertebrates, only the 23 species of vulture are obligate scavengers. We use an energetic modelling approach to explore the constraints imposed by an obligate scavenging lifestyle, and to ask whether obligate scavengers must always be avian and generally large-bodied users of soaring flight. Our model found that aerial scavengers always out-competed postulated terrestrial ones, mainly because flight allows area to be searched much more rapidly for carrion. Soaring was favoured over flapping flight because the reduction in flight speed (and so rate of area search) was more than compensated for by the decrease in the costs of transport. Large individual size is selected for if carrion is available in large packages, when obligate scavenger feed only infrequently, and so must be able to survive on body reserves in the periods between discovering food falls. In the absence of avian radiation, an obligate terrestrial scavenger seems energetically feasible, but we argue that such a beast is unlikely to have evolved. In birds, in order to become exclusive scavengers, vultures have needed to specialize for efficient soaring flight as a low energy form of travel, and as a consequence they have lost the agility needed to kill prey. In mammals, however, no comparable trade-off occurs. So for terrestrial carnivores there is probably no strong selection pressure towards being an exclusive scavenger. Indeed it will perhaps always be more advantageous to retain the flexibility of obtaining food by either predation or scavenging.","container-title":"Journal of Theoretical Biology","DOI":"10.1016/j.jtbi.2004.02.005","ISSN":"0022-5193","issue":"3","journalAbbreviation":"Journal of Theoretical Biology","page":"431-436","source":"ScienceDirect","title":"Obligate vertebrate scavengers must be large soaring fliers","volume":"228","author":[{"family":"Ruxton","given":"Graeme D."},{"family":"Houston","given":"David C."}],"issued":{"date-parts":[["2004",6,7]]}}},{"id":1182,"uris":["http://zotero.org/users/9968163/items/DTP8P85B"],"itemData":{"id":1182,"type":"article-journal","abstract":"Social information, acquired through the observation of other individuals, is especially relevant among species belonging to the same guild. The unpredictable and ephemeral nature of carrion implies that social mechanisms may be selected among scavenger species to facilitate carcass location and consumption. Here, we apply a survival-modelling strategy to data obtained through the placement and monitoring of carcasses in the field to analyse possible information transmission cascades within a Neotropical scavenger community. Our study highlights how the use of different senses (smell and sight) within this guild facilitates carcass location through the transmission of social information between species with different carrion foraging efficiencies. Vultures with a highly developed sense of smell play a key role in this process, as they are the first to arrive at the carcasses and their presence seems to serve as a visual cue for other species to locate the resource. Our study supports the local enhancement hypothesis within scavengers, whereby individuals locate carcasses by following foraging heterospecifics, also suggesting the importance of the sense of smell in the maintenance of the community structure.","container-title":"Proceedings of the Royal Society B: Biological Sciences","DOI":"10.1098/rspb.2022.0843","ISSN":"0962-8452","issue":"1986","journalAbbreviation":"Proc Biol Sci","page":"20220843","source":"Silverchair","title":"Scavenging in the realm of senses: smell and vision drive recruitment at carcasses in Neotropical ecosystems","title-short":"Scavenging in the realm of senses","volume":"289","author":[{"family":"Naves-Alegre","given":"Lara"},{"family":"Morales-Reyes","given":"Zebensui"},{"family":"Sánchez-Zapata","given":"José Antonio"},{"family":"Sebastián-González","given":"Esther"},{"family":"Ovaskainen","given":"Otso"}],"issued":{"date-parts":[["2022",11,2]]}}}],"schema":"https://github.com/citation-style-language/schema/raw/master/csl-citation.json"} </w:instrText>
       </w:r>
       <w:r>
         <w:fldChar w:fldCharType="separate"/>
@@ -224,7 +224,7 @@
         <w:fldChar w:fldCharType="begin"/>
       </w:r>
       <w:r>
-        <w:instrText xml:space="preserve"> ADDIN ZOTERO_ITEM CSL_CITATION {"citationID":"wmCSJOn3","properties":{"unsorted":false,"formattedCitation":"(Wilmers et al. 2003{\\i{}b})","plainCitation":"(Wilmers et al. 2003b)","noteIndex":0},"citationItems":[{"id":12,"uris":["http://zotero.org/users/9968163/items/CP2GY75A"],"itemData":{"id":12,"type":"article-journal","abstract":"The Greater Yellowstone Ecosystem in the northern Rocky Mountains provides the context for a natural experiment to investigate the response of consumers to resources with differing spatial and temporal dispersion regimes. Grey wolves (Canis lupus) and human hunters both provide resource subsidies to scavengers by provisioning them with the remains of their kills. Carrion from hunter kills is highly aggregated in time and space whereas carrion from wolf kills is more dispersed in both time and space. We estimated the total amount of carrion consumed by each scavenger species at both wolf and hunter kills over 4 years. Species with large feeding radii [bald eagles (Haliaeetus leucocephalus) and ravens (Corvus corax)], defined as the area over which a consumer can efficiently locate and integrate resources, dominated consumption at the highly aggregated hunter kills whereas competitively dominant species [coyotes (Canis latrans)] dominated at the more dispersed wolf kills. In addition, species diversity and the evenness of carrion consumption between scavengers was greater at wolf kills than at hunter kills while the total number of scavengers at hunter kills exceeded those at wolf kills. From a community perspective, the top–down effect of predation is likely to be stronger in the vicinity of highly aggregated resource pulses as species with large feeding radii switch to feeding on alternative prey once the resource pulse subsides.","container-title":"Ecology Letters","DOI":"10.1046/j.1461-0248.2003.00522.x","ISSN":"1461-0248","issue":"11","language":"en","note":"_eprint: https://onlinelibrary.wiley.com/doi/pdf/10.1046/j.1461-0248.2003.00522.x","page":"996-1003","source":"Wiley Online Library","title":"Resource dispersion and consumer dominance: scavenging at wolf- and hunter-killed carcasses in Greater Yellowstone, USA","title-short":"Resource dispersion and consumer dominance","volume":"6","author":[{"family":"Wilmers","given":"Christopher C."},{"family":"Stahler","given":"Daniel R."},{"family":"Crabtree","given":"Robert L."},{"family":"Smith","given":"Douglas W."},{"family":"Getz","given":"Wayne M."}],"issued":{"date-parts":[["2003"]]}}}],"schema":"https://github.com/citation-style-language/schema/raw/master/csl-citation.json"} </w:instrText>
+        <w:instrText xml:space="preserve"> ADDIN ZOTERO_ITEM CSL_CITATION {"citationID":"wmCSJOn3","properties":{"unsorted":false,"formattedCitation":"(Wilmers et al. 2003{\\i{}b})","plainCitation":"(Wilmers et al. 2003b)","noteIndex":0},"citationItems":[{"id":74,"uris":["http://zotero.org/users/9968163/items/CP2GY75A"],"itemData":{"id":74,"type":"article-journal","abstract":"The Greater Yellowstone Ecosystem in the northern Rocky Mountains provides the context for a natural experiment to investigate the response of consumers to resources with differing spatial and temporal dispersion regimes. Grey wolves (Canis lupus) and human hunters both provide resource subsidies to scavengers by provisioning them with the remains of their kills. Carrion from hunter kills is highly aggregated in time and space whereas carrion from wolf kills is more dispersed in both time and space. We estimated the total amount of carrion consumed by each scavenger species at both wolf and hunter kills over 4 years. Species with large feeding radii [bald eagles (Haliaeetus leucocephalus) and ravens (Corvus corax)], defined as the area over which a consumer can efficiently locate and integrate resources, dominated consumption at the highly aggregated hunter kills whereas competitively dominant species [coyotes (Canis latrans)] dominated at the more dispersed wolf kills. In addition, species diversity and the evenness of carrion consumption between scavengers was greater at wolf kills than at hunter kills while the total number of scavengers at hunter kills exceeded those at wolf kills. From a community perspective, the top–down effect of predation is likely to be stronger in the vicinity of highly aggregated resource pulses as species with large feeding radii switch to feeding on alternative prey once the resource pulse subsides.","container-title":"Ecology Letters","DOI":"10.1046/j.1461-0248.2003.00522.x","ISSN":"1461-0248","issue":"11","language":"en","note":"_eprint: https://onlinelibrary.wiley.com/doi/pdf/10.1046/j.1461-0248.2003.00522.x","page":"996-1003","source":"Wiley Online Library","title":"Resource dispersion and consumer dominance: scavenging at wolf- and hunter-killed carcasses in Greater Yellowstone, USA","title-short":"Resource dispersion and consumer dominance","volume":"6","author":[{"family":"Wilmers","given":"Christopher C."},{"family":"Stahler","given":"Daniel R."},{"family":"Crabtree","given":"Robert L."},{"family":"Smith","given":"Douglas W."},{"family":"Getz","given":"Wayne M."}],"issued":{"date-parts":[["2003"]]}}}],"schema":"https://github.com/citation-style-language/schema/raw/master/csl-citation.json"} </w:instrText>
       </w:r>
       <w:r>
         <w:fldChar w:fldCharType="separate"/>
@@ -262,7 +262,7 @@
         <w:fldChar w:fldCharType="begin"/>
       </w:r>
       <w:r>
-        <w:instrText xml:space="preserve"> ADDIN ZOTERO_ITEM CSL_CITATION {"citationID":"5N7u9cr0","properties":{"formattedCitation":"(Bartumeus et al. 2010, Cort\\uc0\\u233{}s-Avizanda et al. 2012)","plainCitation":"(Bartumeus et al. 2010, Cortés-Avizanda et al. 2012)","noteIndex":0},"citationItems":[{"id":160,"uris":["http://zotero.org/users/9968163/items/B4N738RJ"],"itemData":{"id":160,"type":"article-journal","abstract":"Human fishing activities are negatively altering marine ecosystems in many ways 1, 2, but scavenging animals such as seabirds are taking advantage of such activities by exploiting fishery discards 3, 4, 5. Despite the well-known impact of fisheries on seabird population dynamics 6, 7, 8, 9, 10, little is known about how discard availability affects seabird movement patterns. Using scenarios with and without trawling activity, we present evidence that fisheries modify the natural way in which two Mediterranean seabirds explore the seascape to look for resources during the breeding season. Based on satellite tracking data and a mathematical framework to quantify anomalous diffusion phenomena, we show how the interplay between traveling distances and pause periods contributes to the spatial spreading of the seabirds at regional scales (i.e., 10–250 km). When trawlers operate, seabirds show exponentially distributed traveling distances and a strong site fidelity to certain foraging areas, the whole foraging process being subdiffusive. In the absence of trawling activity, the site fidelity increases, but the whole movement pattern appears dominated by rare but very large traveling distances, making foraging a superdiffusive process. Our results demonstrate human involvement on landscape-level behavioral ecology and provide a new ecosystemic approach in the study of fishery-seabird interactions.","container-title":"Current Biology","DOI":"10.1016/j.cub.2009.11.073","ISSN":"0960-9822","issue":"3","journalAbbreviation":"Current Biology","language":"en","page":"215-222","source":"ScienceDirect","title":"Fishery Discards Impact on Seabird Movement Patterns at Regional Scales","volume":"20","author":[{"family":"Bartumeus","given":"Frederic"},{"family":"Giuggioli","given":"Luca"},{"family":"Louzao","given":"Maite"},{"family":"Bretagnolle","given":"Vincent"},{"family":"Oro","given":"Daniel"},{"family":"Levin","given":"Simon A."}],"issued":{"date-parts":[["2010",2,9]]}}},{"id":129,"uris":["http://zotero.org/users/9968163/items/TN7RP6JR"],"itemData":{"id":129,"type":"article-journal","abstract":"Chance per se plays a key role in ecology and evolution, e.g., genetic mutation, resource spatiotemporal unpredictability. In community ecology, chance is recognized as a key factor in community assemblage, but less is known about its role in intraguild processes leading to species coexistence. Here we study the relevance of resource unpredictability per se as a promoter of intraguild positive interspecific interactions and as a biodiversity enhancer in an Old World avian scavenger guild, which has evolved to feed upon spatially and temporally unpredictable resources, i.e., carcasses. We performed a large-scale field experiment in which 58 carcasses were disposed of and observed until complete consumption, either in continuously active supplementary feeding stations (predictable carcasses) or disposed of at random in the field (unpredictable carcasses). Richness of scavenger species was similar at unpredictable and predictable carcasses, but their relative abundances were highly uneven at predictable carcasses leading to higher scavenger diversity (Shannon index) at unpredictable carcasses. Facilitatory interspecific processes only occurred at unpredictable resources but were disrupted in predictable conditions because the dominant specialist species (in our case, the Griffon Vulture Gyps fulvus) arrived earlier and in larger numbers, monopolizing the resource. Small, endangered scavengers congregated at supplementary feeding stations but profited less compared to unpredictable carcasses, suggesting that they could constitute an ecological trap. Our findings offer new insights into the relevance of unpredictability of trophic resources in promoting both positive facilitatory interspecific interactions and species diversity and thus maintaining the function of guilds. Finally, the preservation of randomness in resource availability and the processes associated with its exploitation should be a major goal of conservation strategies aimed to preserve scavenger guilds evolved under naturally unpredictable trophic resources.","container-title":"Ecology","DOI":"10.2307/41739615","issue":"12","journalAbbreviation":"Ecology","page":"2570-2579","source":"ResearchGate","title":"Resource unpredictability promotes species diversity and coexistence in an avian scavenger guild: A field experiment","title-short":"Resource unpredictability promotes species diversity and coexistence in an avian scavenger guild","volume":"93","author":[{"family":"Cortés-Avizanda","given":"Ainara"},{"family":"Jovani","given":"Roger"},{"family":"Carrete","given":"Martina"},{"family":"Donázar","given":"José"}],"issued":{"date-parts":[["2012",12,1]]}}}],"schema":"https://github.com/citation-style-language/schema/raw/master/csl-citation.json"} </w:instrText>
+        <w:instrText xml:space="preserve"> ADDIN ZOTERO_ITEM CSL_CITATION {"citationID":"5N7u9cr0","properties":{"formattedCitation":"(Bartumeus et al. 2010, Cort\\uc0\\u233{}s-Avizanda et al. 2012)","plainCitation":"(Bartumeus et al. 2010, Cortés-Avizanda et al. 2012)","noteIndex":0},"citationItems":[{"id":56,"uris":["http://zotero.org/users/9968163/items/B4N738RJ"],"itemData":{"id":56,"type":"article-journal","abstract":"Human fishing activities are negatively altering marine ecosystems in many ways 1, 2, but scavenging animals such as seabirds are taking advantage of such activities by exploiting fishery discards 3, 4, 5. Despite the well-known impact of fisheries on seabird population dynamics 6, 7, 8, 9, 10, little is known about how discard availability affects seabird movement patterns. Using scenarios with and without trawling activity, we present evidence that fisheries modify the natural way in which two Mediterranean seabirds explore the seascape to look for resources during the breeding season. Based on satellite tracking data and a mathematical framework to quantify anomalous diffusion phenomena, we show how the interplay between traveling distances and pause periods contributes to the spatial spreading of the seabirds at regional scales (i.e., 10–250 km). When trawlers operate, seabirds show exponentially distributed traveling distances and a strong site fidelity to certain foraging areas, the whole foraging process being subdiffusive. In the absence of trawling activity, the site fidelity increases, but the whole movement pattern appears dominated by rare but very large traveling distances, making foraging a superdiffusive process. Our results demonstrate human involvement on landscape-level behavioral ecology and provide a new ecosystemic approach in the study of fishery-seabird interactions.","container-title":"Current Biology","DOI":"10.1016/j.cub.2009.11.073","ISSN":"0960-9822","issue":"3","journalAbbreviation":"Current Biology","language":"en","page":"215-222","source":"ScienceDirect","title":"Fishery Discards Impact on Seabird Movement Patterns at Regional Scales","volume":"20","author":[{"family":"Bartumeus","given":"Frederic"},{"family":"Giuggioli","given":"Luca"},{"family":"Louzao","given":"Maite"},{"family":"Bretagnolle","given":"Vincent"},{"family":"Oro","given":"Daniel"},{"family":"Levin","given":"Simon A."}],"issued":{"date-parts":[["2010",2,9]]}}},{"id":68,"uris":["http://zotero.org/users/9968163/items/TN7RP6JR"],"itemData":{"id":68,"type":"article-journal","abstract":"Chance per se plays a key role in ecology and evolution, e.g., genetic mutation, resource spatiotemporal unpredictability. In community ecology, chance is recognized as a key factor in community assemblage, but less is known about its role in intraguild processes leading to species coexistence. Here we study the relevance of resource unpredictability per se as a promoter of intraguild positive interspecific interactions and as a biodiversity enhancer in an Old World avian scavenger guild, which has evolved to feed upon spatially and temporally unpredictable resources, i.e., carcasses. We performed a large-scale field experiment in which 58 carcasses were disposed of and observed until complete consumption, either in continuously active supplementary feeding stations (predictable carcasses) or disposed of at random in the field (unpredictable carcasses). Richness of scavenger species was similar at unpredictable and predictable carcasses, but their relative abundances were highly uneven at predictable carcasses leading to higher scavenger diversity (Shannon index) at unpredictable carcasses. Facilitatory interspecific processes only occurred at unpredictable resources but were disrupted in predictable conditions because the dominant specialist species (in our case, the Griffon Vulture Gyps fulvus) arrived earlier and in larger numbers, monopolizing the resource. Small, endangered scavengers congregated at supplementary feeding stations but profited less compared to unpredictable carcasses, suggesting that they could constitute an ecological trap. Our findings offer new insights into the relevance of unpredictability of trophic resources in promoting both positive facilitatory interspecific interactions and species diversity and thus maintaining the function of guilds. Finally, the preservation of randomness in resource availability and the processes associated with its exploitation should be a major goal of conservation strategies aimed to preserve scavenger guilds evolved under naturally unpredictable trophic resources.","container-title":"Ecology","DOI":"10.2307/41739615","issue":"12","journalAbbreviation":"Ecology","page":"2570-2579","source":"ResearchGate","title":"Resource unpredictability promotes species diversity and coexistence in an avian scavenger guild: A field experiment","title-short":"Resource unpredictability promotes species diversity and coexistence in an avian scavenger guild","volume":"93","author":[{"family":"Cortés-Avizanda","given":"Ainara"},{"family":"Jovani","given":"Roger"},{"family":"Carrete","given":"Martina"},{"family":"Donázar","given":"José"}],"issued":{"date-parts":[["2012",12,1]]}}}],"schema":"https://github.com/citation-style-language/schema/raw/master/csl-citation.json"} </w:instrText>
       </w:r>
       <w:r>
         <w:fldChar w:fldCharType="separate"/>
@@ -294,7 +294,7 @@
         <w:fldChar w:fldCharType="begin"/>
       </w:r>
       <w:r>
-        <w:instrText xml:space="preserve"> ADDIN ZOTERO_ITEM CSL_CITATION {"citationID":"J2wSJFyO","properties":{"formattedCitation":"(MacNulty 2002)","plainCitation":"(MacNulty 2002)","noteIndex":0},"citationItems":[{"id":1002,"uris":["http://zotero.org/users/9968163/items/GIYY9MWJ"],"itemData":{"id":1002,"type":"thesis","abstract":"Thesis (M.S.)--University of Minnesota, 2002. Includes Bibliographical references (leaves 47-52).","source":"ResearchGate","title":"The predatory sequence and the influence of injury risk on hunting behavior in the wolf","author":[{"family":"MacNulty","given":"Daniel"}],"issued":{"date-parts":[["2002",1,1]]}}}],"schema":"https://github.com/citation-style-language/schema/raw/master/csl-citation.json"} </w:instrText>
+        <w:instrText xml:space="preserve"> ADDIN ZOTERO_ITEM CSL_CITATION {"citationID":"J2wSJFyO","properties":{"formattedCitation":"(MacNulty 2002)","plainCitation":"(MacNulty 2002)","noteIndex":0},"citationItems":[{"id":1066,"uris":["http://zotero.org/users/9968163/items/GIYY9MWJ"],"itemData":{"id":1066,"type":"thesis","abstract":"Thesis (M.S.)--University of Minnesota, 2002. Includes Bibliographical references (leaves 47-52).","source":"ResearchGate","title":"The predatory sequence and the influence of injury risk on hunting behavior in the wolf","author":[{"family":"MacNulty","given":"Daniel"}],"issued":{"date-parts":[["2002",1,1]]}}}],"schema":"https://github.com/citation-style-language/schema/raw/master/csl-citation.json"} </w:instrText>
       </w:r>
       <w:r>
         <w:fldChar w:fldCharType="separate"/>
@@ -312,7 +312,7 @@
         <w:fldChar w:fldCharType="begin"/>
       </w:r>
       <w:r>
-        <w:instrText xml:space="preserve"> ADDIN ZOTERO_ITEM CSL_CITATION {"citationID":"37yzpvyr","properties":{"formattedCitation":"(Wilmers et al. 2003{\\i{}b})","plainCitation":"(Wilmers et al. 2003b)","noteIndex":0},"citationItems":[{"id":12,"uris":["http://zotero.org/users/9968163/items/CP2GY75A"],"itemData":{"id":12,"type":"article-journal","abstract":"The Greater Yellowstone Ecosystem in the northern Rocky Mountains provides the context for a natural experiment to investigate the response of consumers to resources with differing spatial and temporal dispersion regimes. Grey wolves (Canis lupus) and human hunters both provide resource subsidies to scavengers by provisioning them with the remains of their kills. Carrion from hunter kills is highly aggregated in time and space whereas carrion from wolf kills is more dispersed in both time and space. We estimated the total amount of carrion consumed by each scavenger species at both wolf and hunter kills over 4 years. Species with large feeding radii [bald eagles (Haliaeetus leucocephalus) and ravens (Corvus corax)], defined as the area over which a consumer can efficiently locate and integrate resources, dominated consumption at the highly aggregated hunter kills whereas competitively dominant species [coyotes (Canis latrans)] dominated at the more dispersed wolf kills. In addition, species diversity and the evenness of carrion consumption between scavengers was greater at wolf kills than at hunter kills while the total number of scavengers at hunter kills exceeded those at wolf kills. From a community perspective, the top–down effect of predation is likely to be stronger in the vicinity of highly aggregated resource pulses as species with large feeding radii switch to feeding on alternative prey once the resource pulse subsides.","container-title":"Ecology Letters","DOI":"10.1046/j.1461-0248.2003.00522.x","ISSN":"1461-0248","issue":"11","language":"en","note":"_eprint: https://onlinelibrary.wiley.com/doi/pdf/10.1046/j.1461-0248.2003.00522.x","page":"996-1003","source":"Wiley Online Library","title":"Resource dispersion and consumer dominance: scavenging at wolf- and hunter-killed carcasses in Greater Yellowstone, USA","title-short":"Resource dispersion and consumer dominance","volume":"6","author":[{"family":"Wilmers","given":"Christopher C."},{"family":"Stahler","given":"Daniel R."},{"family":"Crabtree","given":"Robert L."},{"family":"Smith","given":"Douglas W."},{"family":"Getz","given":"Wayne M."}],"issued":{"date-parts":[["2003"]]}}}],"schema":"https://github.com/citation-style-language/schema/raw/master/csl-citation.json"} </w:instrText>
+        <w:instrText xml:space="preserve"> ADDIN ZOTERO_ITEM CSL_CITATION {"citationID":"37yzpvyr","properties":{"formattedCitation":"(Wilmers et al. 2003{\\i{}b})","plainCitation":"(Wilmers et al. 2003b)","noteIndex":0},"citationItems":[{"id":74,"uris":["http://zotero.org/users/9968163/items/CP2GY75A"],"itemData":{"id":74,"type":"article-journal","abstract":"The Greater Yellowstone Ecosystem in the northern Rocky Mountains provides the context for a natural experiment to investigate the response of consumers to resources with differing spatial and temporal dispersion regimes. Grey wolves (Canis lupus) and human hunters both provide resource subsidies to scavengers by provisioning them with the remains of their kills. Carrion from hunter kills is highly aggregated in time and space whereas carrion from wolf kills is more dispersed in both time and space. We estimated the total amount of carrion consumed by each scavenger species at both wolf and hunter kills over 4 years. Species with large feeding radii [bald eagles (Haliaeetus leucocephalus) and ravens (Corvus corax)], defined as the area over which a consumer can efficiently locate and integrate resources, dominated consumption at the highly aggregated hunter kills whereas competitively dominant species [coyotes (Canis latrans)] dominated at the more dispersed wolf kills. In addition, species diversity and the evenness of carrion consumption between scavengers was greater at wolf kills than at hunter kills while the total number of scavengers at hunter kills exceeded those at wolf kills. From a community perspective, the top–down effect of predation is likely to be stronger in the vicinity of highly aggregated resource pulses as species with large feeding radii switch to feeding on alternative prey once the resource pulse subsides.","container-title":"Ecology Letters","DOI":"10.1046/j.1461-0248.2003.00522.x","ISSN":"1461-0248","issue":"11","language":"en","note":"_eprint: https://onlinelibrary.wiley.com/doi/pdf/10.1046/j.1461-0248.2003.00522.x","page":"996-1003","source":"Wiley Online Library","title":"Resource dispersion and consumer dominance: scavenging at wolf- and hunter-killed carcasses in Greater Yellowstone, USA","title-short":"Resource dispersion and consumer dominance","volume":"6","author":[{"family":"Wilmers","given":"Christopher C."},{"family":"Stahler","given":"Daniel R."},{"family":"Crabtree","given":"Robert L."},{"family":"Smith","given":"Douglas W."},{"family":"Getz","given":"Wayne M."}],"issued":{"date-parts":[["2003"]]}}}],"schema":"https://github.com/citation-style-language/schema/raw/master/csl-citation.json"} </w:instrText>
       </w:r>
       <w:r>
         <w:fldChar w:fldCharType="separate"/>
@@ -350,7 +350,7 @@
         <w:fldChar w:fldCharType="begin"/>
       </w:r>
       <w:r>
-        <w:instrText xml:space="preserve"> ADDIN ZOTERO_ITEM CSL_CITATION {"citationID":"wrKV41oM","properties":{"formattedCitation":"(Wilmers et al. 2003{\\i{}b})","plainCitation":"(Wilmers et al. 2003b)","noteIndex":0},"citationItems":[{"id":12,"uris":["http://zotero.org/users/9968163/items/CP2GY75A"],"itemData":{"id":12,"type":"article-journal","abstract":"The Greater Yellowstone Ecosystem in the northern Rocky Mountains provides the context for a natural experiment to investigate the response of consumers to resources with differing spatial and temporal dispersion regimes. Grey wolves (Canis lupus) and human hunters both provide resource subsidies to scavengers by provisioning them with the remains of their kills. Carrion from hunter kills is highly aggregated in time and space whereas carrion from wolf kills is more dispersed in both time and space. We estimated the total amount of carrion consumed by each scavenger species at both wolf and hunter kills over 4 years. Species with large feeding radii [bald eagles (Haliaeetus leucocephalus) and ravens (Corvus corax)], defined as the area over which a consumer can efficiently locate and integrate resources, dominated consumption at the highly aggregated hunter kills whereas competitively dominant species [coyotes (Canis latrans)] dominated at the more dispersed wolf kills. In addition, species diversity and the evenness of carrion consumption between scavengers was greater at wolf kills than at hunter kills while the total number of scavengers at hunter kills exceeded those at wolf kills. From a community perspective, the top–down effect of predation is likely to be stronger in the vicinity of highly aggregated resource pulses as species with large feeding radii switch to feeding on alternative prey once the resource pulse subsides.","container-title":"Ecology Letters","DOI":"10.1046/j.1461-0248.2003.00522.x","ISSN":"1461-0248","issue":"11","language":"en","note":"_eprint: https://onlinelibrary.wiley.com/doi/pdf/10.1046/j.1461-0248.2003.00522.x","page":"996-1003","source":"Wiley Online Library","title":"Resource dispersion and consumer dominance: scavenging at wolf- and hunter-killed carcasses in Greater Yellowstone, USA","title-short":"Resource dispersion and consumer dominance","volume":"6","author":[{"family":"Wilmers","given":"Christopher C."},{"family":"Stahler","given":"Daniel R."},{"family":"Crabtree","given":"Robert L."},{"family":"Smith","given":"Douglas W."},{"family":"Getz","given":"Wayne M."}],"issued":{"date-parts":[["2003"]]}}}],"schema":"https://github.com/citation-style-language/schema/raw/master/csl-citation.json"} </w:instrText>
+        <w:instrText xml:space="preserve"> ADDIN ZOTERO_ITEM CSL_CITATION {"citationID":"wrKV41oM","properties":{"formattedCitation":"(Wilmers et al. 2003{\\i{}b})","plainCitation":"(Wilmers et al. 2003b)","noteIndex":0},"citationItems":[{"id":74,"uris":["http://zotero.org/users/9968163/items/CP2GY75A"],"itemData":{"id":74,"type":"article-journal","abstract":"The Greater Yellowstone Ecosystem in the northern Rocky Mountains provides the context for a natural experiment to investigate the response of consumers to resources with differing spatial and temporal dispersion regimes. Grey wolves (Canis lupus) and human hunters both provide resource subsidies to scavengers by provisioning them with the remains of their kills. Carrion from hunter kills is highly aggregated in time and space whereas carrion from wolf kills is more dispersed in both time and space. We estimated the total amount of carrion consumed by each scavenger species at both wolf and hunter kills over 4 years. Species with large feeding radii [bald eagles (Haliaeetus leucocephalus) and ravens (Corvus corax)], defined as the area over which a consumer can efficiently locate and integrate resources, dominated consumption at the highly aggregated hunter kills whereas competitively dominant species [coyotes (Canis latrans)] dominated at the more dispersed wolf kills. In addition, species diversity and the evenness of carrion consumption between scavengers was greater at wolf kills than at hunter kills while the total number of scavengers at hunter kills exceeded those at wolf kills. From a community perspective, the top–down effect of predation is likely to be stronger in the vicinity of highly aggregated resource pulses as species with large feeding radii switch to feeding on alternative prey once the resource pulse subsides.","container-title":"Ecology Letters","DOI":"10.1046/j.1461-0248.2003.00522.x","ISSN":"1461-0248","issue":"11","language":"en","note":"_eprint: https://onlinelibrary.wiley.com/doi/pdf/10.1046/j.1461-0248.2003.00522.x","page":"996-1003","source":"Wiley Online Library","title":"Resource dispersion and consumer dominance: scavenging at wolf- and hunter-killed carcasses in Greater Yellowstone, USA","title-short":"Resource dispersion and consumer dominance","volume":"6","author":[{"family":"Wilmers","given":"Christopher C."},{"family":"Stahler","given":"Daniel R."},{"family":"Crabtree","given":"Robert L."},{"family":"Smith","given":"Douglas W."},{"family":"Getz","given":"Wayne M."}],"issued":{"date-parts":[["2003"]]}}}],"schema":"https://github.com/citation-style-language/schema/raw/master/csl-citation.json"} </w:instrText>
       </w:r>
       <w:r>
         <w:fldChar w:fldCharType="separate"/>
@@ -410,7 +410,7 @@
         <w:fldChar w:fldCharType="begin"/>
       </w:r>
       <w:r>
-        <w:instrText xml:space="preserve"> ADDIN ZOTERO_ITEM CSL_CITATION {"citationID":"Wi4D0ian","properties":{"formattedCitation":"(Wilmers et al. 2003{\\i{}b})","plainCitation":"(Wilmers et al. 2003b)","noteIndex":0},"citationItems":[{"id":12,"uris":["http://zotero.org/users/9968163/items/CP2GY75A"],"itemData":{"id":12,"type":"article-journal","abstract":"The Greater Yellowstone Ecosystem in the northern Rocky Mountains provides the context for a natural experiment to investigate the response of consumers to resources with differing spatial and temporal dispersion regimes. Grey wolves (Canis lupus) and human hunters both provide resource subsidies to scavengers by provisioning them with the remains of their kills. Carrion from hunter kills is highly aggregated in time and space whereas carrion from wolf kills is more dispersed in both time and space. We estimated the total amount of carrion consumed by each scavenger species at both wolf and hunter kills over 4 years. Species with large feeding radii [bald eagles (Haliaeetus leucocephalus) and ravens (Corvus corax)], defined as the area over which a consumer can efficiently locate and integrate resources, dominated consumption at the highly aggregated hunter kills whereas competitively dominant species [coyotes (Canis latrans)] dominated at the more dispersed wolf kills. In addition, species diversity and the evenness of carrion consumption between scavengers was greater at wolf kills than at hunter kills while the total number of scavengers at hunter kills exceeded those at wolf kills. From a community perspective, the top–down effect of predation is likely to be stronger in the vicinity of highly aggregated resource pulses as species with large feeding radii switch to feeding on alternative prey once the resource pulse subsides.","container-title":"Ecology Letters","DOI":"10.1046/j.1461-0248.2003.00522.x","ISSN":"1461-0248","issue":"11","language":"en","note":"_eprint: https://onlinelibrary.wiley.com/doi/pdf/10.1046/j.1461-0248.2003.00522.x","page":"996-1003","source":"Wiley Online Library","title":"Resource dispersion and consumer dominance: scavenging at wolf- and hunter-killed carcasses in Greater Yellowstone, USA","title-short":"Resource dispersion and consumer dominance","volume":"6","author":[{"family":"Wilmers","given":"Christopher C."},{"family":"Stahler","given":"Daniel R."},{"family":"Crabtree","given":"Robert L."},{"family":"Smith","given":"Douglas W."},{"family":"Getz","given":"Wayne M."}],"issued":{"date-parts":[["2003"]]}}}],"schema":"https://github.com/citation-style-language/schema/raw/master/csl-citation.json"} </w:instrText>
+        <w:instrText xml:space="preserve"> ADDIN ZOTERO_ITEM CSL_CITATION {"citationID":"Wi4D0ian","properties":{"formattedCitation":"(Wilmers et al. 2003{\\i{}b})","plainCitation":"(Wilmers et al. 2003b)","noteIndex":0},"citationItems":[{"id":74,"uris":["http://zotero.org/users/9968163/items/CP2GY75A"],"itemData":{"id":74,"type":"article-journal","abstract":"The Greater Yellowstone Ecosystem in the northern Rocky Mountains provides the context for a natural experiment to investigate the response of consumers to resources with differing spatial and temporal dispersion regimes. Grey wolves (Canis lupus) and human hunters both provide resource subsidies to scavengers by provisioning them with the remains of their kills. Carrion from hunter kills is highly aggregated in time and space whereas carrion from wolf kills is more dispersed in both time and space. We estimated the total amount of carrion consumed by each scavenger species at both wolf and hunter kills over 4 years. Species with large feeding radii [bald eagles (Haliaeetus leucocephalus) and ravens (Corvus corax)], defined as the area over which a consumer can efficiently locate and integrate resources, dominated consumption at the highly aggregated hunter kills whereas competitively dominant species [coyotes (Canis latrans)] dominated at the more dispersed wolf kills. In addition, species diversity and the evenness of carrion consumption between scavengers was greater at wolf kills than at hunter kills while the total number of scavengers at hunter kills exceeded those at wolf kills. From a community perspective, the top–down effect of predation is likely to be stronger in the vicinity of highly aggregated resource pulses as species with large feeding radii switch to feeding on alternative prey once the resource pulse subsides.","container-title":"Ecology Letters","DOI":"10.1046/j.1461-0248.2003.00522.x","ISSN":"1461-0248","issue":"11","language":"en","note":"_eprint: https://onlinelibrary.wiley.com/doi/pdf/10.1046/j.1461-0248.2003.00522.x","page":"996-1003","source":"Wiley Online Library","title":"Resource dispersion and consumer dominance: scavenging at wolf- and hunter-killed carcasses in Greater Yellowstone, USA","title-short":"Resource dispersion and consumer dominance","volume":"6","author":[{"family":"Wilmers","given":"Christopher C."},{"family":"Stahler","given":"Daniel R."},{"family":"Crabtree","given":"Robert L."},{"family":"Smith","given":"Douglas W."},{"family":"Getz","given":"Wayne M."}],"issued":{"date-parts":[["2003"]]}}}],"schema":"https://github.com/citation-style-language/schema/raw/master/csl-citation.json"} </w:instrText>
       </w:r>
       <w:r>
         <w:fldChar w:fldCharType="separate"/>
@@ -496,7 +496,7 @@
         <w:fldChar w:fldCharType="begin"/>
       </w:r>
       <w:r>
-        <w:instrText xml:space="preserve"> ADDIN ZOTERO_ITEM CSL_CITATION {"citationID":"qOdvttjn","properties":{"formattedCitation":"(Harrington 1978, Stahler et al. 2002)","plainCitation":"(Harrington 1978, Stahler et al. 2002)","noteIndex":0},"citationItems":[{"id":907,"uris":["http://zotero.org/users/9968163/items/2NY8I6XX"],"itemData":{"id":907,"type":"article-journal","container-title":"The Condor","DOI":"10.2307/1367925","ISSN":"00105422","issue":"2","journalAbbreviation":"The Condor","language":"en","page":"236","source":"DOI.org (Crossref)","title":"Ravens Attracted to Wolf Howling","volume":"80","author":[{"family":"Harrington","given":"Fred H."}],"issued":{"date-parts":[["1978"]]}}},{"id":30,"uris":["http://zotero.org/users/9968163/items/QBNZNE2M"],"itemData":{"id":30,"type":"article-journal","abstract":"One foraging strategy that scavengers can employ to discover unpredictable food sources is to associate directly with predators who inadvertently provide food. The common raven, a well known feeding generalist, is also a prominent scavenger of wolves' kills and is found to be in close association with this predator. We tested the hypothesis that ravens preferentially associate with wolves in winter as a kleptoparasitic foraging strategy. The presence, absence and behaviour of ravens was documented during winter observations of wolves, coyotes, Canis latrans, and elk, Cervus elaphus, as well as the landscape in the absence of these three species. Ravens were found to be in close association with wolves when they were travelling, resting and hunting prey. In comparison, ravens showed no significant association with coyotes, elk or areas on the landscape in the absence of wolves. We also compared ravens' discovery success of wolf-killed and nonwolf-killed carcasses and their behavioural response upon discovery. Ravens found all wolf kills almost immediately and remained at the carcass to feed alongside wolves after the death of the prey. In contrast, ravens were less successful discovering experimentally placed carcasses in the same study region, and did not land or feed despite the availability of fresh, exposed meat. Our results show that ravens' association with wolves is not just an incidental and proximate by-product of the presence of fresh meat. Instead, we show that ravens preferentially associate with wolves in both the presence and absence of food, resulting in the discovery of carcasses and suppression of ravens' innate fear of novel food sources. Through this mode of social foraging, ravens may experience increased foraging efficiency in the use of an otherwise spatially and temporally unpredictable food source.Copyright 2002 The Association for the Study of Animal Behaviour. Published by Elsevier Science Ltd. All rights reserved .","container-title":"Animal Behaviour","DOI":"10.1006/anbe.2002.3047","ISSN":"0003-3472","issue":"2","language":"en","page":"283-290","source":"ScienceDirect","title":"Common ravens, Corvus corax, preferentially associate with grey wolves, Canis lupus, as a foraging strategy in winter","volume":"64","author":[{"family":"Stahler","given":"Daniel"},{"family":"Heinrich","given":"Bernd"},{"family":"Smith","given":"Douglas"}],"issued":{"date-parts":[["2002",8,1]]}}}],"schema":"https://github.com/citation-style-language/schema/raw/master/csl-citation.json"} </w:instrText>
+        <w:instrText xml:space="preserve"> ADDIN ZOTERO_ITEM CSL_CITATION {"citationID":"qOdvttjn","properties":{"formattedCitation":"(Harrington 1978, Stahler et al. 2002)","plainCitation":"(Harrington 1978, Stahler et al. 2002)","noteIndex":0},"citationItems":[{"id":896,"uris":["http://zotero.org/users/9968163/items/2NY8I6XX"],"itemData":{"id":896,"type":"article-journal","container-title":"The Condor","DOI":"10.2307/1367925","ISSN":"00105422","issue":"2","journalAbbreviation":"The Condor","language":"en","page":"236","source":"DOI.org (Crossref)","title":"Ravens Attracted to Wolf Howling","volume":"80","author":[{"family":"Harrington","given":"Fred H."}],"issued":{"date-parts":[["1978"]]}}},{"id":61,"uris":["http://zotero.org/users/9968163/items/QBNZNE2M"],"itemData":{"id":61,"type":"article-journal","abstract":"One foraging strategy that scavengers can employ to discover unpredictable food sources is to associate directly with predators who inadvertently provide food. The common raven, a well known feeding generalist, is also a prominent scavenger of wolves' kills and is found to be in close association with this predator. We tested the hypothesis that ravens preferentially associate with wolves in winter as a kleptoparasitic foraging strategy. The presence, absence and behaviour of ravens was documented during winter observations of wolves, coyotes, Canis latrans, and elk, Cervus elaphus, as well as the landscape in the absence of these three species. Ravens were found to be in close association with wolves when they were travelling, resting and hunting prey. In comparison, ravens showed no significant association with coyotes, elk or areas on the landscape in the absence of wolves. We also compared ravens' discovery success of wolf-killed and nonwolf-killed carcasses and their behavioural response upon discovery. Ravens found all wolf kills almost immediately and remained at the carcass to feed alongside wolves after the death of the prey. In contrast, ravens were less successful discovering experimentally placed carcasses in the same study region, and did not land or feed despite the availability of fresh, exposed meat. Our results show that ravens' association with wolves is not just an incidental and proximate by-product of the presence of fresh meat. Instead, we show that ravens preferentially associate with wolves in both the presence and absence of food, resulting in the discovery of carcasses and suppression of ravens' innate fear of novel food sources. Through this mode of social foraging, ravens may experience increased foraging efficiency in the use of an otherwise spatially and temporally unpredictable food source.Copyright 2002 The Association for the Study of Animal Behaviour. Published by Elsevier Science Ltd. All rights reserved .","container-title":"Animal Behaviour","DOI":"10.1006/anbe.2002.3047","ISSN":"0003-3472","issue":"2","language":"en","page":"283-290","source":"ScienceDirect","title":"Common ravens, Corvus corax, preferentially associate with grey wolves, Canis lupus, as a foraging strategy in winter","volume":"64","author":[{"family":"Stahler","given":"Daniel"},{"family":"Heinrich","given":"Bernd"},{"family":"Smith","given":"Douglas"}],"issued":{"date-parts":[["2002",8,1]]}}}],"schema":"https://github.com/citation-style-language/schema/raw/master/csl-citation.json"} </w:instrText>
       </w:r>
       <w:r>
         <w:fldChar w:fldCharType="separate"/>
@@ -514,7 +514,7 @@
         <w:fldChar w:fldCharType="begin"/>
       </w:r>
       <w:r>
-        <w:instrText xml:space="preserve"> ADDIN ZOTERO_ITEM CSL_CITATION {"citationID":"lNxxW5Tx","properties":{"formattedCitation":"(White 2005, Marzluff et al. 2021)","plainCitation":"(White 2005, Marzluff et al. 2021)","noteIndex":0},"citationItems":[{"id":15,"uris":["http://zotero.org/users/9968163/items/4AXU568S"],"itemData":{"id":15,"type":"article-journal","abstract":"We have long known that corvids are adaptively flexible in behavior, but have rarely tested their flexibility and creativity in solving problems outside the laboratory. Through a carefully controlled experiment conducted in the wild, I have found that Common Ravens (Corvus corax) fly toward gunshot sounds, presumably in order to locate animal gut piles left by hunters. This is the first conclusive evidence of any scavenger species pursuing gunshots. Furthermore, ravens exhibited this behavior only when gunshots were fired from within forested habitat, when the shots may be most valuable to them for locating gut piles. Interestingly, raven behaviors suggest that they may have learned the usefulness of gunshots by substituting them for other previously known sounds already used to locate food in the wild.","container-title":"Ecology","DOI":"10.1890/03-3185","ISSN":"1939-9170","issue":"4","language":"en","note":"_eprint: https://onlinelibrary.wiley.com/doi/pdf/10.1890/03-3185","page":"1057-1060","source":"Wiley Online Library","title":"Hunters Ring Dinner Bell for Ravens: Experimental Evidence of a Unique Foraging Strategy","title-short":"Hunters Ring Dinner Bell for Ravens","volume":"86","author":[{"family":"White","given":"Crow"}],"issued":{"date-parts":[["2005"]]}}},{"id":1028,"uris":["http://zotero.org/users/9968163/items/W246K25Z"],"itemData":{"id":1028,"type":"article-journal","abstract":"Common ravens (Corvus corax; ravens) are generalist predators that pose a threat to several rare wildlife species in the western United States. Recent increases in raven populations, which are fueled by increased human subsidies—notably food, water, and nest sites—are concerning to those seeking to conserve rare species. Due to the challenges and inefficiencies of reducing or eliminating subsidies, managers increasingly rely on lethal removal of ravens. Over 125,000 ravens were killed by the U.S. Government from 1996 to 2019, and annual removals have increased 4-fold from the 1990s to mid-2010s. We contend that lethal removal of ravens, while capable of improving the reproduction of rare species, is at best a short-term and ethically untenable solution to a problem that will continue to grow until subsidies are meaningfully reduced or made inaccessible to ravens. In part because of ravens’ abilities to track natural and anthropogenic resources across unfamiliar and expansive areas, the removal of subsidies can lead to sustained shifts in raven abundance, which can have longlasting benefits for sensitive species. In the Greater Yellowstone Ecosystem, USA, for example, we documented extensive use of human subsidies during fall/winter, daily 1-way commutes regularly in excess of 50 km by territorial birds to such subsidies, and dispersals of &gt;700 km by nonbreeders that exploited food and roost subsidies. We call for managers to embrace new approaches to subsidy reduction including: increased involvement of conservation social scientists; increased enforcement of local, state, and federal laws; and increased deployment of a diversity of new technologies to haze and aversively condition ravens. Tackling the hard job of reducing subsidies over the expansive area exploited by ravens is right because it will increase the integrity, stability, and beauty of western ecosystems.","container-title":"Human-Wildlife Interaction","issue":"3","language":"en","page":"516-533","source":"Zotero","title":"Thinking Like a Raven: Restoring Integrity, Stability, and Beauty to Western Ecosystems","volume":"15","author":[{"family":"Marzluff","given":"John M"},{"family":"Loretto","given":"Matthias-Claudio"},{"family":"Ho","given":"Cameron K."},{"family":"Coleman","given":"Georgia W."},{"family":"Restani","given":"Marco"}],"issued":{"date-parts":[["2021"]]}}}],"schema":"https://github.com/citation-style-language/schema/raw/master/csl-citation.json"} </w:instrText>
+        <w:instrText xml:space="preserve"> ADDIN ZOTERO_ITEM CSL_CITATION {"citationID":"lNxxW5Tx","properties":{"formattedCitation":"(White 2005, Marzluff et al. 2021)","plainCitation":"(White 2005, Marzluff et al. 2021)","noteIndex":0},"citationItems":[{"id":87,"uris":["http://zotero.org/users/9968163/items/4AXU568S"],"itemData":{"id":87,"type":"article-journal","abstract":"We have long known that corvids are adaptively flexible in behavior, but have rarely tested their flexibility and creativity in solving problems outside the laboratory. Through a carefully controlled experiment conducted in the wild, I have found that Common Ravens (Corvus corax) fly toward gunshot sounds, presumably in order to locate animal gut piles left by hunters. This is the first conclusive evidence of any scavenger species pursuing gunshots. Furthermore, ravens exhibited this behavior only when gunshots were fired from within forested habitat, when the shots may be most valuable to them for locating gut piles. Interestingly, raven behaviors suggest that they may have learned the usefulness of gunshots by substituting them for other previously known sounds already used to locate food in the wild.","container-title":"Ecology","DOI":"10.1890/03-3185","ISSN":"1939-9170","issue":"4","language":"en","note":"_eprint: https://onlinelibrary.wiley.com/doi/pdf/10.1890/03-3185","page":"1057-1060","source":"Wiley Online Library","title":"Hunters Ring Dinner Bell for Ravens: Experimental Evidence of a Unique Foraging Strategy","title-short":"Hunters Ring Dinner Bell for Ravens","volume":"86","author":[{"family":"White","given":"Crow"}],"issued":{"date-parts":[["2005"]]}}},{"id":972,"uris":["http://zotero.org/users/9968163/items/W246K25Z"],"itemData":{"id":972,"type":"article-journal","abstract":"Common ravens (Corvus corax; ravens) are generalist predators that pose a threat to several rare wildlife species in the western United States. Recent increases in raven populations, which are fueled by increased human subsidies—notably food, water, and nest sites—are concerning to those seeking to conserve rare species. Due to the challenges and inefficiencies of reducing or eliminating subsidies, managers increasingly rely on lethal removal of ravens. Over 125,000 ravens were killed by the U.S. Government from 1996 to 2019, and annual removals have increased 4-fold from the 1990s to mid-2010s. We contend that lethal removal of ravens, while capable of improving the reproduction of rare species, is at best a short-term and ethically untenable solution to a problem that will continue to grow until subsidies are meaningfully reduced or made inaccessible to ravens. In part because of ravens’ abilities to track natural and anthropogenic resources across unfamiliar and expansive areas, the removal of subsidies can lead to sustained shifts in raven abundance, which can have longlasting benefits for sensitive species. In the Greater Yellowstone Ecosystem, USA, for example, we documented extensive use of human subsidies during fall/winter, daily 1-way commutes regularly in excess of 50 km by territorial birds to such subsidies, and dispersals of &gt;700 km by nonbreeders that exploited food and roost subsidies. We call for managers to embrace new approaches to subsidy reduction including: increased involvement of conservation social scientists; increased enforcement of local, state, and federal laws; and increased deployment of a diversity of new technologies to haze and aversively condition ravens. Tackling the hard job of reducing subsidies over the expansive area exploited by ravens is right because it will increase the integrity, stability, and beauty of western ecosystems.","container-title":"Human-Wildlife Interaction","issue":"3","language":"en","page":"516-533","source":"Zotero","title":"Thinking Like a Raven: Restoring Integrity, Stability, and Beauty to Western Ecosystems","volume":"15","author":[{"family":"Marzluff","given":"John M"},{"family":"Loretto","given":"Matthias-Claudio"},{"family":"Ho","given":"Cameron K."},{"family":"Coleman","given":"Georgia W."},{"family":"Restani","given":"Marco"}],"issued":{"date-parts":[["2021"]]}}}],"schema":"https://github.com/citation-style-language/schema/raw/master/csl-citation.json"} </w:instrText>
       </w:r>
       <w:r>
         <w:fldChar w:fldCharType="separate"/>
@@ -550,7 +550,7 @@
         <w:fldChar w:fldCharType="begin"/>
       </w:r>
       <w:r>
-        <w:instrText xml:space="preserve"> ADDIN ZOTERO_ITEM CSL_CITATION {"citationID":"FQoPVxFI","properties":{"formattedCitation":"(Walker et al. 2018)","plainCitation":"(Walker et al. 2018)","noteIndex":0},"citationItems":[{"id":21,"uris":["http://zotero.org/users/9968163/items/QYPZ7UF9"],"itemData":{"id":21,"type":"article-journal","abstract":"Top predators have cascading effects throughout the food web, but their impacts on scavenger abundance are largely unknown. Gray wolves (Canis lupus) provide carrion to a suite of scavenger species, including the common raven (Corvus corax). Ravens are wide</w:instrText>
+        <w:instrText xml:space="preserve"> ADDIN ZOTERO_ITEM CSL_CITATION {"citationID":"FQoPVxFI","properties":{"formattedCitation":"(Walker et al. 2018)","plainCitation":"(Walker et al. 2018)","noteIndex":0},"citationItems":[{"id":88,"uris":["http://zotero.org/users/9968163/items/QYPZ7UF9"],"itemData":{"id":88,"type":"article-journal","abstract":"Top predators have cascading effects throughout the food web, but their impacts on scavenger abundance are largely unknown. Gray wolves (Canis lupus) provide carrion to a suite of scavenger species, including the common raven (Corvus corax). Ravens are wide</w:instrText>
       </w:r>
       <w:r>
         <w:rPr>
@@ -626,7 +626,7 @@
         <w:fldChar w:fldCharType="begin"/>
       </w:r>
       <w:r>
-        <w:instrText xml:space="preserve"> ADDIN ZOTERO_ITEM CSL_CITATION {"citationID":"YuEWo5My","properties":{"formattedCitation":"(Heinrich 1988)","plainCitation":"(Heinrich 1988)","noteIndex":0},"citationItems":[{"id":105,"uris":["http://zotero.org/users/9968163/items/SABQUNDV"],"itemData":{"id":105,"type":"article-journal","abstract":"Large animal carcasses provide a highly clumped rich source of food for ravens that should be worth defending, yet in the forests of Maine and Vermont ravens commonly feed in groups. Ravens discover baits flying singly or in pairs, but after a bait is discovered they usually arrive in groups. In contrast, the maximum number of blue jays and crows eventually attending a bait is close to those discovering it. Unlike in crows and jays, two patterns of bait use are seen in ravens: baits are used by mated resident pairs or by large crowds (sometimes exceeding 40 individuals). This pattern is unrelated to bait size from at least 9 kg to 400 kg. Eightytwo of 91 individually marked ravens from 4 feeding crowds were juveniles and/or non-breeders. Observations of the marked ravens for parts of two winters indicate that the non-breeders are vagrant and/or they range over at least 1800 km2 in their foraging. Most of the over 135 baits (totalling nearly 8 t of meat) distributed over 50 km were discovered by ravens within a week, and most were consumed by crowds of ravens. The vagrants coming in crowds have (unlike the territorial adults) specific vocalizations in the bait vicinity that are a powerful recruitment stimulus in playback experiments. Vagrants sometimes feed alone, but in the presence of territorial adults they feed only in groups. Resident adults chase or attack vagrants, but mildly tolerate them (and even join them) when they come in large groups. I conclude from my observations that the feeding crowds of ravens consist primarily of juvenile non-breeding vagrants who (unlike some resident adults) roost communally and who vigorously recruit each other in part to neutralize the aggressiveness of resident adults defending prized food bonanzas. The ravens' recruitment results in a sharing that reduces the temporal patchiness of extremely rare food bonanzas, and it permits the non-territorial vagrants to specialize on carcasses in the winter.","container-title":"Behavioral Ecology and Sociobiology","ISSN":"0340-5443","issue":"3","page":"141-156","publisher":"Springer","source":"JSTOR","title":"Winter Foraging at Carcasses by Three Sympatric Corvids, with Emphasis on Recruitment by the Raven, Corvus corax","volume":"23","author":[{"family":"Heinrich","given":"B."}],"issued":{"date-parts":[["1988"]]}}}],"schema":"https://github.com/citation-style-language/schema/raw/master/csl-citation.json"} </w:instrText>
+        <w:instrText xml:space="preserve"> ADDIN ZOTERO_ITEM CSL_CITATION {"citationID":"YuEWo5My","properties":{"formattedCitation":"(Heinrich 1988)","plainCitation":"(Heinrich 1988)","noteIndex":0},"citationItems":[{"id":78,"uris":["http://zotero.org/users/9968163/items/SABQUNDV"],"itemData":{"id":78,"type":"article-journal","abstract":"Large animal carcasses provide a highly clumped rich source of food for ravens that should be worth defending, yet in the forests of Maine and Vermont ravens commonly feed in groups. Ravens discover baits flying singly or in pairs, but after a bait is discovered they usually arrive in groups. In contrast, the maximum number of blue jays and crows eventually attending a bait is close to those discovering it. Unlike in crows and jays, two patterns of bait use are seen in ravens: baits are used by mated resident pairs or by large crowds (sometimes exceeding 40 individuals). This pattern is unrelated to bait size from at least 9 kg to 400 kg. Eightytwo of 91 individually marked ravens from 4 feeding crowds were juveniles and/or non-breeders. Observations of the marked ravens for parts of two winters indicate that the non-breeders are vagrant and/or they range over at least 1800 km2 in their foraging. Most of the over 135 baits (totalling nearly 8 t of meat) distributed over 50 km were discovered by ravens within a week, and most were consumed by crowds of ravens. The vagrants coming in crowds have (unlike the territorial adults) specific vocalizations in the bait vicinity that are a powerful recruitment stimulus in playback experiments. Vagrants sometimes feed alone, but in the presence of territorial adults they feed only in groups. Resident adults chase or attack vagrants, but mildly tolerate them (and even join them) when they come in large groups. I conclude from my observations that the feeding crowds of ravens consist primarily of juvenile non-breeding vagrants who (unlike some resident adults) roost communally and who vigorously recruit each other in part to neutralize the aggressiveness of resident adults defending prized food bonanzas. The ravens' recruitment results in a sharing that reduces the temporal patchiness of extremely rare food bonanzas, and it permits the non-territorial vagrants to specialize on carcasses in the winter.","container-title":"Behavioral Ecology and Sociobiology","ISSN":"0340-5443","issue":"3","page":"141-156","publisher":"Springer","source":"JSTOR","title":"Winter Foraging at Carcasses by Three Sympatric Corvids, with Emphasis on Recruitment by the Raven, Corvus corax","volume":"23","author":[{"family":"Heinrich","given":"B."}],"issued":{"date-parts":[["1988"]]}}}],"schema":"https://github.com/citation-style-language/schema/raw/master/csl-citation.json"} </w:instrText>
       </w:r>
       <w:r>
         <w:fldChar w:fldCharType="separate"/>
@@ -644,7 +644,7 @@
         <w:fldChar w:fldCharType="begin"/>
       </w:r>
       <w:r>
-        <w:instrText xml:space="preserve"> ADDIN ZOTERO_ITEM CSL_CITATION {"citationID":"QAI4D2TS","properties":{"formattedCitation":"(Ho et al. 2023)","plainCitation":"(Ho et al. 2023)","noteIndex":0},"citationItems":[{"id":917,"uris":["http://zotero.org/users/9968163/items/Y2CXWCS8"],"itemData":{"id":917,"type":"article-journal","abstract":"&lt;p&gt;Anthropogenic food subsidies can alter ecosystem processes, such as competition, predation, or nutrient transfer, and may strongly affect protected areas. Increasing recreation and ecotourism often create food subsidies, especially in the surrounding lands through fast-growing gateway communities. How the effects of these subsidies extend into protected areas when animals move across boundaries remains largely unexplored. We addressed this question by studying the movement and foraging of common ravens (&lt;italic&gt;Corvus corax)&lt;/italic&gt;, opportunistic scavengers that are well known to feed on predator kills and on anthropogenic food subsidies. We analyzed spatiotemporal data from 57 global positioning system (GPS)-tagged ravens, trapped within or close to Yellowstone National Park, to study their seasonal use of natural and anthropogenic food sources. Although Yellowstone National Park contains a full suite of native predators and ravens can be observed at virtually every kill site, we show that anthropogenic subsidies were utilized to a much greater extent than other natural resources, especially during winter. Important subsidies included gut piles of harvested game animals left by hunters, fat present on wastewater settling ponds, roadkill, and waste from agricultural and urban activities. These subsidies were distributed over vast areas beyond Yellowstone National Park. During fall/winter, ravens traveled longer distances (21.9 vs. 13 km) and spent more time outside Yellowstone National Park (73% of GPS points outside), mostly feeding on anthropogenic subsidies, than in spring/summer (42% of GPS points outside). This difference between seasons was more pronounced for individuals holding territories within the protected area than for those without territories. The large area over which ravens used anthropogenic food subsidies (within more than 100 km of Yellowstone National Park) affects the park’s raven population and the scavenging services they provide. We suggest that the scale of resource use must be considered by managers seeking to control expanding raven populations elsewhere.&lt;/p&gt;","container-title":"Frontiers in Bird Science","DOI":"10.3389/fbirs.2023.1119507","ISSN":"2813-3870","journalAbbreviation":"Front. Bird Sci.","language":"English","publisher":"Frontiers","source":"Frontiers","title":"Scavengers use natural and anthropogenic resources connecting protected areas with surrounding lands","URL":"https://www.frontiersin.org/journals/bird-science/articles/10.3389/fbirs.2023.1119507/full","volume":"2","author":[{"family":"Ho","given":"Cameron"},{"family":"Marzluff","given":"John M."},{"family":"Stahler","given":"Daniel R."},{"family":"Smith","given":"Douglas W."},{"family":"Mueller","given":"Thomas"},{"family":"Wikelski","given":"Martin"},{"family":"Safi","given":"Kamran"},{"family":"Loretto","given":"Matthias-Claudio"}],"accessed":{"date-parts":[["2025",2,19]]},"issued":{"date-parts":[["2023",6,27]]}}}],"schema":"https://github.com/citation-style-language/schema/raw/master/csl-citation.json"} </w:instrText>
+        <w:instrText xml:space="preserve"> ADDIN ZOTERO_ITEM CSL_CITATION {"citationID":"QAI4D2TS","properties":{"formattedCitation":"(Ho et al. 2023)","plainCitation":"(Ho et al. 2023)","noteIndex":0},"citationItems":[{"id":880,"uris":["http://zotero.org/users/9968163/items/Y2CXWCS8"],"itemData":{"id":880,"type":"article-journal","abstract":"&lt;p&gt;Anthropogenic food subsidies can alter ecosystem processes, such as competition, predation, or nutrient transfer, and may strongly affect protected areas. Increasing recreation and ecotourism often create food subsidies, especially in the surrounding lands through fast-growing gateway communities. How the effects of these subsidies extend into protected areas when animals move across boundaries remains largely unexplored. We addressed this question by studying the movement and foraging of common ravens (&lt;italic&gt;Corvus corax)&lt;/italic&gt;, opportunistic scavengers that are well known to feed on predator kills and on anthropogenic food subsidies. We analyzed spatiotemporal data from 57 global positioning system (GPS)-tagged ravens, trapped within or close to Yellowstone National Park, to study their seasonal use of natural and anthropogenic food sources. Although Yellowstone National Park contains a full suite of native predators and ravens can be observed at virtually every kill site, we show that anthropogenic subsidies were utilized to a much greater extent than other natural resources, especially during winter. Important subsidies included gut piles of harvested game animals left by hunters, fat present on wastewater settling ponds, roadkill, and waste from agricultural and urban activities. These subsidies were distributed over vast areas beyond Yellowstone National Park. During fall/winter, ravens traveled longer distances (21.9 vs. 13 km) and spent more time outside Yellowstone National Park (73% of GPS points outside), mostly feeding on anthropogenic subsidies, than in spring/summer (42% of GPS points outside). This difference between seasons was more pronounced for individuals holding territories within the protected area than for those without territories. The large area over which ravens used anthropogenic food subsidies (within more than 100 km of Yellowstone National Park) affects the park’s raven population and the scavenging services they provide. We suggest that the scale of resource use must be considered by managers seeking to control expanding raven populations elsewhere.&lt;/p&gt;","container-title":"Frontiers in Bird Science","DOI":"10.3389/fbirs.2023.1119507","ISSN":"2813-3870","journalAbbreviation":"Front. Bird Sci.","language":"English","publisher":"Frontiers","source":"Frontiers","title":"Scavengers use natural and anthropogenic resources connecting protected areas with surrounding lands","URL":"https://www.frontiersin.org/journals/bird-science/articles/10.3389/fbirs.2023.1119507/full","volume":"2","author":[{"family":"Ho","given":"Cameron"},{"family":"Marzluff","given":"John M."},{"family":"Stahler","given":"Daniel R."},{"family":"Smith","given":"Douglas W."},{"family":"Mueller","given":"Thomas"},{"family":"Wikelski","given":"Martin"},{"family":"Safi","given":"Kamran"},{"family":"Loretto","given":"Matthias-Claudio"}],"accessed":{"date-parts":[["2025",2,19]]},"issued":{"date-parts":[["2023",6,27]]}}}],"schema":"https://github.com/citation-style-language/schema/raw/master/csl-citation.json"} </w:instrText>
       </w:r>
       <w:r>
         <w:fldChar w:fldCharType="separate"/>
@@ -674,7 +674,7 @@
         <w:fldChar w:fldCharType="begin"/>
       </w:r>
       <w:r>
-        <w:instrText xml:space="preserve"> ADDIN ZOTERO_ITEM CSL_CITATION {"citationID":"jLuSxOZz","properties":{"formattedCitation":"(Cassidy et al. 2025)","plainCitation":"(Cassidy et al. 2025)","noteIndex":0},"citationItems":[{"id":1016,"uris":["http://zotero.org/users/9968163/items/CQDXIF5Z"],"itemData":{"id":1016,"type":"article-journal","citation-key":"cassidyYellowstoneNationalPark2025","container-title":"National Park Service, Yellowstone Center for Resources, Yellowstone National Park, WY, USA, YCR-2025-01","title":"Yellowstone National Park Wolf, Cougar, and Elk Project Annual Report 2024","author":[{"family":"Cassidy","given":"Kira A"},{"family":"Stahler","given":"Dan R"},{"family":"Stahler","given":"Erin","suffix":"A"},{"family":"Metz","given":"Matthew"},{"family":"SunderRaj","given":"Jeremy"},{"family":"Rabe","given":"Taylor"},{"family":"Rabe","given":"Jack"},{"family":"Tatton","given":"Nicole"},{"family":"Packila","given":"Mark"},{"family":"Cassidy","given":"Brenna"},{"family":"Lacey","given":"Claire"},{"family":"Scott","given":"Gordon"},{"family":"Ho","given":"Cameron"}],"issued":{"date-parts":[["2025"]]}}}],"schema":"https://github.com/citation-style-language/schema/raw/master/csl-citation.json"} </w:instrText>
+        <w:instrText xml:space="preserve"> ADDIN ZOTERO_ITEM CSL_CITATION {"citationID":"jLuSxOZz","properties":{"formattedCitation":"(Cassidy et al. 2025)","plainCitation":"(Cassidy et al. 2025)","noteIndex":0},"citationItems":[{"id":1023,"uris":["http://zotero.org/users/9968163/items/CQDXIF5Z"],"itemData":{"id":1023,"type":"article-journal","citation-key":"cassidyYellowstoneNationalPark2025","container-title":"National Park Service, Yellowstone Center for Resources, Yellowstone National Park, WY, USA, YCR-2025-01","title":"Yellowstone National Park Wolf, Cougar, and Elk Project Annual Report 2024","author":[{"family":"Cassidy","given":"Kira A"},{"family":"Stahler","given":"Dan R"},{"family":"Stahler","given":"Erin","suffix":"A"},{"family":"Metz","given":"Matthew"},{"family":"SunderRaj","given":"Jeremy"},{"family":"Rabe","given":"Taylor"},{"family":"Rabe","given":"Jack"},{"family":"Tatton","given":"Nicole"},{"family":"Packila","given":"Mark"},{"family":"Cassidy","given":"Brenna"},{"family":"Lacey","given":"Claire"},{"family":"Scott","given":"Gordon"},{"family":"Ho","given":"Cameron"}],"issued":{"date-parts":[["2025"]]}}}],"schema":"https://github.com/citation-style-language/schema/raw/master/csl-citation.json"} </w:instrText>
       </w:r>
       <w:r>
         <w:fldChar w:fldCharType="separate"/>
@@ -698,7 +698,7 @@
         <w:fldChar w:fldCharType="begin"/>
       </w:r>
       <w:r>
-        <w:instrText xml:space="preserve"> ADDIN ZOTERO_ITEM CSL_CITATION {"citationID":"0XeFlCEW","properties":{"formattedCitation":"(Wilmers et al. 2003{\\i{}a}, Wilmers and Getz 2004)","plainCitation":"(Wilmers et al. 2003a, Wilmers and Getz 2004)","noteIndex":0},"citationItems":[{"id":9,"uris":["http://zotero.org/users/9968163/items/9AZHVDTJ"],"itemData":{"id":9,"type":"article-journal","abstract":"1 The reintroduction of grey wolves Canis lupus (L.) to Yellowstone National Park provides a natural experiment in which to study the effects of a keystone predator on ecosystem function. 2 Grey wolves often provision scavengers with carrion by partially consuming their prey. 3 In order to examine how grey wolf foraging behaviour influences the availability of carrion to scavengers, we observed consumption of 57 wolf-killed elk Cervus elaphus (L.) and determined the percentage of edible biomass eaten by wolves from each carcass. 4 We found that the percentage of a carcass consumed by wolves increases as snow depth decreases and the ratio of wolf pack size to prey size and distance to the road increases. In addition, wolf packs of intermediate size provide the most carrion to scavengers. 5 Applying linear regression models to the years prior to reintroduction, we calculate carrion biomass availability had wolves been present, and contrast this to a previously published index of carrion availability. Our results demonstrate that wolves increase the time period over which carrion is available, and change the variability in scavenge from a late winter pulse dependent primarily on abiotic environmental conditions to one that is relatively constant across the winter and primarily dependent on wolf demographics. Wolves also decrease the year-to-year and month-to-month variation in carrion availability. 6 By transferring the availability of carrion from the highly productive late winter, to the less productive early winter and from highly productive years to less productive ones, wolves provide a temporal subsidy to scavengers.","citation-key":"wilmersTrophicFacilitationIntroduced2003","container-title":"Journal of Animal Ecology","DOI":"10.1046/j.1365-2656.2003.00766.x","ISSN":"1365-2656","issue":"6","language":"en","note":"_eprint: https://onlinelibrary.wiley.com/doi/pdf/10.1046/j.1365-2656.2003.00766.x","page":"909-916","source":"Wiley Online Library","title":"Trophic facilitation by introduced top predators: grey wolf subsidies to scavengers in Yellowstone National Park","title-short":"Trophic facilitation by introduced top predators","volume":"72","author":[{"family":"Wilmers","given":"Christopher C."},{"family":"Crabtree","given":"Robert L."},{"family":"Smith","given":"Douglas W."},{"family":"Murphy","given":"Kerry M."},{"family":"Getz","given":"Wayne M."}],"issued":{"date-parts":[["2003"]]}}},{"id":8,"uris":["http://zotero.org/users/9968163/items/UWP5JCS3"],"itemData":{"id":8,"type":"article-journal","abstract":"The reintroduction of gray wolves to Yellowstone National Park (YNP) provides a natural experiment regarding the effects of top predators on scavenger species. Fieldwork on the Northern Range of Yellowstone indicates that wolves facilitate carrion acquisition by scavengers, but it is unclear whether this represents a transient or permanent effect of wolf reintroduction. Here we present a wolf-elk model with human elk harvest and use it to investigate the long-term consequences of predator–prey dynamics and hunting on resource ﬂow to scavengers. Our model shows that while wolves reduce the total amount of carrion, they stabilize carrion abundance by reducing temporal variation in the quantity of carrion and extending the period over which carrion is available. Speciﬁcally, the availability of carrion is shifted from reliance on winter severity and elk density to dependence on the strength of wolf predation. Though wolves reduce the overall abundance of carrion by lowering the elk population, this reduction is partially offset by increases in the productivity of an elk population invigorated by removal of the weakest individuals. The result of this is higher carrion production per elk in the presence of wolves. In addition, this yields an ecological explanation for the phenomena that predators increase the robustness of their prey: namely that by reducing the effect of density-dependent resource competition among elk, those that remain, even some of the older animals, are better fed and healthier as a result. Our model also suggests that human hunting has no effect on the distribution of carrion across the year but is crucial in determining the long-term abundance of carrion because of the effect of hunting on elk population levels. By reducing the proportion of cows in the annual hunt, which have historically been high in order to control the number of elk migrating north of the park, managers can allow an adequate supply of carrion without substantially reducing hunter take. The effects of a more tractable food resource is likely to beneﬁt scavengers in Yellowstone and other areas of the world where wolves have been or are currently being considered for reintroduction.","container-title":"Ecological Modelling","DOI":"10.1016/j.ecolmodel.2004.02.007","ISSN":"03043800","issue":"1-2","journalAbbreviation":"Ecological Modelling","language":"en","page":"193-208","source":"DOI.org (Crossref)","title":"Simulating the effects of wolf-elk population dynamics on resource flow to scavengers","volume":"177","author":[{"family":"Wilmers","given":"Christopher C"},{"family":"Getz","given":"Wayne M"}],"issued":{"date-parts":[["2004",9]]}}}],"schema":"https://github.com/citation-style-language/schema/raw/master/csl-citation.json"} </w:instrText>
+        <w:instrText xml:space="preserve"> ADDIN ZOTERO_ITEM CSL_CITATION {"citationID":"0XeFlCEW","properties":{"formattedCitation":"(Wilmers et al. 2003{\\i{}a}, Wilmers and Getz 2004)","plainCitation":"(Wilmers et al. 2003a, Wilmers and Getz 2004)","noteIndex":0},"citationItems":[{"id":46,"uris":["http://zotero.org/users/9968163/items/9AZHVDTJ"],"itemData":{"id":46,"type":"article-journal","abstract":"1 The reintroduction of grey wolves Canis lupus (L.) to Yellowstone National Park provides a natural experiment in which to study the effects of a keystone predator on ecosystem function. 2 Grey wolves often provision scavengers with carrion by partially consuming their prey. 3 In order to examine how grey wolf foraging behaviour influences the availability of carrion to scavengers, we observed consumption of 57 wolf-killed elk Cervus elaphus (L.) and determined the percentage of edible biomass eaten by wolves from each carcass. 4 We found that the percentage of a carcass consumed by wolves increases as snow depth decreases and the ratio of wolf pack size to prey size and distance to the road increases. In addition, wolf packs of intermediate size provide the most carrion to scavengers. 5 Applying linear regression models to the years prior to reintroduction, we calculate carrion biomass availability had wolves been present, and contrast this to a previously published index of carrion availability. Our results demonstrate that wolves increase the time period over which carrion is available, and change the variability in scavenge from a late winter pulse dependent primarily on abiotic environmental conditions to one that is relatively constant across the winter and primarily dependent on wolf demographics. Wolves also decrease the year-to-year and month-to-month variation in carrion availability. 6 By transferring the availability of carrion from the highly productive late winter, to the less productive early winter and from highly productive years to less productive ones, wolves provide a temporal subsidy to scavengers.","citation-key":"wilmersTrophicFacilitationIntroduced2003","container-title":"Journal of Animal Ecology","DOI":"10.1046/j.1365-2656.2003.00766.x","ISSN":"1365-2656","issue":"6","language":"en","note":"_eprint: https://onlinelibrary.wiley.com/doi/pdf/10.1046/j.1365-2656.2003.00766.x","page":"909-916","source":"Wiley Online Library","title":"Trophic facilitation by introduced top predators: grey wolf subsidies to scavengers in Yellowstone National Park","title-short":"Trophic facilitation by introduced top predators","volume":"72","author":[{"family":"Wilmers","given":"Christopher C."},{"family":"Crabtree","given":"Robert L."},{"family":"Smith","given":"Douglas W."},{"family":"Murphy","given":"Kerry M."},{"family":"Getz","given":"Wayne M."}],"issued":{"date-parts":[["2003"]]}}},{"id":86,"uris":["http://zotero.org/users/9968163/items/UWP5JCS3"],"itemData":{"id":86,"type":"article-journal","abstract":"The reintroduction of gray wolves to Yellowstone National Park (YNP) provides a natural experiment regarding the effects of top predators on scavenger species. Fieldwork on the Northern Range of Yellowstone indicates that wolves facilitate carrion acquisition by scavengers, but it is unclear whether this represents a transient or permanent effect of wolf reintroduction. Here we present a wolf-elk model with human elk harvest and use it to investigate the long-term consequences of predator–prey dynamics and hunting on resource ﬂow to scavengers. Our model shows that while wolves reduce the total amount of carrion, they stabilize carrion abundance by reducing temporal variation in the quantity of carrion and extending the period over which carrion is available. Speciﬁcally, the availability of carrion is shifted from reliance on winter severity and elk density to dependence on the strength of wolf predation. Though wolves reduce the overall abundance of carrion by lowering the elk population, this reduction is partially offset by increases in the productivity of an elk population invigorated by removal of the weakest individuals. The result of this is higher carrion production per elk in the presence of wolves. In addition, this yields an ecological explanation for the phenomena that predators increase the robustness of their prey: namely that by reducing the effect of density-dependent resource competition among elk, those that remain, even some of the older animals, are better fed and healthier as a result. Our model also suggests that human hunting has no effect on the distribution of carrion across the year but is crucial in determining the long-term abundance of carrion because of the effect of hunting on elk population levels. By reducing the proportion of cows in the annual hunt, which have historically been high in order to control the number of elk migrating north of the park, managers can allow an adequate supply of carrion without substantially reducing hunter take. The effects of a more tractable food resource is likely to beneﬁt scavengers in Yellowstone and other areas of the world where wolves have been or are currently being considered for reintroduction.","container-title":"Ecological Modelling","DOI":"10.1016/j.ecolmodel.2004.02.007","ISSN":"03043800","issue":"1-2","journalAbbreviation":"Ecological Modelling","language":"en","page":"193-208","source":"DOI.org (Crossref)","title":"Simulating the effects of wolf-elk population dynamics on resource flow to scavengers","volume":"177","author":[{"family":"Wilmers","given":"Christopher C"},{"family":"Getz","given":"Wayne M"}],"issued":{"date-parts":[["2004",9]]}}}],"schema":"https://github.com/citation-style-language/schema/raw/master/csl-citation.json"} </w:instrText>
       </w:r>
       <w:r>
         <w:fldChar w:fldCharType="separate"/>
@@ -726,7 +726,7 @@
         <w:fldChar w:fldCharType="begin"/>
       </w:r>
       <w:r>
-        <w:instrText xml:space="preserve"> ADDIN ZOTERO_ITEM CSL_CITATION {"citationID":"03I5cUJ5","properties":{"formattedCitation":"(Wilmers et al. 2003{\\i{}b}, Ho et al. 2023)","plainCitation":"(Wilmers et al. 2003b, Ho et al. 2023)","noteIndex":0},"citationItems":[{"id":12,"uris":["http://zotero.org/users/9968163/items/CP2GY75A"],"itemData":{"id":12,"type":"article-journal","abstract":"The Greater Yellowstone Ecosystem in the northern Rocky Mountains provides the context for a natural experiment to investigate the response of consumers to resources with differing spatial and temporal dispersion regimes. Grey wolves (Canis lupus) and human hunters both provide resource subsidies to scavengers by provisioning them with the remains of their kills. Carrion from hunter kills is highly aggregated in time and space whereas carrion from wolf kills is more dispersed in both time and space. We estimated the total amount of carrion consumed by each scavenger species at both wolf and hunter kills over 4 years. Species with large feeding radii [bald eagles (Haliaeetus leucocephalus) and ravens (Corvus corax)], defined as the area over which a consumer can efficiently locate and integrate resources, dominated consumption at the highly aggregated hunter kills whereas competitively dominant species [coyotes (Canis latrans)] dominated at the more dispersed wolf kills. In addition, species diversity and the evenness of carrion consumption between scavengers was greater at wolf kills than at hunter kills while the total number of scavengers at hunter kills exceeded those at wolf kills. From a community perspective, the top–down effect of predation is likely to be stronger in the vicinity of highly aggregated resource pulses as species with large feeding radii switch to feeding on alternative prey once the resource pulse subsides.","container-title":"Ecology Letters","DOI":"10.1046/j.1461-0248.2003.00522.x","ISSN":"1461-0248","issue":"11","language":"en","note":"_eprint: https://onlinelibrary.wiley.com/doi/pdf/10.1046/j.1461-0248.2003.00522.x","page":"996-1003","source":"Wiley Online Library","title":"Resource dispersion and consumer dominance: scavenging at wolf- and hunter-killed carcasses in Greater Yellowstone, USA","title-short":"Resource dispersion and consumer dominance","volume":"6","author":[{"family":"Wilmers","given":"Christopher C."},{"family":"Stahler","given":"Daniel R."},{"family":"Crabtree","given":"Robert L."},{"family":"Smith","given":"Douglas W."},{"family":"Getz","given":"Wayne M."}],"issued":{"date-parts":[["2003"]]}}},{"id":917,"uris":["http://zotero.org/users/9968163/items/Y2CXWCS8"],"itemData":{"id":917,"type":"article-journal","abstract":"&lt;p&gt;Anthropogenic food subsidies can alter ecosystem processes, such as competition, predation, or nutrient transfer, and may strongly affect protected areas. Increasing recreation and ecotourism often create food subsidies, especially in the surrounding lands through fast-growing gateway communities. How the effects of these subsidies extend into protected areas when animals move across boundaries remains largely unexplored. We addressed this question by studying the movement and foraging of common ravens (&lt;italic&gt;Corvus corax)&lt;/italic&gt;, opportunistic scavengers that are well known to feed on predator kills and on anthropogenic food subsidies. We analyzed spatiotemporal data from 57 global positioning system (GPS)-tagged ravens, trapped within or close to Yellowstone National Park, to study their seasonal use of natural and anthropogenic food sources. Although Yellowstone National Park contains a full suite of native predators and ravens can be observed at virtually every kill site, we show that anthropogenic subsidies were utilized to a much greater extent than other natural resources, especially during winter. Important subsidies included gut piles of harvested game animals left by hunters, fat present on wastewater settling ponds, roadkill, and waste from agricultural and urban activities. These subsidies were distributed over vast areas beyond Yellowstone National Park. During fall/winter, ravens traveled longer distances (21.9 vs. 13 km) and spent more time outside Yellowstone National Park (73% of GPS points outside), mostly feeding on anthropogenic subsidies, than in spring/summer (42% of GPS points outside). This difference between seasons was more pronounced for individuals holding territories within the protected area than for those without territories. The large area over which ravens used anthropogenic food subsidies (within more than 100 km of Yellowstone National Park) affects the park’s raven population and the scavenging services they provide. We suggest that the scale of resource use must be considered by managers seeking to control expanding raven populations elsewhere.&lt;/p&gt;","container-title":"Frontiers in Bird Science","DOI":"10.3389/fbirs.2023.1119507","ISSN":"2813-3870","journalAbbreviation":"Front. Bird Sci.","language":"English","publisher":"Frontiers","source":"Frontiers","title":"Scavengers use natural and anthropogenic resources connecting protected areas with surrounding lands","URL":"https://www.frontiersin.org/journals/bird-science/articles/10.3389/fbirs.2023.1119507/full","volume":"2","author":[{"family":"Ho","given":"Cameron"},{"family":"Marzluff","given":"John M."},{"family":"Stahler","given":"Daniel R."},{"family":"Smith","given":"Douglas W."},{"family":"Mueller","given":"Thomas"},{"family":"Wikelski","given":"Martin"},{"family":"Safi","given":"Kamran"},{"family":"Loretto","given":"Matthias-Claudio"}],"accessed":{"date-parts":[["2025",2,19]]},"issued":{"date-parts":[["2023",6,27]]}}}],"schema":"https://github.com/citation-style-language/schema/raw/master/csl-citation.json"} </w:instrText>
+        <w:instrText xml:space="preserve"> ADDIN ZOTERO_ITEM CSL_CITATION {"citationID":"03I5cUJ5","properties":{"formattedCitation":"(Wilmers et al. 2003{\\i{}b}, Ho et al. 2023)","plainCitation":"(Wilmers et al. 2003b, Ho et al. 2023)","noteIndex":0},"citationItems":[{"id":74,"uris":["http://zotero.org/users/9968163/items/CP2GY75A"],"itemData":{"id":74,"type":"article-journal","abstract":"The Greater Yellowstone Ecosystem in the northern Rocky Mountains provides the context for a natural experiment to investigate the response of consumers to resources with differing spatial and temporal dispersion regimes. Grey wolves (Canis lupus) and human hunters both provide resource subsidies to scavengers by provisioning them with the remains of their kills. Carrion from hunter kills is highly aggregated in time and space whereas carrion from wolf kills is more dispersed in both time and space. We estimated the total amount of carrion consumed by each scavenger species at both wolf and hunter kills over 4 years. Species with large feeding radii [bald eagles (Haliaeetus leucocephalus) and ravens (Corvus corax)], defined as the area over which a consumer can efficiently locate and integrate resources, dominated consumption at the highly aggregated hunter kills whereas competitively dominant species [coyotes (Canis latrans)] dominated at the more dispersed wolf kills. In addition, species diversity and the evenness of carrion consumption between scavengers was greater at wolf kills than at hunter kills while the total number of scavengers at hunter kills exceeded those at wolf kills. From a community perspective, the top–down effect of predation is likely to be stronger in the vicinity of highly aggregated resource pulses as species with large feeding radii switch to feeding on alternative prey once the resource pulse subsides.","container-title":"Ecology Letters","DOI":"10.1046/j.1461-0248.2003.00522.x","ISSN":"1461-0248","issue":"11","language":"en","note":"_eprint: https://onlinelibrary.wiley.com/doi/pdf/10.1046/j.1461-0248.2003.00522.x","page":"996-1003","source":"Wiley Online Library","title":"Resource dispersion and consumer dominance: scavenging at wolf- and hunter-killed carcasses in Greater Yellowstone, USA","title-short":"Resource dispersion and consumer dominance","volume":"6","author":[{"family":"Wilmers","given":"Christopher C."},{"family":"Stahler","given":"Daniel R."},{"family":"Crabtree","given":"Robert L."},{"family":"Smith","given":"Douglas W."},{"family":"Getz","given":"Wayne M."}],"issued":{"date-parts":[["2003"]]}}},{"id":880,"uris":["http://zotero.org/users/9968163/items/Y2CXWCS8"],"itemData":{"id":880,"type":"article-journal","abstract":"&lt;p&gt;Anthropogenic food subsidies can alter ecosystem processes, such as competition, predation, or nutrient transfer, and may strongly affect protected areas. Increasing recreation and ecotourism often create food subsidies, especially in the surrounding lands through fast-growing gateway communities. How the effects of these subsidies extend into protected areas when animals move across boundaries remains largely unexplored. We addressed this question by studying the movement and foraging of common ravens (&lt;italic&gt;Corvus corax)&lt;/italic&gt;, opportunistic scavengers that are well known to feed on predator kills and on anthropogenic food subsidies. We analyzed spatiotemporal data from 57 global positioning system (GPS)-tagged ravens, trapped within or close to Yellowstone National Park, to study their seasonal use of natural and anthropogenic food sources. Although Yellowstone National Park contains a full suite of native predators and ravens can be observed at virtually every kill site, we show that anthropogenic subsidies were utilized to a much greater extent than other natural resources, especially during winter. Important subsidies included gut piles of harvested game animals left by hunters, fat present on wastewater settling ponds, roadkill, and waste from agricultural and urban activities. These subsidies were distributed over vast areas beyond Yellowstone National Park. During fall/winter, ravens traveled longer distances (21.9 vs. 13 km) and spent more time outside Yellowstone National Park (73% of GPS points outside), mostly feeding on anthropogenic subsidies, than in spring/summer (42% of GPS points outside). This difference between seasons was more pronounced for individuals holding territories within the protected area than for those without territories. The large area over which ravens used anthropogenic food subsidies (within more than 100 km of Yellowstone National Park) affects the park’s raven population and the scavenging services they provide. We suggest that the scale of resource use must be considered by managers seeking to control expanding raven populations elsewhere.&lt;/p&gt;","container-title":"Frontiers in Bird Science","DOI":"10.3389/fbirs.2023.1119507","ISSN":"2813-3870","journalAbbreviation":"Front. Bird Sci.","language":"English","publisher":"Frontiers","source":"Frontiers","title":"Scavengers use natural and anthropogenic resources connecting protected areas with surrounding lands","URL":"https://www.frontiersin.org/journals/bird-science/articles/10.3389/fbirs.2023.1119507/full","volume":"2","author":[{"family":"Ho","given":"Cameron"},{"family":"Marzluff","given":"John M."},{"family":"Stahler","given":"Daniel R."},{"family":"Smith","given":"Douglas W."},{"family":"Mueller","given":"Thomas"},{"family":"Wikelski","given":"Martin"},{"family":"Safi","given":"Kamran"},{"family":"Loretto","given":"Matthias-Claudio"}],"accessed":{"date-parts":[["2025",2,19]]},"issued":{"date-parts":[["2023",6,27]]}}}],"schema":"https://github.com/citation-style-language/schema/raw/master/csl-citation.json"} </w:instrText>
       </w:r>
       <w:r>
         <w:fldChar w:fldCharType="separate"/>
@@ -764,7 +764,7 @@
         <w:fldChar w:fldCharType="begin"/>
       </w:r>
       <w:r>
-        <w:instrText xml:space="preserve"> ADDIN ZOTERO_ITEM CSL_CITATION {"citationID":"zCiH5K9b","properties":{"unsorted":true,"formattedCitation":"(Marzluff et al. 2021, Ho et al. 2023)","plainCitation":"(Marzluff et al. 2021, Ho et al. 2023)","noteIndex":0},"citationItems":[{"id":1028,"uris":["http://zotero.org/users/9968163/items/W246K25Z"],"itemData":{"id":1028,"type":"article-journal","abstract":"Common ravens (Corvus corax; ravens) are generalist predators that pose a threat to several rare wildlife species in the western United States. Recent increases in raven populations, which are fueled by increased human subsidies—notably food, water, and nest sites—are concerning to those seeking to conserve rare species. Due to the challenges and inefficiencies of reducing or eliminating subsidies, managers increasingly rely on lethal removal of ravens. Over 125,000 ravens were killed by the U.S. Government from 1996 to 2019, and annual removals have increased 4-fold from the 1990s to mid-2010s. We contend that lethal removal of ravens, while capable of improving the reproduction of rare species, is at best a short-term and ethically untenable solution to a problem that will continue to grow until subsidies are meaningfully reduced or made inaccessible to ravens. In part because of ravens’ abilities to track natural and anthropogenic resources across unfamiliar and expansive areas, the removal of subsidies can lead to sustained shifts in raven abundance, which can have longlasting benefits for sensitive species. In the Greater Yellowstone Ecosystem, USA, for example, we documented extensive use of human subsidies during fall/winter, daily 1-way commutes regularly in excess of 50 km by territorial birds to such subsidies, and dispersals of &gt;700 km by nonbreeders that exploited food and roost subsidies. We call for managers to embrace new approaches to subsidy reduction including: increased involvement of conservation social scientists; increased enforcement of local, state, and federal laws; and increased deployment of a diversity of new technologies to haze and aversively condition ravens. Tackling the hard job of reducing subsidies over the expansive area exploited by ravens is right because it will increase the integrity, stability, and beauty of western ecosystems.","container-title":"Human-Wildlife Interaction","issue":"3","language":"en","page":"516-533","source":"Zotero","title":"Thinking Like a Raven: Restoring Integrity, Stability, and Beauty to Western Ecosystems","volume":"15","author":[{"family":"Marzluff","given":"John M"},{"family":"Loretto","given":"Matthias-Claudio"},{"family":"Ho","given":"Cameron K."},{"family":"Coleman","given":"Georgia W."},{"family":"Restani","given":"Marco"}],"issued":{"date-parts":[["2021"]]}}},{"id":917,"uris":["http://zotero.org/users/9968163/items/Y2CXWCS8"],"itemData":{"id":917,"type":"article-journal","abstract":"&lt;p&gt;Anthropogenic food subsidies can alter ecosystem processes, such as competition, predation, or nutrient transfer, and may strongly affect protected areas. Increasing recreation and ecotourism often create food subsidies, especially in the surrounding lands through fast-growing gateway communities. How the effects of these subsidies extend into protected areas when animals move across boundaries remains largely unexplored. We addressed this question by studying the movement and foraging of common ravens (&lt;italic&gt;Corvus corax)&lt;/italic&gt;, opportunistic scavengers that are well known to feed on predator kills and on anthropogenic food subsidies. We analyzed spatiotemporal data from 57 global positioning system (GPS)-tagged ravens, trapped within or close to Yellowstone National Park, to study their seasonal use of natural and anthropogenic food sources. Although Yellowstone National Park contains a full suite of native predators and ravens can be observed at virtually every kill site, we show that anthropogenic subsidies were utilized to a much greater extent than other natural resources, especially during winter. Important subsidies included gut piles of harvested game animals left by hunters, fat present on wastewater settling ponds, roadkill, and waste from agricultural and urban activities. These subsidies were distributed over vast areas beyond Yellowstone National Park. During fall/winter, ravens traveled longer distances (21.9 vs. 13 km) and spent more time outside Yellowstone National Park (73% of GPS points outside), mostly feeding on anthropogenic subsidies, than in spring/summer (42% of GPS points outside). This difference between seasons was more pronounced for individuals holding territories within the protected area than for those without territories. The large area over which ravens used anthropogenic food subsidies (within more than 100 km of Yellowstone National Park) affects the park’s raven population and the scavenging services they provide. We suggest that the scale of resource use must be considered by managers seeking to control expanding raven populations elsewhere.&lt;/p&gt;","container-title":"Frontiers in Bird Science","DOI":"10.3389/fbirs.2023.1119507","ISSN":"2813-3870","journalAbbreviation":"Front. Bird Sci.","language":"English","publisher":"Frontiers","source":"Frontiers","title":"Scavengers use natural and anthropogenic resources connecting protected areas with surrounding lands","URL":"https://www.frontiersin.org/journals/bird-science/articles/10.3389/fbirs.2023.1119507/full","volume":"2","author":[{"family":"Ho","given":"Cameron"},{"family":"Marzluff","given":"John M."},{"family":"Stahler","given":"Daniel R."},{"family":"Smith","given":"Douglas W."},{"family":"Mueller","given":"Thomas"},{"family":"Wikelski","given":"Martin"},{"family":"Safi","given":"Kamran"},{"family":"Loretto","given":"Matthias-Claudio"}],"accessed":{"date-parts":[["2025",2,19]]},"issued":{"date-parts":[["2023",6,27]]}}}],"schema":"https://github.com/citation-style-language/schema/raw/master/csl-citation.json"} </w:instrText>
+        <w:instrText xml:space="preserve"> ADDIN ZOTERO_ITEM CSL_CITATION {"citationID":"zCiH5K9b","properties":{"unsorted":true,"formattedCitation":"(Marzluff et al. 2021, Ho et al. 2023)","plainCitation":"(Marzluff et al. 2021, Ho et al. 2023)","noteIndex":0},"citationItems":[{"id":972,"uris":["http://zotero.org/users/9968163/items/W246K25Z"],"itemData":{"id":972,"type":"article-journal","abstract":"Common ravens (Corvus corax; ravens) are generalist predators that pose a threat to several rare wildlife species in the western United States. Recent increases in raven populations, which are fueled by increased human subsidies—notably food, water, and nest sites—are concerning to those seeking to conserve rare species. Due to the challenges and inefficiencies of reducing or eliminating subsidies, managers increasingly rely on lethal removal of ravens. Over 125,000 ravens were killed by the U.S. Government from 1996 to 2019, and annual removals have increased 4-fold from the 1990s to mid-2010s. We contend that lethal removal of ravens, while capable of improving the reproduction of rare species, is at best a short-term and ethically untenable solution to a problem that will continue to grow until subsidies are meaningfully reduced or made inaccessible to ravens. In part because of ravens’ abilities to track natural and anthropogenic resources across unfamiliar and expansive areas, the removal of subsidies can lead to sustained shifts in raven abundance, which can have longlasting benefits for sensitive species. In the Greater Yellowstone Ecosystem, USA, for example, we documented extensive use of human subsidies during fall/winter, daily 1-way commutes regularly in excess of 50 km by territorial birds to such subsidies, and dispersals of &gt;700 km by nonbreeders that exploited food and roost subsidies. We call for managers to embrace new approaches to subsidy reduction including: increased involvement of conservation social scientists; increased enforcement of local, state, and federal laws; and increased deployment of a diversity of new technologies to haze and aversively condition ravens. Tackling the hard job of reducing subsidies over the expansive area exploited by ravens is right because it will increase the integrity, stability, and beauty of western ecosystems.","container-title":"Human-Wildlife Interaction","issue":"3","language":"en","page":"516-533","source":"Zotero","title":"Thinking Like a Raven: Restoring Integrity, Stability, and Beauty to Western Ecosystems","volume":"15","author":[{"family":"Marzluff","given":"John M"},{"family":"Loretto","given":"Matthias-Claudio"},{"family":"Ho","given":"Cameron K."},{"family":"Coleman","given":"Georgia W."},{"family":"Restani","given":"Marco"}],"issued":{"date-parts":[["2021"]]}}},{"id":880,"uris":["http://zotero.org/users/9968163/items/Y2CXWCS8"],"itemData":{"id":880,"type":"article-journal","abstract":"&lt;p&gt;Anthropogenic food subsidies can alter ecosystem processes, such as competition, predation, or nutrient transfer, and may strongly affect protected areas. Increasing recreation and ecotourism often create food subsidies, especially in the surrounding lands through fast-growing gateway communities. How the effects of these subsidies extend into protected areas when animals move across boundaries remains largely unexplored. We addressed this question by studying the movement and foraging of common ravens (&lt;italic&gt;Corvus corax)&lt;/italic&gt;, opportunistic scavengers that are well known to feed on predator kills and on anthropogenic food subsidies. We analyzed spatiotemporal data from 57 global positioning system (GPS)-tagged ravens, trapped within or close to Yellowstone National Park, to study their seasonal use of natural and anthropogenic food sources. Although Yellowstone National Park contains a full suite of native predators and ravens can be observed at virtually every kill site, we show that anthropogenic subsidies were utilized to a much greater extent than other natural resources, especially during winter. Important subsidies included gut piles of harvested game animals left by hunters, fat present on wastewater settling ponds, roadkill, and waste from agricultural and urban activities. These subsidies were distributed over vast areas beyond Yellowstone National Park. During fall/winter, ravens traveled longer distances (21.9 vs. 13 km) and spent more time outside Yellowstone National Park (73% of GPS points outside), mostly feeding on anthropogenic subsidies, than in spring/summer (42% of GPS points outside). This difference between seasons was more pronounced for individuals holding territories within the protected area than for those without territories. The large area over which ravens used anthropogenic food subsidies (within more than 100 km of Yellowstone National Park) affects the park’s raven population and the scavenging services they provide. We suggest that the scale of resource use must be considered by managers seeking to control expanding raven populations elsewhere.&lt;/p&gt;","container-title":"Frontiers in Bird Science","DOI":"10.3389/fbirs.2023.1119507","ISSN":"2813-3870","journalAbbreviation":"Front. Bird Sci.","language":"English","publisher":"Frontiers","source":"Frontiers","title":"Scavengers use natural and anthropogenic resources connecting protected areas with surrounding lands","URL":"https://www.frontiersin.org/journals/bird-science/articles/10.3389/fbirs.2023.1119507/full","volume":"2","author":[{"family":"Ho","given":"Cameron"},{"family":"Marzluff","given":"John M."},{"family":"Stahler","given":"Daniel R."},{"family":"Smith","given":"Douglas W."},{"family":"Mueller","given":"Thomas"},{"family":"Wikelski","given":"Martin"},{"family":"Safi","given":"Kamran"},{"family":"Loretto","given":"Matthias-Claudio"}],"accessed":{"date-parts":[["2025",2,19]]},"issued":{"date-parts":[["2023",6,27]]}}}],"schema":"https://github.com/citation-style-language/schema/raw/master/csl-citation.json"} </w:instrText>
       </w:r>
       <w:r>
         <w:fldChar w:fldCharType="separate"/>
@@ -934,7 +934,7 @@
         <w:fldChar w:fldCharType="begin"/>
       </w:r>
       <w:r>
-        <w:instrText xml:space="preserve"> ADDIN ZOTERO_ITEM CSL_CITATION {"citationID":"AgWna1z0","properties":{"formattedCitation":"(Geremia et al. 2011, Rickbeil et al. 2019)","plainCitation":"(Geremia et al. 2011, Rickbeil et al. 2019)","noteIndex":0},"citationItems":[{"id":1135,"uris":["http://zotero.org/users/9968163/items/XRAFAX8C"],"itemData":{"id":1135,"type":"article-journal","abstract":"Long distance migrations by ungulate species often surpass the boundaries of preservation areas where conflicts with various publics lead to management actions that can threaten populations. We chose the partially migratory bison (Bison bison) population in Yellowstone National Park as an example of integrating science into management policies to better conserve migratory ungulates. Approximately 60% of these bison have been exposed to bovine brucellosis and thousands of migrants exiting the park boundary have been culled during the past two decades to reduce the risk of disease transmission to cattle. Data were assimilated using models representing competing hypotheses of bison migration during 1990–2009 in a hierarchal Bayesian framework. Migration differed at the scale of herds, but a single unifying logistic model was useful for predicting migrations by both herds. Migration beyond the northern park boundary was affected by herd size, accumulated snow water equivalent, and aboveground dried biomass. Migration beyond the western park boundary was less influenced by these predictors and process model performance suggested an important control on recent migrations was excluded. Simulations of migrations over the next decade suggest that allowing increased numbers of bison beyond park boundaries during severe climate conditions may be the only means of avoiding episodic, large-scale reductions to the Yellowstone bison population in the foreseeable future. This research is an example of how long distance migration dynamics can be incorporated into improved management policies.","container-title":"PLOS ONE","DOI":"10.1371/journal.pone.0016848","ISSN":"1932-6203","issue":"2","journalAbbreviation":"PLOS ONE","language":"en","page":"e16848","publisher":"Public Library of Science","source":"PLoS Journals","title":"Predicting Bison Migration out of Yellowstone National Park Using Bayesian Models","volume":"6","author":[{"family":"Geremia","given":"Chris"},{"family":"White","given":"P. J."},{"family":"Wallen","given":"Rick L."},{"family":"Watson","given":"Fred G. R."},{"family":"Treanor","given":"John J."},{"family":"Borkowski","given":"John"},{"family":"Potter","given":"Christopher S."},{"family":"Crabtree","given":"Robert L."}],"issued":{"date-parts":[["2011",2,14]]}}},{"id":1022,"uris":["http://zotero.org/users/9968163/items/FXXECLRG"],"itemData":{"id":1022,"type":"article-journal","abstract":"Migration is an effective behavioral strategy for prolonging access to seasonal resources and may be a resilient strategy for ungulates experiencing changing climatic conditions. In the Greater Yellowstone Ecosystem (GYE), elk are the primary ungulate, with approximately 20,000 individuals migrating to exploit seasonal gradients in forage while also avoiding energetically costly snow conditions. How climate-induced changes in plant phenology and snow accumulation are influencing elk migration timing is unknown. We present the most complete record of elk migration across the GYE, spanning 9 herds and 414 individuals from 2001 to 2017, to evaluate the drivers of migration timing and test for temporal shifts. The timing of elk departure from winter range involved a trade-off between current and anticipated forage conditions, while snow melt governed summer range arrival date. Timing of elk departure from summer range and arrival on winter range were both influenced by snow accumulation and exposure to hunting. At the GYE scale, spring and fall migration timing changed through time, most notably with winter range arrival dates becoming almost 50 days later since 2001. Predicted herd-level changes in migration timing largely agreed with observed GYE-wide changes—except for predicted winter range arrival dates which did not reflect the magnitude of change detected in the elk telemetry data. Snow melt, snow accumulation, and spring green-up dates all changed through time, with different herds experiencing different rates and directions of change. We conclude that elk migration is plastic, is a direct response to environmental cues, and that these environmental cues are not changing in a consistent manner across the GYE. The impacts of changing elk migration timing on predator–prey dynamics, carnivore–livestock conflict, disease ecology, and harvest management across the GYE are likely to be significant and complex.","container-title":"Global Change Biology","DOI":"10.1111/gcb.14629","ISSN":"1365-2486","issue":"7","language":"en","license":"© 2019 John Wiley &amp; Sons Ltd","note":"_eprint: https://onlinelibrary.wiley.com/doi/pdf/10.1111/gcb.14629","page":"2368-2381","source":"Wiley Online Library","title":"Plasticity in elk migration timing is a response to changing environmental conditions","volume":"25","author":[{"family":"Rickbeil","given":"Gregory J. M."},{"family":"Merkle","given":"Jerod A."},{"family":"Anderson","given":"Greg"},{"family":"Atwood","given":"M. Paul"},{"family":"Beckmann","given":"Jon P."},{"family":"Cole","given":"Eric K."},{"family":"Courtemanch","given":"Alyson B."},{"family":"Dewey","given":"Sarah"},{"family":"Gustine","given":"David D."},{"family":"Kauffman","given":"Matthew J."},{"family":"McWhirter","given":"Douglas E."},{"family":"Mong","given":"Tony"},{"family":"Proffitt","given":"Kelly"},{"family":"White","given":"Patrick J."},{"family":"Middleton","given":"Arthur D."}],"issued":{"date-parts":[["2019"]]}}}],"schema":"https://github.com/citation-style-language/schema/raw/master/csl-citation.json"} </w:instrText>
+        <w:instrText xml:space="preserve"> ADDIN ZOTERO_ITEM CSL_CITATION {"citationID":"AgWna1z0","properties":{"formattedCitation":"(Geremia et al. 2011, Rickbeil et al. 2019)","plainCitation":"(Geremia et al. 2011, Rickbeil et al. 2019)","noteIndex":0},"citationItems":[{"id":1135,"uris":["http://zotero.org/users/9968163/items/XRAFAX8C"],"itemData":{"id":1135,"type":"article-journal","abstract":"Long distance migrations by ungulate species often surpass the boundaries of preservation areas where conflicts with various publics lead to management actions that can threaten populations. We chose the partially migratory bison (Bison bison) population in Yellowstone National Park as an example of integrating science into management policies to better conserve migratory ungulates. Approximately 60% of these bison have been exposed to bovine brucellosis and thousands of migrants exiting the park boundary have been culled during the past two decades to reduce the risk of disease transmission to cattle. Data were assimilated using models representing competing hypotheses of bison migration during 1990–2009 in a hierarchal Bayesian framework. Migration differed at the scale of herds, but a single unifying logistic model was useful for predicting migrations by both herds. Migration beyond the northern park boundary was affected by herd size, accumulated snow water equivalent, and aboveground dried biomass. Migration beyond the western park boundary was less influenced by these predictors and process model performance suggested an important control on recent migrations was excluded. Simulations of migrations over the next decade suggest that allowing increased numbers of bison beyond park boundaries during severe climate conditions may be the only means of avoiding episodic, large-scale reductions to the Yellowstone bison population in the foreseeable future. This research is an example of how long distance migration dynamics can be incorporated into improved management policies.","container-title":"PLOS ONE","DOI":"10.1371/journal.pone.0016848","ISSN":"1932-6203","issue":"2","journalAbbreviation":"PLOS ONE","language":"en","page":"e16848","publisher":"Public Library of Science","source":"PLoS Journals","title":"Predicting Bison Migration out of Yellowstone National Park Using Bayesian Models","volume":"6","author":[{"family":"Geremia","given":"Chris"},{"family":"White","given":"P. J."},{"family":"Wallen","given":"Rick L."},{"family":"Watson","given":"Fred G. R."},{"family":"Treanor","given":"John J."},{"family":"Borkowski","given":"John"},{"family":"Potter","given":"Christopher S."},{"family":"Crabtree","given":"Robert L."}],"issued":{"date-parts":[["2011",2,14]]}}},{"id":1005,"uris":["http://zotero.org/users/9968163/items/FXXECLRG"],"itemData":{"id":1005,"type":"article-journal","abstract":"Migration is an effective behavioral strategy for prolonging access to seasonal resources and may be a resilient strategy for ungulates experiencing changing climatic conditions. In the Greater Yellowstone Ecosystem (GYE), elk are the primary ungulate, with approximately 20,000 individuals migrating to exploit seasonal gradients in forage while also avoiding energetically costly snow conditions. How climate-induced changes in plant phenology and snow accumulation are influencing elk migration timing is unknown. We present the most complete record of elk migration across the GYE, spanning 9 herds and 414 individuals from 2001 to 2017, to evaluate the drivers of migration timing and test for temporal shifts. The timing of elk departure from winter range involved a trade-off between current and anticipated forage conditions, while snow melt governed summer range arrival date. Timing of elk departure from summer range and arrival on winter range were both influenced by snow accumulation and exposure to hunting. At the GYE scale, spring and fall migration timing changed through time, most notably with winter range arrival dates becoming almost 50 days later since 2001. Predicted herd-level changes in migration timing largely agreed with observed GYE-wide changes—except for predicted winter range arrival dates which did not reflect the magnitude of change detected in the elk telemetry data. Snow melt, snow accumulation, and spring green-up dates all changed through time, with different herds experiencing different rates and directions of change. We conclude that elk migration is plastic, is a direct response to environmental cues, and that these environmental cues are not changing in a consistent manner across the GYE. The impacts of changing elk migration timing on predator–prey dynamics, carnivore–livestock conflict, disease ecology, and harvest management across the GYE are likely to be significant and complex.","container-title":"Global Change Biology","DOI":"10.1111/gcb.14629","ISSN":"1365-2486","issue":"7","language":"en","license":"© 2019 John Wiley &amp; Sons Ltd","note":"_eprint: https://onlinelibrary.wiley.com/doi/pdf/10.1111/gcb.14629","page":"2368-2381","source":"Wiley Online Library","title":"Plasticity in elk migration timing is a response to changing environmental conditions","volume":"25","author":[{"family":"Rickbeil","given":"Gregory J. M."},{"family":"Merkle","given":"Jerod A."},{"family":"Anderson","given":"Greg"},{"family":"Atwood","given":"M. Paul"},{"family":"Beckmann","given":"Jon P."},{"family":"Cole","given":"Eric K."},{"family":"Courtemanch","given":"Alyson B."},{"family":"Dewey","given":"Sarah"},{"family":"Gustine","given":"David D."},{"family":"Kauffman","given":"Matthew J."},{"family":"McWhirter","given":"Douglas E."},{"family":"Mong","given":"Tony"},{"family":"Proffitt","given":"Kelly"},{"family":"White","given":"Patrick J."},{"family":"Middleton","given":"Arthur D."}],"issued":{"date-parts":[["2019"]]}}}],"schema":"https://github.com/citation-style-language/schema/raw/master/csl-citation.json"} </w:instrText>
       </w:r>
       <w:r>
         <w:fldChar w:fldCharType="separate"/>
@@ -1066,7 +1066,7 @@
         <w:fldChar w:fldCharType="begin"/>
       </w:r>
       <w:r>
-        <w:instrText xml:space="preserve"> ADDIN ZOTERO_ITEM CSL_CITATION {"citationID":"QMYkXyvK","properties":{"formattedCitation":"(Webb et al. 2011)","plainCitation":"(Webb et al. 2011)","noteIndex":0},"citationItems":[{"id":18,"uris":["http://zotero.org/users/9968163/items/SV62KECA"],"itemData":{"id":18,"type":"article-journal","abstract":"A thorough understanding of a population's ecology requires knowledge of the relationship between habitat use, resource use and demographic parameters. We undertook an empirical investigation of habitat use, resource use and demography in a population of common ravens (Corvus corax), a species widely distributed throughout the Northern Hemisphere. The abundance of ravens is increasing in many parts of western North America, which represents a conservation concern since predation by ravens is thought to contribute to the decline of several sensitive species. We defined resources as the suite of physical and biological components in the environment that led to occupancy of a particular place by ravens. The home ranges of breeding and nonbreeding ravens contained similar proportions of resources, but breeding ravens used more edges, roads, forest, clearcuts, and towns than nonbreeders. We detected no differences in survival between the sexes, but breeding ravens survived at higher rates than nonbreeders, due to exclusion by breeding ravens from those resources positively associated with survival. Raven use of mature forests and anthropogenic land use types was positively associated with survival. Breeding raven use of clearcuts and patchy areas contributed to increased reproduction, but the use of clearcuts along with the use of roads was negatively associated with survival due to illegal shooting. Greater insight into the demography of synanthropic species such as the common raven will enable managers to make informed decisions for protecting biodiversity. This study is the first to consider the demographic consequences of habitat use and resource use for both nonbreeding and breeding common ravens.","container-title":"Biological Conservation","DOI":"10.1016/j.biocon.2011.06.001","issue":"9","page":"2264-2273","source":"ResearchGate","title":"Linking resource use with demography in a synanthropic population of Common Ravens","volume":"144","author":[{"family":"Webb","given":"William"},{"family":"Marzluff","given":"John"},{"family":"Hepinstall","given":"Jeffrey"}],"issued":{"date-parts":[["2011",9,1]]}}}],"schema":"https://github.com/citation-style-language/schema/raw/master/csl-citation.json"} </w:instrText>
+        <w:instrText xml:space="preserve"> ADDIN ZOTERO_ITEM CSL_CITATION {"citationID":"QMYkXyvK","properties":{"formattedCitation":"(Webb et al. 2011)","plainCitation":"(Webb et al. 2011)","noteIndex":0},"citationItems":[{"id":26,"uris":["http://zotero.org/users/9968163/items/SV62KECA"],"itemData":{"id":26,"type":"article-journal","abstract":"A thorough understanding of a population's ecology requires knowledge of the relationship between habitat use, resource use and demographic parameters. We undertook an empirical investigation of habitat use, resource use and demography in a population of common ravens (Corvus corax), a species widely distributed throughout the Northern Hemisphere. The abundance of ravens is increasing in many parts of western North America, which represents a conservation concern since predation by ravens is thought to contribute to the decline of several sensitive species. We defined resources as the suite of physical and biological components in the environment that led to occupancy of a particular place by ravens. The home ranges of breeding and nonbreeding ravens contained similar proportions of resources, but breeding ravens used more edges, roads, forest, clearcuts, and towns than nonbreeders. We detected no differences in survival between the sexes, but breeding ravens survived at higher rates than nonbreeders, due to exclusion by breeding ravens from those resources positively associated with survival. Raven use of mature forests and anthropogenic land use types was positively associated with survival. Breeding raven use of clearcuts and patchy areas contributed to increased reproduction, but the use of clearcuts along with the use of roads was negatively associated with survival due to illegal shooting. Greater insight into the demography of synanthropic species such as the common raven will enable managers to make informed decisions for protecting biodiversity. This study is the first to consider the demographic consequences of habitat use and resource use for both nonbreeding and breeding common ravens.","container-title":"Biological Conservation","DOI":"10.1016/j.biocon.2011.06.001","issue":"9","page":"2264-2273","source":"ResearchGate","title":"Linking resource use with demography in a synanthropic population of Common Ravens","volume":"144","author":[{"family":"Webb","given":"William"},{"family":"Marzluff","given":"John"},{"family":"Hepinstall","given":"Jeffrey"}],"issued":{"date-parts":[["2011",9,1]]}}}],"schema":"https://github.com/citation-style-language/schema/raw/master/csl-citation.json"} </w:instrText>
       </w:r>
       <w:r>
         <w:fldChar w:fldCharType="separate"/>
@@ -1332,7 +1332,7 @@
         <w:fldChar w:fldCharType="begin"/>
       </w:r>
       <w:r>
-        <w:instrText xml:space="preserve"> ADDIN ZOTERO_ITEM CSL_CITATION {"citationID":"ukGI1oDb","properties":{"formattedCitation":"(Rickbeil et al. 2019)","plainCitation":"(Rickbeil et al. 2019)","noteIndex":0},"citationItems":[{"id":1022,"uris":["http://zotero.org/users/9968163/items/FXXECLRG"],"itemData":{"id":1022,"type":"article-journal","abstract":"Migration is an effective behavioral strategy for prolonging access to seasonal resources and may be a resilient strategy for ungulates experiencing changing climatic conditions. In the Greater Yellowstone Ecosystem (GYE), elk are the primary ungulate, with approximately 20,000 individuals migrating to exploit seasonal gradients in forage while also avoiding energetically costly snow conditions. How climate-induced changes in plant phenology and snow accumulation are influencing elk migration timing is unknown. We present the most complete record of elk migration across the GYE, spanning 9 herds and 414 individuals from 2001 to 2017, to evaluate the drivers of migration timing and test for temporal shifts. The timing of elk departure from winter range involved a trade-off between current and anticipated forage conditions, while snow melt governed summer range arrival date. Timing of elk departure from summer range and arrival on winter range were both influenced by snow accumulation and exposure to hunting. At the GYE scale, spring and fall migration timing changed through time, most notably with winter range arrival dates becoming almost 50 days later since 2001. Predicted herd-level changes in migration timing largely agreed with observed GYE-wide changes—except for predicted winter range arrival dates which did not reflect the magnitude of change detected in the elk telemetry data. Snow melt, snow accumulation, and spring green-up dates all changed through time, with different herds experiencing different rates and directions of change. We conclude that elk migration is plastic, is a direct response to environmental cues, and that these environmental cues are not changing in a consistent manner across the GYE. The impacts of changing elk migration timing on predator–prey dynamics, carnivore–livestock conflict, disease ecology, and harvest management across the GYE are likely to be significant and complex.","container-title":"Global Change Biology","DOI":"10.1111/gcb.14629","ISSN":"1365-2486","issue":"7","language":"en","license":"© 2019 John Wiley &amp; Sons Ltd","note":"_eprint: https://onlinelibrary.wiley.com/doi/pdf/10.1111/gcb.14629","page":"2368-2381","source":"Wiley Online Library","title":"Plasticity in elk migration timing is a response to changing environmental conditions","volume":"25","author":[{"family":"Rickbeil","given":"Gregory J. M."},{"family":"Merkle","given":"Jerod A."},{"family":"Anderson","given":"Greg"},{"family":"Atwood","given":"M. Paul"},{"family":"Beckmann","given":"Jon P."},{"family":"Cole","given":"Eric K."},{"family":"Courtemanch","given":"Alyson B."},{"family":"Dewey","given":"Sarah"},{"family":"Gustine","given":"David D."},{"family":"Kauffman","given":"Matthew J."},{"family":"McWhirter","given":"Douglas E."},{"family":"Mong","given":"Tony"},{"family":"Proffitt","given":"Kelly"},{"family":"White","given":"Patrick J."},{"family":"Middleton","given":"Arthur D."}],"issued":{"date-parts":[["2019"]]}}}],"schema":"https://github.com/citation-style-language/schema/raw/master/csl-citation.json"} </w:instrText>
+        <w:instrText xml:space="preserve"> ADDIN ZOTERO_ITEM CSL_CITATION {"citationID":"ukGI1oDb","properties":{"formattedCitation":"(Rickbeil et al. 2019)","plainCitation":"(Rickbeil et al. 2019)","noteIndex":0},"citationItems":[{"id":1005,"uris":["http://zotero.org/users/9968163/items/FXXECLRG"],"itemData":{"id":1005,"type":"article-journal","abstract":"Migration is an effective behavioral strategy for prolonging access to seasonal resources and may be a resilient strategy for ungulates experiencing changing climatic conditions. In the Greater Yellowstone Ecosystem (GYE), elk are the primary ungulate, with approximately 20,000 individuals migrating to exploit seasonal gradients in forage while also avoiding energetically costly snow conditions. How climate-induced changes in plant phenology and snow accumulation are influencing elk migration timing is unknown. We present the most complete record of elk migration across the GYE, spanning 9 herds and 414 individuals from 2001 to 2017, to evaluate the drivers of migration timing and test for temporal shifts. The timing of elk departure from winter range involved a trade-off between current and anticipated forage conditions, while snow melt governed summer range arrival date. Timing of elk departure from summer range and arrival on winter range were both influenced by snow accumulation and exposure to hunting. At the GYE scale, spring and fall migration timing changed through time, most notably with winter range arrival dates becoming almost 50 days later since 2001. Predicted herd-level changes in migration timing largely agreed with observed GYE-wide changes—except for predicted winter range arrival dates which did not reflect the magnitude of change detected in the elk telemetry data. Snow melt, snow accumulation, and spring green-up dates all changed through time, with different herds experiencing different rates and directions of change. We conclude that elk migration is plastic, is a direct response to environmental cues, and that these environmental cues are not changing in a consistent manner across the GYE. The impacts of changing elk migration timing on predator–prey dynamics, carnivore–livestock conflict, disease ecology, and harvest management across the GYE are likely to be significant and complex.","container-title":"Global Change Biology","DOI":"10.1111/gcb.14629","ISSN":"1365-2486","issue":"7","language":"en","license":"© 2019 John Wiley &amp; Sons Ltd","note":"_eprint: https://onlinelibrary.wiley.com/doi/pdf/10.1111/gcb.14629","page":"2368-2381","source":"Wiley Online Library","title":"Plasticity in elk migration timing is a response to changing environmental conditions","volume":"25","author":[{"family":"Rickbeil","given":"Gregory J. M."},{"family":"Merkle","given":"Jerod A."},{"family":"Anderson","given":"Greg"},{"family":"Atwood","given":"M. Paul"},{"family":"Beckmann","given":"Jon P."},{"family":"Cole","given":"Eric K."},{"family":"Courtemanch","given":"Alyson B."},{"family":"Dewey","given":"Sarah"},{"family":"Gustine","given":"David D."},{"family":"Kauffman","given":"Matthew J."},{"family":"McWhirter","given":"Douglas E."},{"family":"Mong","given":"Tony"},{"family":"Proffitt","given":"Kelly"},{"family":"White","given":"Patrick J."},{"family":"Middleton","given":"Arthur D."}],"issued":{"date-parts":[["2019"]]}}}],"schema":"https://github.com/citation-style-language/schema/raw/master/csl-citation.json"} </w:instrText>
       </w:r>
       <w:r>
         <w:fldChar w:fldCharType="separate"/>
@@ -1454,7 +1454,7 @@
         <w:fldChar w:fldCharType="begin"/>
       </w:r>
       <w:r>
-        <w:instrText xml:space="preserve"> ADDIN ZOTERO_ITEM CSL_CITATION {"citationID":"9hoY9g3b","properties":{"formattedCitation":"(Murphy et al. 1998)","plainCitation":"(Murphy et al. 1998)","noteIndex":0},"citationItems":[{"id":854,"uris":["http://zotero.org/users/9968163/items/R9PGF9BX"],"itemData":{"id":854,"type":"article-journal","abstract":"Black bears (Ursus americanus) or grizzly bears (Ursus arctos) visited 8 of 55 cougar-killed (Felis concolor) ungulates in Glacier National Park (GNP), Montana, from 1992 to 1995, and 19 of 58 cougar kills in Yellowstone National Park (YNP), Wyoming, from 1990 to 1995. Bears displaced cougars from 4 of 8 carcasses they visited in GNP and 7 of 19 in YNP. Cougar predation provided an average of 1.9 kg/day (range = 0-6.8 kg/day) of biomass to bears that fed on cougar-killed ungulates. This biomass was an important percent (up to 113%) of the daily energy needs of bears when compared to their caloric requirements reported in the literature. We suggest that ungulate carrion resulting from cougar predation is important nutritionally to bears in some regions and seasons. Cougars that were displaced from their kills by bears lost an average of 0.64 kg/day of ungulate biomass, or 17-26% of their daily energy requirements. Biologists modelling or measuring cougar predation rates should be aware that losses to scavengers may be significant.","citation-key":"murphyEncounterCompetitionBears1998","container-title":"Ursus","ISSN":"1537-6176","page":"55-60","publisher":"International Association for Bear Research and Management","source":"JSTOR","title":"Encounter Competition between Bears and Cougars: Some Ecological Implications","title-short":"Encounter Competition between Bears and Cougars","volume":"10","author":[{"family":"Murphy","given":"Kerry M."},{"family":"Felzien","given":"Gregory S."},{"family":"Hornocker","given":"Maurice G."},{"family":"Ruth","given":"Toni K."}],"issued":{"date-parts":[["1998"]]}}}],"schema":"https://github.com/citation-style-language/schema/raw/master/csl-citation.json"} </w:instrText>
+        <w:instrText xml:space="preserve"> ADDIN ZOTERO_ITEM CSL_CITATION {"citationID":"9hoY9g3b","properties":{"formattedCitation":"(Murphy et al. 1998)","plainCitation":"(Murphy et al. 1998)","noteIndex":0},"citationItems":[{"id":872,"uris":["http://zotero.org/users/9968163/items/R9PGF9BX"],"itemData":{"id":872,"type":"article-journal","abstract":"Black bears (Ursus americanus) or grizzly bears (Ursus arctos) visited 8 of 55 cougar-killed (Felis concolor) ungulates in Glacier National Park (GNP), Montana, from 1992 to 1995, and 19 of 58 cougar kills in Yellowstone National Park (YNP), Wyoming, from 1990 to 1995. Bears displaced cougars from 4 of 8 carcasses they visited in GNP and 7 of 19 in YNP. Cougar predation provided an average of 1.9 kg/day (range = 0-6.8 kg/day) of biomass to bears that fed on cougar-killed ungulates. This biomass was an important percent (up to 113%) of the daily energy needs of bears when compared to their caloric requirements reported in the literature. We suggest that ungulate carrion resulting from cougar predation is important nutritionally to bears in some regions and seasons. Cougars that were displaced from their kills by bears lost an average of 0.64 kg/day of ungulate biomass, or 17-26% of their daily energy requirements. Biologists modelling or measuring cougar predation rates should be aware that losses to scavengers may be significant.","citation-key":"murphyEncounterCompetitionBears1998","container-title":"Ursus","ISSN":"1537-6176","page":"55-60","publisher":"International Association for Bear Research and Management","source":"JSTOR","title":"Encounter Competition between Bears and Cougars: Some Ecological Implications","title-short":"Encounter Competition between Bears and Cougars","volume":"10","author":[{"family":"Murphy","given":"Kerry M."},{"family":"Felzien","given":"Gregory S."},{"family":"Hornocker","given":"Maurice G."},{"family":"Ruth","given":"Toni K."}],"issued":{"date-parts":[["1998"]]}}}],"schema":"https://github.com/citation-style-language/schema/raw/master/csl-citation.json"} </w:instrText>
       </w:r>
       <w:r>
         <w:fldChar w:fldCharType="separate"/>
@@ -1545,7 +1545,13 @@
       </w:r>
       <w:r>
         <w:lastRenderedPageBreak/>
-        <w:t>March 1- 30)</w:t>
+        <w:t>March 1</w:t>
+      </w:r>
+      <w:r>
+        <w:t xml:space="preserve"> </w:t>
+      </w:r>
+      <w:r>
+        <w:t>- 30)</w:t>
       </w:r>
       <w:r>
         <w:t xml:space="preserve">. Each wolf kill </w:t>
@@ -1573,7 +1579,25 @@
         <w:t>after the last wolf GPS point. This additional day accounts for the continued availability and use of the carcass after wolves have abandoned it</w:t>
       </w:r>
       <w:r>
-        <w:t>. We</w:t>
+        <w:t xml:space="preserve">. </w:t>
+      </w:r>
+      <w:r>
+        <w:t>We considered all wolf kills within 1 kilometer of the 90% MCP to be within a raven</w:t>
+      </w:r>
+      <w:r>
+        <w:t>’</w:t>
+      </w:r>
+      <w:r>
+        <w:t xml:space="preserve">s winter territory range. </w:t>
+      </w:r>
+      <w:r>
+        <w:t>We</w:t>
+      </w:r>
+      <w:r>
+        <w:t xml:space="preserve"> </w:t>
+      </w:r>
+      <w:r>
+        <w:t>also</w:t>
       </w:r>
       <w:r>
         <w:t xml:space="preserve"> </w:t>
@@ -1668,11 +1692,11 @@
         <w:t>th</w:t>
       </w:r>
       <w:r>
-        <w:t xml:space="preserve">. We removed days with fewer than 10 GPS points where the raven did not leave its territory or did not visit the hunting area because the data may have been </w:t>
+        <w:t xml:space="preserve">. We removed days with fewer than 10 GPS points where the raven did </w:t>
       </w:r>
       <w:r>
         <w:lastRenderedPageBreak/>
-        <w:t>insufficient to detect the movement. At a 30-minute fix-rate</w:t>
+        <w:t>not leave its territory or did not visit the hunting area because the data may have been insufficient to detect the movement. At a 30-minute fix-rate</w:t>
       </w:r>
       <w:r>
         <w:t>,</w:t>
@@ -1763,7 +1787,7 @@
         <w:fldChar w:fldCharType="begin"/>
       </w:r>
       <w:r>
-        <w:instrText xml:space="preserve"> ADDIN ZOTERO_ITEM CSL_CITATION {"citationID":"d9NJFhBv","properties":{"unsorted":false,"formattedCitation":"(Loretto et al. 2026)","plainCitation":"(Loretto et al. 2026)","noteIndex":0},"citationItems":[{"id":1570,"uris":["http://zotero.org/users/9968163/items/BAM3LF88"],"itemData":{"id":1570,"type":"article-journal","abstract":"Scavengers generally rely on patchily distributed, unpredictable carrion. A long-standing hypothesis suggests scavenging ravens reliably locate such food by directly following large carnivores to their kills. However, by satellite tracking 69 ravens, 20 wolves, and 11 cougars in Yellowstone National Park, we found that following of predators over large distances rarely occurred. Instead, ravens routinely revisited sites where wolf kills were common—returning from distances of up to 155 kilometers to find carrion. Much like navigating to permanent anthropogenic subsidies, ravens appear to remember potential sources of carrion shaped by previous encounters with wolves or their kills. These findings suggest that spatial memory and navigation play a considerably greater role than previously assumed among scavengers, and possibly other wide-ranging species, in search of ephemeral resources.","citation-key":"lorettoRavensAnticipateWolf2026","container-title":"Science","DOI":"10.1126/science.adz9467","issue":"6790","page":"1151-1154","publisher":"American Association for the Advancement of Science","source":"science.org (Atypon)","title":"Ravens anticipate wolf kill sites across broad scales","volume":"391","author":[{"family":"Loretto","given":"Matthias-Claudio"},{"family":"Beck","given":"Kristina B."},{"family":"Smith","given":"Douglas W."},{"family":"Stahler","given":"Daniel R."},{"family":"Walker","given":"Lauren E."},{"family":"Wikelski","given":"Martin"},{"family":"Mueller","given":"Thomas"},{"family":"Safi","given":"Kamran"},{"family":"Marzluff","given":"John M."}],"issued":{"date-parts":[["2026",3,12]]}}}],"schema":"https://github.com/citation-style-language/schema/raw/master/csl-citation.json"} </w:instrText>
+        <w:instrText xml:space="preserve"> ADDIN ZOTERO_ITEM CSL_CITATION {"citationID":"d9NJFhBv","properties":{"unsorted":false,"formattedCitation":"(Loretto et al. 2026)","plainCitation":"(Loretto et al. 2026)","noteIndex":0},"citationItems":[{"id":1582,"uris":["http://zotero.org/users/9968163/items/BAM3LF88"],"itemData":{"id":1582,"type":"article-journal","abstract":"Scavengers generally rely on patchily distributed, unpredictable carrion. A long-standing hypothesis suggests scavenging ravens reliably locate such food by directly following large carnivores to their kills. However, by satellite tracking 69 ravens, 20 wolves, and 11 cougars in Yellowstone National Park, we found that following of predators over large distances rarely occurred. Instead, ravens routinely revisited sites where wolf kills were common—returning from distances of up to 155 kilometers to find carrion. Much like navigating to permanent anthropogenic subsidies, ravens appear to remember potential sources of carrion shaped by previous encounters with wolves or their kills. These findings suggest that spatial memory and navigation play a considerably greater role than previously assumed among scavengers, and possibly other wide-ranging species, in search of ephemeral resources.","citation-key":"lorettoRavensAnticipateWolf2026","container-title":"Science","DOI":"10.1126/science.adz9467","issue":"6790","page":"1151-1154","publisher":"American Association for the Advancement of Science","source":"science.org (Atypon)","title":"Ravens anticipate wolf kill sites across broad scales","volume":"391","author":[{"family":"Loretto","given":"Matthias-Claudio"},{"family":"Beck","given":"Kristina B."},{"family":"Smith","given":"Douglas W."},{"family":"Stahler","given":"Daniel R."},{"family":"Walker","given":"Lauren E."},{"family":"Wikelski","given":"Martin"},{"family":"Mueller","given":"Thomas"},{"family":"Safi","given":"Kamran"},{"family":"Marzluff","given":"John M."}],"issued":{"date-parts":[["2026",3,12]]}}}],"schema":"https://github.com/citation-style-language/schema/raw/master/csl-citation.json"} </w:instrText>
       </w:r>
       <w:r>
         <w:fldChar w:fldCharType="separate"/>
@@ -1800,7 +1824,7 @@
         <w:fldChar w:fldCharType="begin"/>
       </w:r>
       <w:r>
-        <w:instrText xml:space="preserve"> ADDIN ZOTERO_ITEM CSL_CITATION {"citationID":"aAvBJWuw","properties":{"formattedCitation":"(Marzluff et al. 1996)","plainCitation":"(Marzluff et al. 1996)","noteIndex":0},"citationItems":[{"id":70,"uris":["http://zotero.org/users/9968163/items/Z8LZESEZ"],"itemData":{"id":70,"type":"article-journal","abstract":"Vagrant, non-breeding common ravens, Corvus corax, inhabiting the forested mountains of Maine are specialized to feed on rich but ephemeral carcasses of large mammals during the harsh winter months. The foraging and roosting behaviour of free-ranging ravens were studied during the winters of 1988–1990. Ravens quickly assembled at carcasses, and into communal roosts. Six lines of evidence indicate that these roosts function as information centres. (1) Roosts comprised both knowledgeable and naive foragers. (2) Departures from roosts were highly synchronized, with most members departing in one direction. (3) Direction of departure often changed from day to day. (4) Birds made naive of food sources (by being withheld from the wild and then allowed to join roosts) followed roost-mates to new feeding sites, whereas control birds held and released outside of roosts rarely found the local food bonanzas. (5) Birds made knowledgeable of food sources (by being released at new carcasses) joined roosts and led roost-mates to the food on three of 20 occasions. (6) The same individuals switched leader and follower roles depending upon their knowledge of feeding opportunities. Although ravens may form roosts at traditional areas (near stable food sources) that are used for many years, the ravens in Maine frequently shifted roost sites to be near newly discovered carcasses. Information exchange at roosts principally occurred on the night of, or the night before, the roost shift. Social soaring displays assembled birds from a wide area and were associated with mass movements to new roosts formed at nearby food.","container-title":"Animal Behaviour","DOI":"10.1006/anbe.1996.0008","ISSN":"00033472","issue":"1","language":"en","page":"89-103","source":"DOI.org (Crossref)","title":"Raven roosts are mobile information centres","volume":"51","author":[{"family":"Marzluff","given":"John M."},{"family":"Heinrich","given":"Bernd"},{"family":"Marzluff","given":"Colleen S."}],"issued":{"date-parts":[["1996",1]]}}}],"schema":"https://github.com/citation-style-language/schema/raw/master/csl-citation.json"} </w:instrText>
+        <w:instrText xml:space="preserve"> ADDIN ZOTERO_ITEM CSL_CITATION {"citationID":"aAvBJWuw","properties":{"formattedCitation":"(Marzluff et al. 1996)","plainCitation":"(Marzluff et al. 1996)","noteIndex":0},"citationItems":[{"id":63,"uris":["http://zotero.org/users/9968163/items/Z8LZESEZ"],"itemData":{"id":63,"type":"article-journal","abstract":"Vagrant, non-breeding common ravens, Corvus corax, inhabiting the forested mountains of Maine are specialized to feed on rich but ephemeral carcasses of large mammals during the harsh winter months. The foraging and roosting behaviour of free-ranging ravens were studied during the winters of 1988–1990. Ravens quickly assembled at carcasses, and into communal roosts. Six lines of evidence indicate that these roosts function as information centres. (1) Roosts comprised both knowledgeable and naive foragers. (2) Departures from roosts were highly synchronized, with most members departing in one direction. (3) Direction of departure often changed from day to day. (4) Birds made naive of food sources (by being withheld from the wild and then allowed to join roosts) followed roost-mates to new feeding sites, whereas control birds held and released outside of roosts rarely found the local food bonanzas. (5) Birds made knowledgeable of food sources (by being released at new carcasses) joined roosts and led roost-mates to the food on three of 20 occasions. (6) The same individuals switched leader and follower roles depending upon their knowledge of feeding opportunities. Although ravens may form roosts at traditional areas (near stable food sources) that are used for many years, the ravens in Maine frequently shifted roost sites to be near newly discovered carcasses. Information exchange at roosts principally occurred on the night of, or the night before, the roost shift. Social soaring displays assembled birds from a wide area and were associated with mass movements to new roosts formed at nearby food.","container-title":"Animal Behaviour","DOI":"10.1006/anbe.1996.0008","ISSN":"00033472","issue":"1","language":"en","page":"89-103","source":"DOI.org (Crossref)","title":"Raven roosts are mobile information centres","volume":"51","author":[{"family":"Marzluff","given":"John M."},{"family":"Heinrich","given":"Bernd"},{"family":"Marzluff","given":"Colleen S."}],"issued":{"date-parts":[["1996",1]]}}}],"schema":"https://github.com/citation-style-language/schema/raw/master/csl-citation.json"} </w:instrText>
       </w:r>
       <w:r>
         <w:fldChar w:fldCharType="separate"/>
@@ -1915,13 +1939,37 @@
         <w:t>P</w:t>
       </w:r>
       <w:r>
-        <w:t>roject because that is the period the wolf carcass predictive algorithm works for. We included two covariates to represent the hunting season and assess to what extent ravens tracked the potential biomass versus a broader seasonally determined availability.</w:t>
+        <w:t xml:space="preserve">roject because that is the period </w:t>
+      </w:r>
+      <w:r>
+        <w:t>with</w:t>
+      </w:r>
+      <w:r>
+        <w:t xml:space="preserve"> accurate </w:t>
+      </w:r>
+      <w:r>
+        <w:t xml:space="preserve">wolf kill </w:t>
+      </w:r>
+      <w:r>
+        <w:t xml:space="preserve">predictions. </w:t>
+      </w:r>
+      <w:r>
+        <w:t xml:space="preserve">We examined the assumption of raven knowledge of territorial resource availability by creating separate models with different wolf kill components. One assumed complete knowledge of wolf kill availability within their territory and the other required ravens to show use of the kill by traveling within 500 m of the </w:t>
+      </w:r>
+      <w:r>
+        <w:t>carcass site</w:t>
+      </w:r>
+      <w:r>
+        <w:t xml:space="preserve">. </w:t>
+      </w:r>
+      <w:r>
+        <w:t>We included two covariates to represent the hunting season and assess to what extent ravens tracked the potential biomass versus a broader seasonally determined availability.</w:t>
       </w:r>
       <w:r>
         <w:t xml:space="preserve"> </w:t>
       </w:r>
       <w:r>
-        <w:t>We included an interaction term between the wolf-kill covariate (active kill and visited kill) and the amount of hunting biomass</w:t>
+        <w:t>We included an interaction term between the wolf-kill covariate and the amount of hunting biomass</w:t>
       </w:r>
       <w:r>
         <w:t xml:space="preserve"> available</w:t>
@@ -2045,7 +2093,11 @@
         <w:t>66.5</w:t>
       </w:r>
       <w:r>
-        <w:t xml:space="preserve">% of days (range = </w:t>
+        <w:t xml:space="preserve">% of days </w:t>
+      </w:r>
+      <w:r>
+        <w:lastRenderedPageBreak/>
+        <w:t xml:space="preserve">(range = </w:t>
       </w:r>
       <w:r>
         <w:t>0</w:t>
@@ -2126,11 +2178,7 @@
         <w:t>6</w:t>
       </w:r>
       <w:r>
-        <w:t xml:space="preserve">%). Two ravens residing at Old Faithful (7485, 7494; 63 km from </w:t>
-      </w:r>
-      <w:r>
-        <w:lastRenderedPageBreak/>
-        <w:t>hunting regions), the territories farthest from the hunting regions, never traveled to the hunting area</w:t>
+        <w:t>%). Two ravens residing at Old Faithful (7485, 7494; 63 km from hunting regions), the territories farthest from the hunting regions, never traveled to the hunting area</w:t>
       </w:r>
       <w:r>
         <w:t xml:space="preserve"> and preferred to forage in West Yellowstone, MT </w:t>
@@ -2227,6 +2275,7 @@
       </w:pPr>
       <w:commentRangeStart w:id="9"/>
       <w:r>
+        <w:lastRenderedPageBreak/>
         <w:t xml:space="preserve">Figure . </w:t>
       </w:r>
       <w:commentRangeEnd w:id="9"/>
@@ -2263,11 +2312,7 @@
         <w:t>H</w:t>
       </w:r>
       <w:r>
-        <w:t xml:space="preserve">unting” </w:t>
-      </w:r>
-      <w:r>
-        <w:lastRenderedPageBreak/>
-        <w:t>category is used to show a raven visited the Gardiner hunting regions to forage for hunter-created carrion.</w:t>
+        <w:t>unting” category is used to show a raven visited the Gardiner hunting regions to forage for hunter-created carrion.</w:t>
       </w:r>
       <w:r>
         <w:t xml:space="preserve"> </w:t>
@@ -2382,6 +2427,7 @@
         <w:ind w:firstLine="720"/>
       </w:pPr>
       <w:r>
+        <w:lastRenderedPageBreak/>
         <w:br w:type="page"/>
       </w:r>
     </w:p>
@@ -2462,10 +2508,13 @@
         <w:t>8</w:t>
       </w:r>
       <w:r>
-        <w:t xml:space="preserve">. Plot </w:t>
-      </w:r>
-      <w:r>
-        <w:t xml:space="preserve">shows the average number of days (between ravens) a raven made </w:t>
+        <w:t xml:space="preserve">. </w:t>
+      </w:r>
+      <w:r>
+        <w:t>A</w:t>
+      </w:r>
+      <w:r>
+        <w:t xml:space="preserve">verage number of days (between ravens) a raven made </w:t>
       </w:r>
       <w:r>
         <w:t>various</w:t>
@@ -2492,10 +2541,10 @@
         </w:rPr>
         <w:lastRenderedPageBreak/>
         <w:drawing>
-          <wp:inline distT="0" distB="0" distL="0" distR="0" wp14:anchorId="7F90E314" wp14:editId="08A90992">
-            <wp:extent cx="5736031" cy="4238625"/>
-            <wp:effectExtent l="0" t="0" r="0" b="0"/>
-            <wp:docPr id="92184951" name="Picture 2"/>
+          <wp:inline distT="0" distB="0" distL="0" distR="0" wp14:anchorId="23874E45" wp14:editId="74E2CA4D">
+            <wp:extent cx="5574044" cy="4152900"/>
+            <wp:effectExtent l="0" t="0" r="7620" b="0"/>
+            <wp:docPr id="1908725565" name="Picture 1"/>
             <wp:cNvGraphicFramePr>
               <a:graphicFrameLocks xmlns:a="http://schemas.openxmlformats.org/drawingml/2006/main" noChangeAspect="1"/>
             </wp:cNvGraphicFramePr>
@@ -2503,7 +2552,7 @@
               <a:graphicData uri="http://schemas.openxmlformats.org/drawingml/2006/picture">
                 <pic:pic xmlns:pic="http://schemas.openxmlformats.org/drawingml/2006/picture">
                   <pic:nvPicPr>
-                    <pic:cNvPr id="0" name="Picture 2"/>
+                    <pic:cNvPr id="0" name="Picture 1"/>
                     <pic:cNvPicPr>
                       <a:picLocks noChangeAspect="1" noChangeArrowheads="1"/>
                     </pic:cNvPicPr>
@@ -2516,7 +2565,7 @@
                         </a:ext>
                       </a:extLst>
                     </a:blip>
-                    <a:srcRect l="12681" r="11075"/>
+                    <a:srcRect l="13049" r="11444"/>
                     <a:stretch>
                       <a:fillRect/>
                     </a:stretch>
@@ -2524,7 +2573,7 @@
                   <pic:spPr bwMode="auto">
                     <a:xfrm>
                       <a:off x="0" y="0"/>
-                      <a:ext cx="5738261" cy="4240273"/>
+                      <a:ext cx="5583437" cy="4159898"/>
                     </a:xfrm>
                     <a:prstGeom prst="rect">
                       <a:avLst/>
@@ -2567,10 +2616,22 @@
         <w:commentReference w:id="12"/>
       </w:r>
       <w:r>
-        <w:t xml:space="preserve">. Maps show hotspots </w:t>
-      </w:r>
-      <w:r>
-        <w:t>of raven</w:t>
+        <w:t xml:space="preserve">. </w:t>
+      </w:r>
+      <w:r>
+        <w:t>H</w:t>
+      </w:r>
+      <w:r>
+        <w:t xml:space="preserve">otspots </w:t>
+      </w:r>
+      <w:r>
+        <w:t>of</w:t>
+      </w:r>
+      <w:r>
+        <w:t xml:space="preserve"> territorial</w:t>
+      </w:r>
+      <w:r>
+        <w:t xml:space="preserve"> raven</w:t>
       </w:r>
       <w:r>
         <w:t xml:space="preserve"> activity</w:t>
@@ -2735,41 +2796,41 @@
         <w:t xml:space="preserve"> by individual</w:t>
       </w:r>
       <w:r>
-        <w:t xml:space="preserve"> territorial ravens, either within their territory or beyond it. Raven </w:t>
+        <w:t xml:space="preserve"> territorial ravens, either within their territory or beyond it. Raven territories were 0.8 – 21.2 km</w:t>
+      </w:r>
+      <w:r>
+        <w:rPr>
+          <w:vertAlign w:val="superscript"/>
+        </w:rPr>
+        <w:t>2</w:t>
+      </w:r>
+      <w:r>
+        <w:t xml:space="preserve"> (median = 3.3 km</w:t>
+      </w:r>
+      <w:r>
+        <w:rPr>
+          <w:vertAlign w:val="superscript"/>
+        </w:rPr>
+        <w:t>2</w:t>
+      </w:r>
+      <w:r>
+        <w:t>,</w:t>
+      </w:r>
+      <w:r>
+        <w:t xml:space="preserve"> sd = 6.3 km</w:t>
+      </w:r>
+      <w:r>
+        <w:rPr>
+          <w:vertAlign w:val="superscript"/>
+        </w:rPr>
+        <w:t>2</w:t>
+      </w:r>
+      <w:r>
+        <w:t xml:space="preserve">) and each territory only had a </w:t>
       </w:r>
       <w:r>
         <w:lastRenderedPageBreak/>
-        <w:t>territories were 0.8 – 21.2 km</w:t>
-      </w:r>
-      <w:r>
-        <w:rPr>
-          <w:vertAlign w:val="superscript"/>
-        </w:rPr>
-        <w:t>2</w:t>
-      </w:r>
-      <w:r>
-        <w:t xml:space="preserve"> (median = 3.3 km</w:t>
-      </w:r>
-      <w:r>
-        <w:rPr>
-          <w:vertAlign w:val="superscript"/>
-        </w:rPr>
-        <w:t>2</w:t>
-      </w:r>
-      <w:r>
-        <w:t>,</w:t>
-      </w:r>
-      <w:r>
-        <w:t xml:space="preserve"> sd = 6.3 km</w:t>
-      </w:r>
-      <w:r>
-        <w:rPr>
-          <w:vertAlign w:val="superscript"/>
-        </w:rPr>
-        <w:t>2</w:t>
-      </w:r>
-      <w:r>
-        <w:t xml:space="preserve">) and each territory only had a wolf kill available for a mean of </w:t>
+        <w:t xml:space="preserve">wolf kill available for a mean of </w:t>
       </w:r>
       <w:r>
         <w:t>4</w:t>
@@ -2968,7 +3029,13 @@
         <w:commentReference w:id="14"/>
       </w:r>
       <w:r>
-        <w:t xml:space="preserve">re 2. The proportion of decision days </w:t>
+        <w:t xml:space="preserve">re 2. </w:t>
+      </w:r>
+      <w:r>
+        <w:t>P</w:t>
+      </w:r>
+      <w:r>
+        <w:t xml:space="preserve">roportion of decision days </w:t>
       </w:r>
       <w:r>
         <w:t xml:space="preserve">during </w:t>
@@ -2980,17 +3047,17 @@
         <w:t xml:space="preserve"> period </w:t>
       </w:r>
       <w:r>
-        <w:t xml:space="preserve">on which each raven made a particular movement decision. If a raven decided to leave its territory, its decision </w:t>
+        <w:t>on which each raven made a particular movement decision. If a raven decided to leave its territory, its decision was one of two results. The “</w:t>
+      </w:r>
+      <w:r>
+        <w:t>O</w:t>
+      </w:r>
+      <w:r>
+        <w:t xml:space="preserve">ther” category is used to encapsulate all extraterritorial movements </w:t>
       </w:r>
       <w:r>
         <w:lastRenderedPageBreak/>
-        <w:t>was one of two results. The “</w:t>
-      </w:r>
-      <w:r>
-        <w:t>O</w:t>
-      </w:r>
-      <w:r>
-        <w:t>ther” category is used to encapsulate all extraterritorial movements that did not result in a visit to the hunting regions. The “</w:t>
+        <w:t>that did not result in a visit to the hunting regions. The “</w:t>
       </w:r>
       <w:r>
         <w:t>H</w:t>
@@ -3155,10 +3222,10 @@
         </w:rPr>
         <w:lastRenderedPageBreak/>
         <w:drawing>
-          <wp:inline distT="0" distB="0" distL="0" distR="0" wp14:anchorId="51D94AB7" wp14:editId="495D138B">
-            <wp:extent cx="5943600" cy="4295775"/>
-            <wp:effectExtent l="0" t="0" r="0" b="9525"/>
-            <wp:docPr id="850995868" name="Picture 5"/>
+          <wp:inline distT="0" distB="0" distL="0" distR="0" wp14:anchorId="387DE452" wp14:editId="07BBDAD2">
+            <wp:extent cx="5943600" cy="4292600"/>
+            <wp:effectExtent l="0" t="0" r="0" b="0"/>
+            <wp:docPr id="1867103606" name="Picture 4"/>
             <wp:cNvGraphicFramePr>
               <a:graphicFrameLocks xmlns:a="http://schemas.openxmlformats.org/drawingml/2006/main" noChangeAspect="1"/>
             </wp:cNvGraphicFramePr>
@@ -3166,7 +3233,7 @@
               <a:graphicData uri="http://schemas.openxmlformats.org/drawingml/2006/picture">
                 <pic:pic xmlns:pic="http://schemas.openxmlformats.org/drawingml/2006/picture">
                   <pic:nvPicPr>
-                    <pic:cNvPr id="0" name="Picture 5"/>
+                    <pic:cNvPr id="0" name="Picture 4"/>
                     <pic:cNvPicPr>
                       <a:picLocks noChangeAspect="1" noChangeArrowheads="1"/>
                     </pic:cNvPicPr>
@@ -3187,7 +3254,7 @@
                   <pic:spPr bwMode="auto">
                     <a:xfrm>
                       <a:off x="0" y="0"/>
-                      <a:ext cx="5943600" cy="4295775"/>
+                      <a:ext cx="5943600" cy="4292600"/>
                     </a:xfrm>
                     <a:prstGeom prst="rect">
                       <a:avLst/>
@@ -3215,16 +3282,22 @@
         <w:t xml:space="preserve">nd </w:t>
       </w:r>
       <w:r>
-        <w:t xml:space="preserve">95% confidence intervals of ravens leaving their territory based on active wolf kills within their territories (p </w:t>
-      </w:r>
-      <w:r>
-        <w:t>=</w:t>
-      </w:r>
-      <w:r>
-        <w:t xml:space="preserve"> 0.0</w:t>
-      </w:r>
-      <w:r>
-        <w:t>1</w:t>
+        <w:t>95% confidence intervals of</w:t>
+      </w:r>
+      <w:r>
+        <w:t xml:space="preserve"> separate models examining how wolf kill visits and availability within their territories impacts the probability of</w:t>
+      </w:r>
+      <w:r>
+        <w:t xml:space="preserve"> ravens leaving their territory (p </w:t>
+      </w:r>
+      <w:r>
+        <w:t>&lt;</w:t>
+      </w:r>
+      <w:r>
+        <w:t xml:space="preserve"> </w:t>
+      </w:r>
+      <w:r>
+        <w:t>0.05</w:t>
       </w:r>
       <w:r>
         <w:t>)</w:t>
@@ -3372,7 +3445,11 @@
         <w:t>1</w:t>
       </w:r>
       <w:r>
-        <w:t xml:space="preserve">). When a wolf kill was located outside of a raven’s territory, it reduced the </w:t>
+        <w:t xml:space="preserve">). When a wolf kill was located outside of a </w:t>
+      </w:r>
+      <w:r>
+        <w:lastRenderedPageBreak/>
+        <w:t xml:space="preserve">raven’s territory, it reduced the </w:t>
       </w:r>
       <w:r>
         <w:t>probability</w:t>
@@ -3396,7 +3473,6 @@
         <w:t xml:space="preserve">% </w:t>
       </w:r>
       <w:r>
-        <w:lastRenderedPageBreak/>
         <w:t>resulting in</w:t>
       </w:r>
       <w:r>
@@ -3736,7 +3812,7 @@
         <w:fldChar w:fldCharType="begin"/>
       </w:r>
       <w:r>
-        <w:instrText xml:space="preserve"> ADDIN ZOTERO_ITEM CSL_CITATION {"citationID":"tFuQwzVA","properties":{"formattedCitation":"(Middleton et al. 2018)","plainCitation":"(Middleton et al. 2018)","noteIndex":0},"citationItems":[{"id":1186,"uris":["http://zotero.org/users/9968163/items/R95UXR8V"],"itemData":{"id":1186,"type":"article-journal","abstract":"Each spring, migratory herbivores around the world track or ‘surf’ green waves of newly emergent vegetation to distant summer or wet-season ranges. This foraging tactic may help explain the great abundance of migratory herbivores on many seasonal landscapes. However, the underlying fitness benefits of this life-history strategy remain poorly understood. A fundamental prediction of the green-wave hypothesis is that migratory herbivores obtain fitness benefits from surfing waves of newly emergent vegetation more closely than their resident counterparts. Here we evaluate whether this behavior increases body-fat levels – a critically important correlate of reproduction and survival for most ungulates – in elk Cervus elaphus of the Greater Yellowstone Ecosystem. Using satellite imagery and GPS tracking data, we found evidence that migrants (n = 23) indeed surfed the green wave, occupying sites 12.7 days closer to peak green-up than residents (n = 16). Importantly, individual variation in surfing may help account for up to 6 kg of variation in autumn body-fat levels. Our findings point to a pathway for anthropogenic changes to the green wave (e.g. climate change) or migrants’ ability to surf it (e.g. development) to impact migratory populations. To explore this possibility, we evaluated potential population-level consequences of constrained surfing with a heuristic model. If green-wave surfing deteriorates by 5–15 days from observed, our model predicts up to a 20% decrease in pregnancy rates, a 2.5% decrease in population growth, and a 30% decrease in abundance over 50 years. By linking green-wave surfing to fitness and illustrating potential effects on population growth, our study provides new insights into the evolution of migratory behavior and the prospects for the persistence of migratory ungulate populations in a changing world.","container-title":"Oikos","DOI":"10.1111/oik.05227","ISSN":"1600-0706","issue":"7","language":"en","license":"© 2017 The Authors","note":"_eprint: https://nsojournals.onlinelibrary.wiley.com/doi/pdf/10.1111/oik.05227","page":"1060-1068","source":"Wiley Online Library","title":"Green-wave surfing increases fat gain in a migratory ungulate","volume":"127","author":[{"family":"Middleton","given":"Arthur D."},{"family":"Merkle","given":"Jerod A."},{"family":"McWhirter","given":"Douglas E."},{"family":"Cook","given":"John G."},{"family":"Cook","given":"Rachel C."},{"family":"White","given":"P. J."},{"family":"Kauffman","given":"Matthew J."}],"issued":{"date-parts":[["2018"]]}}}],"schema":"https://github.com/citation-style-language/schema/raw/master/csl-citation.json"} </w:instrText>
+        <w:instrText xml:space="preserve"> ADDIN ZOTERO_ITEM CSL_CITATION {"citationID":"tFuQwzVA","properties":{"formattedCitation":"(Middleton et al. 2018)","plainCitation":"(Middleton et al. 2018)","noteIndex":0},"citationItems":[{"id":1202,"uris":["http://zotero.org/users/9968163/items/R95UXR8V"],"itemData":{"id":1202,"type":"article-journal","abstract":"Each spring, migratory herbivores around the world track or ‘surf’ green waves of newly emergent vegetation to distant summer or wet-season ranges. This foraging tactic may help explain the great abundance of migratory herbivores on many seasonal landscapes. However, the underlying fitness benefits of this life-history strategy remain poorly understood. A fundamental prediction of the green-wave hypothesis is that migratory herbivores obtain fitness benefits from surfing waves of newly emergent vegetation more closely than their resident counterparts. Here we evaluate whether this behavior increases body-fat levels – a critically important correlate of reproduction and survival for most ungulates – in elk Cervus elaphus of the Greater Yellowstone Ecosystem. Using satellite imagery and GPS tracking data, we found evidence that migrants (n = 23) indeed surfed the green wave, occupying sites 12.7 days closer to peak green-up than residents (n = 16). Importantly, individual variation in surfing may help account for up to 6 kg of variation in autumn body-fat levels. Our findings point to a pathway for anthropogenic changes to the green wave (e.g. climate change) or migrants’ ability to surf it (e.g. development) to impact migratory populations. To explore this possibility, we evaluated potential population-level consequences of constrained surfing with a heuristic model. If green-wave surfing deteriorates by 5–15 days from observed, our model predicts up to a 20% decrease in pregnancy rates, a 2.5% decrease in population growth, and a 30% decrease in abundance over 50 years. By linking green-wave surfing to fitness and illustrating potential effects on population growth, our study provides new insights into the evolution of migratory behavior and the prospects for the persistence of migratory ungulate populations in a changing world.","container-title":"Oikos","DOI":"10.1111/oik.05227","ISSN":"1600-0706","issue":"7","language":"en","license":"© 2017 The Authors","note":"_eprint: https://nsojournals.onlinelibrary.wiley.com/doi/pdf/10.1111/oik.05227","page":"1060-1068","source":"Wiley Online Library","title":"Green-wave surfing increases fat gain in a migratory ungulate","volume":"127","author":[{"family":"Middleton","given":"Arthur D."},{"family":"Merkle","given":"Jerod A."},{"family":"McWhirter","given":"Douglas E."},{"family":"Cook","given":"John G."},{"family":"Cook","given":"Rachel C."},{"family":"White","given":"P. J."},{"family":"Kauffman","given":"Matthew J."}],"issued":{"date-parts":[["2018"]]}}}],"schema":"https://github.com/citation-style-language/schema/raw/master/csl-citation.json"} </w:instrText>
       </w:r>
       <w:r>
         <w:fldChar w:fldCharType="separate"/>
@@ -3769,7 +3845,7 @@
         <w:fldChar w:fldCharType="begin"/>
       </w:r>
       <w:r>
-        <w:instrText xml:space="preserve"> ADDIN ZOTERO_ITEM CSL_CITATION {"citationID":"X5otF2Z9","properties":{"unsorted":false,"formattedCitation":"(Ho et al. 2023)","plainCitation":"(Ho et al. 2023)","noteIndex":0},"citationItems":[{"id":917,"uris":["http://zotero.org/users/9968163/items/Y2CXWCS8"],"itemData":{"id":917,"type":"article-journal","abstract":"&lt;p&gt;Anthropogenic food subsidies can alter ecosystem processes, such as competition, predation, or nutrient transfer, and may strongly affect protected areas. Increasing recreation and ecotourism often create food subsidies, especially in the surrounding lands through fast-growing gateway communities. How the effects of these subsidies extend into protected areas when animals move across boundaries remains largely unexplored. We addressed this question by studying the movement and foraging of common ravens (&lt;italic&gt;Corvus corax)&lt;/italic&gt;, opportunistic scavengers that are well known to feed on predator kills and on anthropogenic food subsidies. We analyzed spatiotemporal data from 57 global positioning system (GPS)-tagged ravens, trapped within or close to Yellowstone National Park, to study their seasonal use of natural and anthropogenic food sources. Although Yellowstone National Park contains a full suite of native predators and ravens can be observed at virtually every kill site, we show that anthropogenic subsidies were utilized to a much greater extent than other natural resources, especially during winter. Important subsidies included gut piles of harvested game animals left by hunters, fat present on wastewater settling ponds, roadkill, and waste from agricultural and urban activities. These subsidies were distributed over vast areas beyond Yellowstone National Park. During fall/winter, ravens traveled longer distances (21.9 vs. 13 km) and spent more time outside Yellowstone National Park (73% of GPS points outside), mostly feeding on anthropogenic subsidies, than in spring/summer (42% of GPS points outside). This difference between seasons was more pronounced for individuals holding territories within the protected area than for those without territories. The large area over which ravens used anthropogenic food subsidies (within more than 100 km of Yellowstone National Park) affects the park’s raven population and the scavenging services they provide. We suggest that the scale of resource use must be considered by managers seeking to control expanding raven populations elsewhere.&lt;/p&gt;","container-title":"Frontiers in Bird Science","DOI":"10.3389/fbirs.2023.1119507","ISSN":"2813-3870","journalAbbreviation":"Front. Bird Sci.","language":"English","publisher":"Frontiers","source":"Frontiers","title":"Scavengers use natural and anthropogenic resources connecting protected areas with surrounding lands","URL":"https://www.frontiersin.org/journals/bird-science/articles/10.3389/fbirs.2023.1119507/full","volume":"2","author":[{"family":"Ho","given":"Cameron"},{"family":"Marzluff","given":"John M."},{"family":"Stahler","given":"Daniel R."},{"family":"Smith","given":"Douglas W."},{"family":"Mueller","given":"Thomas"},{"family":"Wikelski","given":"Martin"},{"family":"Safi","given":"Kamran"},{"family":"Loretto","given":"Matthias-Claudio"}],"accessed":{"date-parts":[["2025",2,19]]},"issued":{"date-parts":[["2023",6,27]]}}}],"schema":"https://github.com/citation-style-language/schema/raw/master/csl-citation.json"} </w:instrText>
+        <w:instrText xml:space="preserve"> ADDIN ZOTERO_ITEM CSL_CITATION {"citationID":"X5otF2Z9","properties":{"unsorted":false,"formattedCitation":"(Ho et al. 2023)","plainCitation":"(Ho et al. 2023)","noteIndex":0},"citationItems":[{"id":880,"uris":["http://zotero.org/users/9968163/items/Y2CXWCS8"],"itemData":{"id":880,"type":"article-journal","abstract":"&lt;p&gt;Anthropogenic food subsidies can alter ecosystem processes, such as competition, predation, or nutrient transfer, and may strongly affect protected areas. Increasing recreation and ecotourism often create food subsidies, especially in the surrounding lands through fast-growing gateway communities. How the effects of these subsidies extend into protected areas when animals move across boundaries remains largely unexplored. We addressed this question by studying the movement and foraging of common ravens (&lt;italic&gt;Corvus corax)&lt;/italic&gt;, opportunistic scavengers that are well known to feed on predator kills and on anthropogenic food subsidies. We analyzed spatiotemporal data from 57 global positioning system (GPS)-tagged ravens, trapped within or close to Yellowstone National Park, to study their seasonal use of natural and anthropogenic food sources. Although Yellowstone National Park contains a full suite of native predators and ravens can be observed at virtually every kill site, we show that anthropogenic subsidies were utilized to a much greater extent than other natural resources, especially during winter. Important subsidies included gut piles of harvested game animals left by hunters, fat present on wastewater settling ponds, roadkill, and waste from agricultural and urban activities. These subsidies were distributed over vast areas beyond Yellowstone National Park. During fall/winter, ravens traveled longer distances (21.9 vs. 13 km) and spent more time outside Yellowstone National Park (73% of GPS points outside), mostly feeding on anthropogenic subsidies, than in spring/summer (42% of GPS points outside). This difference between seasons was more pronounced for individuals holding territories within the protected area than for those without territories. The large area over which ravens used anthropogenic food subsidies (within more than 100 km of Yellowstone National Park) affects the park’s raven population and the scavenging services they provide. We suggest that the scale of resource use must be considered by managers seeking to control expanding raven populations elsewhere.&lt;/p&gt;","container-title":"Frontiers in Bird Science","DOI":"10.3389/fbirs.2023.1119507","ISSN":"2813-3870","journalAbbreviation":"Front. Bird Sci.","language":"English","publisher":"Frontiers","source":"Frontiers","title":"Scavengers use natural and anthropogenic resources connecting protected areas with surrounding lands","URL":"https://www.frontiersin.org/journals/bird-science/articles/10.3389/fbirs.2023.1119507/full","volume":"2","author":[{"family":"Ho","given":"Cameron"},{"family":"Marzluff","given":"John M."},{"family":"Stahler","given":"Daniel R."},{"family":"Smith","given":"Douglas W."},{"family":"Mueller","given":"Thomas"},{"family":"Wikelski","given":"Martin"},{"family":"Safi","given":"Kamran"},{"family":"Loretto","given":"Matthias-Claudio"}],"accessed":{"date-parts":[["2025",2,19]]},"issued":{"date-parts":[["2023",6,27]]}}}],"schema":"https://github.com/citation-style-language/schema/raw/master/csl-citation.json"} </w:instrText>
       </w:r>
       <w:r>
         <w:fldChar w:fldCharType="separate"/>
@@ -3874,7 +3950,7 @@
         <w:fldChar w:fldCharType="begin"/>
       </w:r>
       <w:r>
-        <w:instrText xml:space="preserve"> ADDIN ZOTERO_ITEM CSL_CITATION {"citationID":"O1r6Bykg","properties":{"unsorted":false,"formattedCitation":"(Marzluff et al. 2021)","plainCitation":"(Marzluff et al. 2021)","noteIndex":0},"citationItems":[{"id":1028,"uris":["http://zotero.org/users/9968163/items/W246K25Z"],"itemData":{"id":1028,"type":"article-journal","abstract":"Common ravens (Corvus corax; ravens) are generalist predators that pose a threat to several rare wildlife species in the western United States. Recent increases in raven populations, which are fueled by increased human subsidies—notably food, water, and nest sites—are concerning to those seeking to conserve rare species. Due to the challenges and inefficiencies of reducing or eliminating subsidies, managers increasingly rely on lethal removal of ravens. Over 125,000 ravens were killed by the U.S. Government from 1996 to 2019, and annual removals have increased 4-fold from the 1990s to mid-2010s. We contend that lethal removal of ravens, while capable of improving the reproduction of rare species, is at best a short-term and ethically untenable solution to a problem that will continue to grow until subsidies are meaningfully reduced or made inaccessible to ravens. In part because of ravens’ abilities to track natural and anthropogenic resources across unfamiliar and expansive areas, the removal of subsidies can lead to sustained shifts in raven abundance, which can have longlasting benefits for sensitive species. In the Greater Yellowstone Ecosystem, USA, for example, we documented extensive use of human subsidies during fall/winter, daily 1-way commutes regularly in excess of 50 km by territorial birds to such subsidies, and dispersals of &gt;700 km by nonbreeders that exploited food and roost subsidies. We call for managers to embrace new approaches to subsidy reduction including: increased involvement of conservation social scientists; increased enforcement of local, state, and federal laws; and increased deployment of a diversity of new technologies to haze and aversively condition ravens. Tackling the hard job of reducing subsidies over the expansive area exploited by ravens is right because it will increase the integrity, stability, and beauty of western ecosystems.","container-title":"Human-Wildlife Interaction","issue":"3","language":"en","page":"516-533","source":"Zotero","title":"Thinking Like a Raven: Restoring Integrity, Stability, and Beauty to Western Ecosystems","volume":"15","author":[{"family":"Marzluff","given":"John M"},{"family":"Loretto","given":"Matthias-Claudio"},{"family":"Ho","given":"Cameron K."},{"family":"Coleman","given":"Georgia W."},{"family":"Restani","given":"Marco"}],"issued":{"date-parts":[["2021"]]}}}],"schema":"https://github.com/citation-style-language/schema/raw/master/csl-citation.json"} </w:instrText>
+        <w:instrText xml:space="preserve"> ADDIN ZOTERO_ITEM CSL_CITATION {"citationID":"O1r6Bykg","properties":{"unsorted":false,"formattedCitation":"(Marzluff et al. 2021)","plainCitation":"(Marzluff et al. 2021)","noteIndex":0},"citationItems":[{"id":972,"uris":["http://zotero.org/users/9968163/items/W246K25Z"],"itemData":{"id":972,"type":"article-journal","abstract":"Common ravens (Corvus corax; ravens) are generalist predators that pose a threat to several rare wildlife species in the western United States. Recent increases in raven populations, which are fueled by increased human subsidies—notably food, water, and nest sites—are concerning to those seeking to conserve rare species. Due to the challenges and inefficiencies of reducing or eliminating subsidies, managers increasingly rely on lethal removal of ravens. Over 125,000 ravens were killed by the U.S. Government from 1996 to 2019, and annual removals have increased 4-fold from the 1990s to mid-2010s. We contend that lethal removal of ravens, while capable of improving the reproduction of rare species, is at best a short-term and ethically untenable solution to a problem that will continue to grow until subsidies are meaningfully reduced or made inaccessible to ravens. In part because of ravens’ abilities to track natural and anthropogenic resources across unfamiliar and expansive areas, the removal of subsidies can lead to sustained shifts in raven abundance, which can have longlasting benefits for sensitive species. In the Greater Yellowstone Ecosystem, USA, for example, we documented extensive use of human subsidies during fall/winter, daily 1-way commutes regularly in excess of 50 km by territorial birds to such subsidies, and dispersals of &gt;700 km by nonbreeders that exploited food and roost subsidies. We call for managers to embrace new approaches to subsidy reduction including: increased involvement of conservation social scientists; increased enforcement of local, state, and federal laws; and increased deployment of a diversity of new technologies to haze and aversively condition ravens. Tackling the hard job of reducing subsidies over the expansive area exploited by ravens is right because it will increase the integrity, stability, and beauty of western ecosystems.","container-title":"Human-Wildlife Interaction","issue":"3","language":"en","page":"516-533","source":"Zotero","title":"Thinking Like a Raven: Restoring Integrity, Stability, and Beauty to Western Ecosystems","volume":"15","author":[{"family":"Marzluff","given":"John M"},{"family":"Loretto","given":"Matthias-Claudio"},{"family":"Ho","given":"Cameron K."},{"family":"Coleman","given":"Georgia W."},{"family":"Restani","given":"Marco"}],"issued":{"date-parts":[["2021"]]}}}],"schema":"https://github.com/citation-style-language/schema/raw/master/csl-citation.json"} </w:instrText>
       </w:r>
       <w:r>
         <w:fldChar w:fldCharType="separate"/>
@@ -3898,7 +3974,7 @@
         <w:fldChar w:fldCharType="begin"/>
       </w:r>
       <w:r>
-        <w:instrText xml:space="preserve"> ADDIN ZOTERO_ITEM CSL_CITATION {"citationID":"dBWIEYH7","properties":{"formattedCitation":"(Noser and Byrne 2007, Polansky et al. 2015)","plainCitation":"(Noser and Byrne 2007, Polansky et al. 2015)","noteIndex":0},"citationItems":[{"id":1108,"uris":["http://zotero.org/users/9968163/items/JRVDYD5R"],"itemData":{"id":1108,"type":"article-journal","abstract":"The ability of animals to plan their foraging journeys and to approach resources in a goal-directed way may play a key role in cognitive evolution. Furthermore, optimal foraging theory assumes that animals are adapted to take least-effort routes between resources. Empirical evidence for these beliefs is largely lacking, however. We followed a group of chacma baboons over full days during a 16-month field study. We used GPS to investigate route linearity, travel speed and inter-resource distances, and the degree to which movement was guided by direct visual stimuli from the resources. During the dry season the study group travelled rapidly to sparse fruit sources and waterholes along linear paths over large distances. Inter-resource distances were larger than distances from which the resources could be seen. Seed resources, although situated closer to the sleeping site than fruit sources, were bypassed in the mornings and consumed predominantly in the afternoons, when movements were less linear, slower and shorter. During the rainy season, the animals left their sleeping sites earlier when visiting restricted and patchily distributed fig trees than when visiting abundant and evenly distributed fruit resources. However, travel speed and route linearity were not always associated with goal directedness, because the baboons approached the single sleeping site, presumably a vital resource, slowly and indirectly. Our results suggest that baboons plan their journeys, actively choosing between several out-of-sight resources and approaching them in an efficient, goal-directed way, characteristics commonly used as diagnostic for the presence of a cognitive map and episodic memory.","container-title":"Animal Behaviour","DOI":"10.1016/j.anbehav.2006.04.012","ISSN":"0003-3472","issue":"2","journalAbbreviation":"Animal Behaviour","page":"257-266","source":"ScienceDirect","title":"Travel routes and planning of visits to out-of-sight resources in wild chacma baboons, &lt;i&gt;Papio ursinus&lt;/i&gt;","volume":"73","author":[{"family":"Noser","given":"Rahel"},{"family":"Byrne","given":"Richard W."}],"issued":{"date-parts":[["2007",2,1]]}}},{"id":1107,"uris":["http://zotero.org/users/9968163/items/DGHD5DI8"],"itemData":{"id":1107,"type":"article-journal","abstract":"Spatial memory facilitates resource acquisition where resources are patchy, but how it influences movement behaviour of wide-ranging species remains to be resolved. We examined African elephant spatial memory reflected in movement decisions regarding access to perennial waterholes. State–space models of movement data revealed a rapid, highly directional movement behaviour almost exclusively associated with visiting perennial water. Behavioural change point (BCP) analyses demonstrated that these goal-oriented movements were initiated on average 4.59 km, and up to 49.97 km, from the visited waterhole, with the closest waterhole accessed 90% of the time. Distances of decision points increased when switching to different waterholes, during the dry season, or for female groups relative to males, while selection of the closest waterhole decreased when switching. Overall, our analyses indicated detailed spatial knowledge over large scales, enabling elephants to minimize travel distance through highly directional movement when accessing water. We discuss the likely cognitive and socioecological mechanisms driving these spatially precise movements that are most consistent with our findings. By applying modern analytic techniques to high-resolution movement data, this study illustrates emerging approaches for studying how cognition structures animal movement behaviour in different ecological and social contexts.","container-title":"Proceedings of the Royal Society B: Biological Sciences","DOI":"10.1098/rspb.2014.3042","ISSN":"0962-8452","issue":"1805","journalAbbreviation":"Proc Biol Sci","page":"20143042","source":"Silverchair","title":"Elucidating the significance of spatial memory on movement decisions by African savannah elephants using state–space models","volume":"282","author":[{"family":"Polansky","given":"Leo"},{"family":"Kilian","given":"Werner"},{"family":"Wittemyer","given":"George"}],"issued":{"date-parts":[["2015",4,22]]}}}],"schema":"https://github.com/citation-style-language/schema/raw/master/csl-citation.json"} </w:instrText>
+        <w:instrText xml:space="preserve"> ADDIN ZOTERO_ITEM CSL_CITATION {"citationID":"dBWIEYH7","properties":{"formattedCitation":"(Noser and Byrne 2007, Polansky et al. 2015)","plainCitation":"(Noser and Byrne 2007, Polansky et al. 2015)","noteIndex":0},"citationItems":[{"id":1145,"uris":["http://zotero.org/users/9968163/items/JRVDYD5R"],"itemData":{"id":1145,"type":"article-journal","abstract":"The ability of animals to plan their foraging journeys and to approach resources in a goal-directed way may play a key role in cognitive evolution. Furthermore, optimal foraging theory assumes that animals are adapted to take least-effort routes between resources. Empirical evidence for these beliefs is largely lacking, however. We followed a group of chacma baboons over full days during a 16-month field study. We used GPS to investigate route linearity, travel speed and inter-resource distances, and the degree to which movement was guided by direct visual stimuli from the resources. During the dry season the study group travelled rapidly to sparse fruit sources and waterholes along linear paths over large distances. Inter-resource distances were larger than distances from which the resources could be seen. Seed resources, although situated closer to the sleeping site than fruit sources, were bypassed in the mornings and consumed predominantly in the afternoons, when movements were less linear, slower and shorter. During the rainy season, the animals left their sleeping sites earlier when visiting restricted and patchily distributed fig trees than when visiting abundant and evenly distributed fruit resources. However, travel speed and route linearity were not always associated with goal directedness, because the baboons approached the single sleeping site, presumably a vital resource, slowly and indirectly. Our results suggest that baboons plan their journeys, actively choosing between several out-of-sight resources and approaching them in an efficient, goal-directed way, characteristics commonly used as diagnostic for the presence of a cognitive map and episodic memory.","container-title":"Animal Behaviour","DOI":"10.1016/j.anbehav.2006.04.012","ISSN":"0003-3472","issue":"2","journalAbbreviation":"Animal Behaviour","page":"257-266","source":"ScienceDirect","title":"Travel routes and planning of visits to out-of-sight resources in wild chacma baboons, &lt;i&gt;Papio ursinus&lt;/i&gt;","volume":"73","author":[{"family":"Noser","given":"Rahel"},{"family":"Byrne","given":"Richard W."}],"issued":{"date-parts":[["2007",2,1]]}}},{"id":1147,"uris":["http://zotero.org/users/9968163/items/DGHD5DI8"],"itemData":{"id":1147,"type":"article-journal","abstract":"Spatial memory facilitates resource acquisition where resources are patchy, but how it influences movement behaviour of wide-ranging species remains to be resolved. We examined African elephant spatial memory reflected in movement decisions regarding access to perennial waterholes. State–space models of movement data revealed a rapid, highly directional movement behaviour almost exclusively associated with visiting perennial water. Behavioural change point (BCP) analyses demonstrated that these goal-oriented movements were initiated on average 4.59 km, and up to 49.97 km, from the visited waterhole, with the closest waterhole accessed 90% of the time. Distances of decision points increased when switching to different waterholes, during the dry season, or for female groups relative to males, while selection of the closest waterhole decreased when switching. Overall, our analyses indicated detailed spatial knowledge over large scales, enabling elephants to minimize travel distance through highly directional movement when accessing water. We discuss the likely cognitive and socioecological mechanisms driving these spatially precise movements that are most consistent with our findings. By applying modern analytic techniques to high-resolution movement data, this study illustrates emerging approaches for studying how cognition structures animal movement behaviour in different ecological and social contexts.","container-title":"Proceedings of the Royal Society B: Biological Sciences","DOI":"10.1098/rspb.2014.3042","ISSN":"0962-8452","issue":"1805","journalAbbreviation":"Proc Biol Sci","page":"20143042","source":"Silverchair","title":"Elucidating the significance of spatial memory on movement decisions by African savannah elephants using state–space models","volume":"282","author":[{"family":"Polansky","given":"Leo"},{"family":"Kilian","given":"Werner"},{"family":"Wittemyer","given":"George"}],"issued":{"date-parts":[["2015",4,22]]}}}],"schema":"https://github.com/citation-style-language/schema/raw/master/csl-citation.json"} </w:instrText>
       </w:r>
       <w:r>
         <w:fldChar w:fldCharType="separate"/>
@@ -3919,7 +3995,7 @@
         <w:fldChar w:fldCharType="begin"/>
       </w:r>
       <w:r>
-        <w:instrText xml:space="preserve"> ADDIN ZOTERO_ITEM CSL_CITATION {"citationID":"r9fRoC6R","properties":{"unsorted":false,"formattedCitation":"(Loretto et al. 2026)","plainCitation":"(Loretto et al. 2026)","noteIndex":0},"citationItems":[{"id":1570,"uris":["http://zotero.org/users/9968163/items/BAM3LF88"],"itemData":{"id":1570,"type":"article-journal","abstract":"Scavengers generally rely on patchily distributed, unpredictable carrion. A long-standing hypothesis suggests scavenging ravens reliably locate such food by directly following large carnivores to their kills. However, by satellite tracking 69 ravens, 20 wolves, and 11 cougars in Yellowstone National Park, we found that following of predators over large distances rarely occurred. Instead, ravens routinely revisited sites where wolf kills were common—returning from distances of up to 155 kilometers to find carrion. Much like navigating to permanent anthropogenic subsidies, ravens appear to remember potential sources of carrion shaped by previous encounters with wolves or their kills. These findings suggest that spatial memory and navigation play a considerably greater role than previously assumed among scavengers, and possibly other wide-ranging species, in search of ephemeral resources.","citation-key":"lorettoRavensAnticipateWolf2026","container-title":"Science","DOI":"10.1126/science.adz9467","issue":"6790","page":"1151-1154","publisher":"American Association for the Advancement of Science","source":"science.org (Atypon)","title":"Ravens anticipate wolf kill sites across broad scales","volume":"391","author":[{"family":"Loretto","given":"Matthias-Claudio"},{"family":"Beck","given":"Kristina B."},{"family":"Smith","given":"Douglas W."},{"family":"Stahler","given":"Daniel R."},{"family":"Walker","given":"Lauren E."},{"family":"Wikelski","given":"Martin"},{"family":"Mueller","given":"Thomas"},{"family":"Safi","given":"Kamran"},{"family":"Marzluff","given":"John M."}],"issued":{"date-parts":[["2026",3,12]]}}}],"schema":"https://github.com/citation-style-language/schema/raw/master/csl-citation.json"} </w:instrText>
+        <w:instrText xml:space="preserve"> ADDIN ZOTERO_ITEM CSL_CITATION {"citationID":"r9fRoC6R","properties":{"unsorted":false,"formattedCitation":"(Loretto et al. 2026)","plainCitation":"(Loretto et al. 2026)","noteIndex":0},"citationItems":[{"id":1582,"uris":["http://zotero.org/users/9968163/items/BAM3LF88"],"itemData":{"id":1582,"type":"article-journal","abstract":"Scavengers generally rely on patchily distributed, unpredictable carrion. A long-standing hypothesis suggests scavenging ravens reliably locate such food by directly following large carnivores to their kills. However, by satellite tracking 69 ravens, 20 wolves, and 11 cougars in Yellowstone National Park, we found that following of predators over large distances rarely occurred. Instead, ravens routinely revisited sites where wolf kills were common—returning from distances of up to 155 kilometers to find carrion. Much like navigating to permanent anthropogenic subsidies, ravens appear to remember potential sources of carrion shaped by previous encounters with wolves or their kills. These findings suggest that spatial memory and navigation play a considerably greater role than previously assumed among scavengers, and possibly other wide-ranging species, in search of ephemeral resources.","citation-key":"lorettoRavensAnticipateWolf2026","container-title":"Science","DOI":"10.1126/science.adz9467","issue":"6790","page":"1151-1154","publisher":"American Association for the Advancement of Science","source":"science.org (Atypon)","title":"Ravens anticipate wolf kill sites across broad scales","volume":"391","author":[{"family":"Loretto","given":"Matthias-Claudio"},{"family":"Beck","given":"Kristina B."},{"family":"Smith","given":"Douglas W."},{"family":"Stahler","given":"Daniel R."},{"family":"Walker","given":"Lauren E."},{"family":"Wikelski","given":"Martin"},{"family":"Mueller","given":"Thomas"},{"family":"Safi","given":"Kamran"},{"family":"Marzluff","given":"John M."}],"issued":{"date-parts":[["2026",3,12]]}}}],"schema":"https://github.com/citation-style-language/schema/raw/master/csl-citation.json"} </w:instrText>
       </w:r>
       <w:r>
         <w:fldChar w:fldCharType="separate"/>
@@ -4265,7 +4341,7 @@
         <w:fldChar w:fldCharType="begin"/>
       </w:r>
       <w:r>
-        <w:instrText xml:space="preserve"> ADDIN ZOTERO_ITEM CSL_CITATION {"citationID":"4hwcMV3J","properties":{"unsorted":false,"formattedCitation":"(Smith and Sweatman 1974)","plainCitation":"(Smith and Sweatman 1974)","noteIndex":0},"citationItems":[{"id":1283,"uris":["http://zotero.org/users/9968163/items/7WMTPED8"],"itemData":{"id":1283,"type":"article-journal","abstract":"The food—searching behavior of titmice (Paridae) was investigated in laboratory and field to determine how effective individual birds were at locating patchy sources of hidden food. A series of three experiments was performed using tame great tits, Parus major. In Experiment 1, individual birds were offered a choice among six densities of hidden food in discrete patches. The birds learned to concentrate their search strongly on the more dense patches, and five of the six birds preferred to search at the highest density. In Experiment 2, the food distribution was altered by interchanging patches of the highest and lowest density gradually. The birds initially found fewer prey per trial, but soon recovered to near their original performance by switching their search effort to the area containing the second highest prey density. Most birds failed to respond to prey appearing where they had previously been absent. Experiment 3 varied the size of prey items among four areas containing equal numbers of hidden prey. A group of six birds learned to search selectively in areas containing larger prey and, as a result, a greater total quantity of prey. In all experiments, there were marked differences in performance by individual birds. The experiments support Royama's (1970, 1971) hypothesis that great tits distribute their search effort in relation to spatial differences in the profitability of feeding sites. Field observations on a pair of great tits and a pair of blue tits, Parus caeruleus, showed that searching behavior of wild tits was also very selective in space, at least when the birds were feeding nestlings. Birds often returned to previous capture sites and were more likely to do so when they found prey there quickly. These observations suggest that the laboratory experiments have real relevance to the food searching of wild tits. The searching capacity of great tits is discussed; it is suggested that they can approach ideal responses in stable but patchy feeding environments. Some factors leading to deviations from ideal responses are discussed.","container-title":"Ecology","DOI":"10.2307/1935451","ISSN":"1939-9170","issue":"6","language":"en","note":"_eprint: https://esajournals.onlinelibrary.wiley.com/doi/pdf/10.2307/1935451","page":"1216-1232","source":"Wiley Online Library","title":"Food-Searching Behavior of Titmice in Patchy Environments","volume":"55","author":[{"family":"Smith","given":"James N. M."},{"family":"Sweatman","given":"Hugh P. A."}],"issued":{"date-parts":[["1974"]]}}}],"schema":"https://github.com/citation-style-language/schema/raw/master/csl-citation.json"} </w:instrText>
+        <w:instrText xml:space="preserve"> ADDIN ZOTERO_ITEM CSL_CITATION {"citationID":"4hwcMV3J","properties":{"unsorted":false,"formattedCitation":"(Smith and Sweatman 1974)","plainCitation":"(Smith and Sweatman 1974)","noteIndex":0},"citationItems":[{"id":1287,"uris":["http://zotero.org/users/9968163/items/7WMTPED8"],"itemData":{"id":1287,"type":"article-journal","abstract":"The food—searching behavior of titmice (Paridae) was investigated in laboratory and field to determine how effective individual birds were at locating patchy sources of hidden food. A series of three experiments was performed using tame great tits, Parus major. In Experiment 1, individual birds were offered a choice among six densities of hidden food in discrete patches. The birds learned to concentrate their search strongly on the more dense patches, and five of the six birds preferred to search at the highest density. In Experiment 2, the food distribution was altered by interchanging patches of the highest and lowest density gradually. The birds initially found fewer prey per trial, but soon recovered to near their original performance by switching their search effort to the area containing the second highest prey density. Most birds failed to respond to prey appearing where they had previously been absent. Experiment 3 varied the size of prey items among four areas containing equal numbers of hidden prey. A group of six birds learned to search selectively in areas containing larger prey and, as a result, a greater total quantity of prey. In all experiments, there were marked differences in performance by individual birds. The experiments support Royama's (1970, 1971) hypothesis that great tits distribute their search effort in relation to spatial differences in the profitability of feeding sites. Field observations on a pair of great tits and a pair of blue tits, Parus caeruleus, showed that searching behavior of wild tits was also very selective in space, at least when the birds were feeding nestlings. Birds often returned to previous capture sites and were more likely to do so when they found prey there quickly. These observations suggest that the laboratory experiments have real relevance to the food searching of wild tits. The searching capacity of great tits is discussed; it is suggested that they can approach ideal responses in stable but patchy feeding environments. Some factors leading to deviations from ideal responses are discussed.","container-title":"Ecology","DOI":"10.2307/1935451","ISSN":"1939-9170","issue":"6","language":"en","note":"_eprint: https://esajournals.onlinelibrary.wiley.com/doi/pdf/10.2307/1935451","page":"1216-1232","source":"Wiley Online Library","title":"Food-Searching Behavior of Titmice in Patchy Environments","volume":"55","author":[{"family":"Smith","given":"James N. M."},{"family":"Sweatman","given":"Hugh P. A."}],"issued":{"date-parts":[["1974"]]}}}],"schema":"https://github.com/citation-style-language/schema/raw/master/csl-citation.json"} </w:instrText>
       </w:r>
       <w:r>
         <w:fldChar w:fldCharType="separate"/>
@@ -4495,7 +4571,7 @@
         <w:fldChar w:fldCharType="begin"/>
       </w:r>
       <w:r>
-        <w:instrText xml:space="preserve"> ADDIN ZOTERO_ITEM CSL_CITATION {"citationID":"yE9vXQzD","properties":{"formattedCitation":"(Marzluff et al. 1996)","plainCitation":"(Marzluff et al. 1996)","noteIndex":0},"citationItems":[{"id":70,"uris":["http://zotero.org/users/9968163/items/Z8LZESEZ"],"itemData":{"id":70,"type":"article-journal","abstract":"Vagrant, non-breeding common ravens, Corvus corax, inhabiting the forested mountains of Maine are specialized to feed on rich but ephemeral carcasses of large mammals during the harsh winter months. The foraging and roosting behaviour of free-ranging ravens were studied during the winters of 1988–1990. Ravens quickly assembled at carcasses, and into communal roosts. Six lines of evidence indicate that these roosts function as information centres. (1) Roosts comprised both knowledgeable and naive foragers. (2) Departures from roosts were highly synchronized, with most members departing in one direction. (3) Direction of departure often changed from day to day. (4) Birds made naive of food sources (by being withheld from the wild and then allowed to join roosts) followed roost-mates to new feeding sites, whereas control birds held and released outside of roosts rarely found the local food bonanzas. (5) Birds made knowledgeable of food sources (by being released at new carcasses) joined roosts and led roost-mates to the food on three of 20 occasions. (6) The same individuals switched leader and follower roles depending upon their knowledge of feeding opportunities. Although ravens may form roosts at traditional areas (near stable food sources) that are used for many years, the ravens in Maine frequently shifted roost sites to be near newly discovered carcasses. Information exchange at roosts principally occurred on the night of, or the night before, the roost shift. Social soaring displays assembled birds from a wide area and were associated with mass movements to new roosts formed at nearby food.","container-title":"Animal Behaviour","DOI":"10.1006/anbe.1996.0008","ISSN":"00033472","issue":"1","language":"en","page":"89-103","source":"DOI.org (Crossref)","title":"Raven roosts are mobile information centres","volume":"51","author":[{"family":"Marzluff","given":"John M."},{"family":"Heinrich","given":"Bernd"},{"family":"Marzluff","given":"Colleen S."}],"issued":{"date-parts":[["1996",1]]}}}],"schema":"https://github.com/citation-style-language/schema/raw/master/csl-citation.json"} </w:instrText>
+        <w:instrText xml:space="preserve"> ADDIN ZOTERO_ITEM CSL_CITATION {"citationID":"yE9vXQzD","properties":{"formattedCitation":"(Marzluff et al. 1996)","plainCitation":"(Marzluff et al. 1996)","noteIndex":0},"citationItems":[{"id":63,"uris":["http://zotero.org/users/9968163/items/Z8LZESEZ"],"itemData":{"id":63,"type":"article-journal","abstract":"Vagrant, non-breeding common ravens, Corvus corax, inhabiting the forested mountains of Maine are specialized to feed on rich but ephemeral carcasses of large mammals during the harsh winter months. The foraging and roosting behaviour of free-ranging ravens were studied during the winters of 1988–1990. Ravens quickly assembled at carcasses, and into communal roosts. Six lines of evidence indicate that these roosts function as information centres. (1) Roosts comprised both knowledgeable and naive foragers. (2) Departures from roosts were highly synchronized, with most members departing in one direction. (3) Direction of departure often changed from day to day. (4) Birds made naive of food sources (by being withheld from the wild and then allowed to join roosts) followed roost-mates to new feeding sites, whereas control birds held and released outside of roosts rarely found the local food bonanzas. (5) Birds made knowledgeable of food sources (by being released at new carcasses) joined roosts and led roost-mates to the food on three of 20 occasions. (6) The same individuals switched leader and follower roles depending upon their knowledge of feeding opportunities. Although ravens may form roosts at traditional areas (near stable food sources) that are used for many years, the ravens in Maine frequently shifted roost sites to be near newly discovered carcasses. Information exchange at roosts principally occurred on the night of, or the night before, the roost shift. Social soaring displays assembled birds from a wide area and were associated with mass movements to new roosts formed at nearby food.","container-title":"Animal Behaviour","DOI":"10.1006/anbe.1996.0008","ISSN":"00033472","issue":"1","language":"en","page":"89-103","source":"DOI.org (Crossref)","title":"Raven roosts are mobile information centres","volume":"51","author":[{"family":"Marzluff","given":"John M."},{"family":"Heinrich","given":"Bernd"},{"family":"Marzluff","given":"Colleen S."}],"issued":{"date-parts":[["1996",1]]}}}],"schema":"https://github.com/citation-style-language/schema/raw/master/csl-citation.json"} </w:instrText>
       </w:r>
       <w:r>
         <w:fldChar w:fldCharType="separate"/>
@@ -4546,7 +4622,7 @@
         <w:fldChar w:fldCharType="begin"/>
       </w:r>
       <w:r>
-        <w:instrText xml:space="preserve"> ADDIN ZOTERO_ITEM CSL_CITATION {"citationID":"cHpYkM1k","properties":{"formattedCitation":"(Marzluff et al. 1996)","plainCitation":"(Marzluff et al. 1996)","noteIndex":0},"citationItems":[{"id":70,"uris":["http://zotero.org/users/9968163/items/Z8LZESEZ"],"itemData":{"id":70,"type":"article-journal","abstract":"Vagrant, non-breeding common ravens, Corvus corax, inhabiting the forested mountains of Maine are specialized to feed on rich but ephemeral carcasses of large mammals during the harsh winter months. The foraging and roosting behaviour of free-ranging ravens were studied during the winters of 1988–1990. Ravens quickly assembled at carcasses, and into communal roosts. Six lines of evidence indicate that these roosts function as information centres. (1) Roosts comprised both knowledgeable and naive foragers. (2) Departures from roosts were highly synchronized, with most members departing in one direction. (3) Direction of departure often changed from day to day. (4) Birds made naive of food sources (by being withheld from the wild and then allowed to join roosts) followed roost-mates to new feeding sites, whereas control birds held and released outside of roosts rarely found the local food bonanzas. (5) Birds made knowledgeable of food sources (by being released at new carcasses) joined roosts and led roost-mates to the food on three of 20 occasions. (6) The same individuals switched leader and follower roles depending upon their knowledge of feeding opportunities. Although ravens may form roosts at traditional areas (near stable food sources) that are used for many years, the ravens in Maine frequently shifted roost sites to be near newly discovered carcasses. Information exchange at roosts principally occurred on the night of, or the night before, the roost shift. Social soaring displays assembled birds from a wide area and were associated with mass movements to new roosts formed at nearby food.","container-title":"Animal Behaviour","DOI":"10.1006/anbe.1996.0008","ISSN":"00033472","issue":"1","language":"en","page":"89-103","source":"DOI.org (Crossref)","title":"Raven roosts are mobile information centres","volume":"51","author":[{"family":"Marzluff","given":"John M."},{"family":"Heinrich","given":"Bernd"},{"family":"Marzluff","given":"Colleen S."}],"issued":{"date-parts":[["1996",1]]}}}],"schema":"https://github.com/citation-style-language/schema/raw/master/csl-citation.json"} </w:instrText>
+        <w:instrText xml:space="preserve"> ADDIN ZOTERO_ITEM CSL_CITATION {"citationID":"cHpYkM1k","properties":{"formattedCitation":"(Marzluff et al. 1996)","plainCitation":"(Marzluff et al. 1996)","noteIndex":0},"citationItems":[{"id":63,"uris":["http://zotero.org/users/9968163/items/Z8LZESEZ"],"itemData":{"id":63,"type":"article-journal","abstract":"Vagrant, non-breeding common ravens, Corvus corax, inhabiting the forested mountains of Maine are specialized to feed on rich but ephemeral carcasses of large mammals during the harsh winter months. The foraging and roosting behaviour of free-ranging ravens were studied during the winters of 1988–1990. Ravens quickly assembled at carcasses, and into communal roosts. Six lines of evidence indicate that these roosts function as information centres. (1) Roosts comprised both knowledgeable and naive foragers. (2) Departures from roosts were highly synchronized, with most members departing in one direction. (3) Direction of departure often changed from day to day. (4) Birds made naive of food sources (by being withheld from the wild and then allowed to join roosts) followed roost-mates to new feeding sites, whereas control birds held and released outside of roosts rarely found the local food bonanzas. (5) Birds made knowledgeable of food sources (by being released at new carcasses) joined roosts and led roost-mates to the food on three of 20 occasions. (6) The same individuals switched leader and follower roles depending upon their knowledge of feeding opportunities. Although ravens may form roosts at traditional areas (near stable food sources) that are used for many years, the ravens in Maine frequently shifted roost sites to be near newly discovered carcasses. Information exchange at roosts principally occurred on the night of, or the night before, the roost shift. Social soaring displays assembled birds from a wide area and were associated with mass movements to new roosts formed at nearby food.","container-title":"Animal Behaviour","DOI":"10.1006/anbe.1996.0008","ISSN":"00033472","issue":"1","language":"en","page":"89-103","source":"DOI.org (Crossref)","title":"Raven roosts are mobile information centres","volume":"51","author":[{"family":"Marzluff","given":"John M."},{"family":"Heinrich","given":"Bernd"},{"family":"Marzluff","given":"Colleen S."}],"issued":{"date-parts":[["1996",1]]}}}],"schema":"https://github.com/citation-style-language/schema/raw/master/csl-citation.json"} </w:instrText>
       </w:r>
       <w:r>
         <w:fldChar w:fldCharType="separate"/>
@@ -4668,7 +4744,31 @@
         <w:commentReference w:id="21"/>
       </w:r>
       <w:r>
-        <w:t xml:space="preserve">s have declined significantly and wolf and </w:t>
+        <w:t>s have declined significantly</w:t>
+      </w:r>
+      <w:r>
+        <w:t xml:space="preserve"> </w:t>
+      </w:r>
+      <w:r>
+        <w:fldChar w:fldCharType="begin"/>
+      </w:r>
+      <w:r>
+        <w:instrText xml:space="preserve"> ADDIN ZOTERO_ITEM CSL_CITATION {"citationID":"izcSz9k3","properties":{"unsorted":false,"formattedCitation":"(Wright et al. 2006)","plainCitation":"(Wright et al. 2006)","noteIndex":0},"citationItems":[{"id":1914,"uris":["http://zotero.org/users/9968163/items/5BGP9SWG"],"itemData":{"id":1914,"type":"article-journal","abstract":"We compared selection of northern Yellowstone elk (Cervus elaphus) by hunters in the Gardiner Late Hunt and northern Yellowstone wolves (Canis lupus) with regard to sex, age, and impacts to recruitment. We compared harvest data from 1996–2001 with wolf-killed elk data from 1995–2001. We assessed the effects of hunting and wolf predation on reproductive female elk by constructing a life table and calculating reproductive values for females in the northern Yellowstone herd. We devised an index of total reproductive impact to measure impacts to calf production due to hunting and wolf predation. The age classes of female elk selected by wolves and hunters were significantly different. Hunters selected a large proportion of female elk with the greatest reproductive values, whereas wolves selected a large proportion of elk calves and older females with low reproductive values. The mean age of adult females killed by hunters throughout the study period was 6.5 years, whereas the mean age of adult females killed by wolves was 13.9 years. Hunting exerted a greater total reproductive impact on the herd than wolf predation. The combined effects of hunters killing prime-aged females (2–9 yr old), wolves killing calves, and predation by other predators has the potential to limit the elk population in the future. Yellowstone is unique in this regard because multiple predators that occur sympatrically, including hunters, wolves, grizzly bears (Ursus arctos), black bears (Ursus americanus), cougars (Felis concolor), and coyotes (Canis latrans), all prey on elk. Using an Adaptive Harvest Management process the known female elk harvest during the Gardiner Late Hunt has been reduced by 72% from 2,221 elk in 1997 to 620 elk in 2004. In the future, hunting harvest levels may be reduced further to partially offset elk losses to wolves, other predators, and environmental factors.","container-title":"The Journal of Wildlife Management","DOI":"10.2193/0022-541X(2006)70[1070:SONYEB]2.0.CO;2","ISSN":"1937-2817","issue":"4","language":"en","license":"2006 The Wildlife Society","note":"_eprint: https://wildlife.onlinelibrary.wiley.com/doi/pdf/10.2193/0022-541X%282006%2970%5B1070%3ASONYEB%5D2.0.CO%3B2","page":"1070-1078","source":"Wiley Online Library","title":"Selection of Northern Yellowstone Elk by Gray Wolves and Hunters","volume":"70","author":[{"family":"Wright","given":"Gregory J."},{"family":"Peterson","given":"Rolf O."},{"family":"Smith","given":"Douglas W."},{"family":"Lemke","given":"Thomas O."}],"issued":{"date-parts":[["2006"]]}}}],"schema":"https://github.com/citation-style-language/schema/raw/master/csl-citation.json"} </w:instrText>
+      </w:r>
+      <w:r>
+        <w:fldChar w:fldCharType="separate"/>
+      </w:r>
+      <w:r>
+        <w:rPr>
+          <w:rFonts w:ascii="Aptos" w:hAnsi="Aptos"/>
+        </w:rPr>
+        <w:t>(Wright et al. 2006)</w:t>
+      </w:r>
+      <w:r>
+        <w:fldChar w:fldCharType="end"/>
+      </w:r>
+      <w:r>
+        <w:t xml:space="preserve"> and wolf and </w:t>
       </w:r>
       <w:r>
         <w:t>prey</w:t>
@@ -4689,7 +4789,7 @@
         <w:fldChar w:fldCharType="begin"/>
       </w:r>
       <w:r>
-        <w:instrText xml:space="preserve"> ADDIN ZOTERO_ITEM CSL_CITATION {"citationID":"O4SuKLnf","properties":{"unsorted":false,"formattedCitation":"(Cassidy et al. 2025)","plainCitation":"(Cassidy et al. 2025)","noteIndex":0},"citationItems":[{"id":1016,"uris":["http://zotero.org/users/9968163/items/CQDXIF5Z"],"itemData":{"id":1016,"type":"article-journal","citation-key":"cassidyYellowstoneNationalPark2025","container-title":"National Park Service, Yellowstone Center for Resources, Yellowstone National Park, WY, USA, YCR-2025-01","title":"Yellowstone National Park Wolf, Cougar, and Elk Project Annual Report 2024","author":[{"family":"Cassidy","given":"Kira A"},{"family":"Stahler","given":"Dan R"},{"family":"Stahler","given":"Erin","suffix":"A"},{"family":"Metz","given":"Matthew"},{"family":"SunderRaj","given":"Jeremy"},{"family":"Rabe","given":"Taylor"},{"family":"Rabe","given":"Jack"},{"family":"Tatton","given":"Nicole"},{"family":"Packila","given":"Mark"},{"family":"Cassidy","given":"Brenna"},{"family":"Lacey","given":"Claire"},{"family":"Scott","given":"Gordon"},{"family":"Ho","given":"Cameron"}],"issued":{"date-parts":[["2025"]]}}}],"schema":"https://github.com/citation-style-language/schema/raw/master/csl-citation.json"} </w:instrText>
+        <w:instrText xml:space="preserve"> ADDIN ZOTERO_ITEM CSL_CITATION {"citationID":"O4SuKLnf","properties":{"unsorted":false,"formattedCitation":"(Cassidy et al. 2025)","plainCitation":"(Cassidy et al. 2025)","noteIndex":0},"citationItems":[{"id":1023,"uris":["http://zotero.org/users/9968163/items/CQDXIF5Z"],"itemData":{"id":1023,"type":"article-journal","citation-key":"cassidyYellowstoneNationalPark2025","container-title":"National Park Service, Yellowstone Center for Resources, Yellowstone National Park, WY, USA, YCR-2025-01","title":"Yellowstone National Park Wolf, Cougar, and Elk Project Annual Report 2024","author":[{"family":"Cassidy","given":"Kira A"},{"family":"Stahler","given":"Dan R"},{"family":"Stahler","given":"Erin","suffix":"A"},{"family":"Metz","given":"Matthew"},{"family":"SunderRaj","given":"Jeremy"},{"family":"Rabe","given":"Taylor"},{"family":"Rabe","given":"Jack"},{"family":"Tatton","given":"Nicole"},{"family":"Packila","given":"Mark"},{"family":"Cassidy","given":"Brenna"},{"family":"Lacey","given":"Claire"},{"family":"Scott","given":"Gordon"},{"family":"Ho","given":"Cameron"}],"issued":{"date-parts":[["2025"]]}}}],"schema":"https://github.com/citation-style-language/schema/raw/master/csl-citation.json"} </w:instrText>
       </w:r>
       <w:r>
         <w:fldChar w:fldCharType="separate"/>
@@ -4722,7 +4822,7 @@
         <w:fldChar w:fldCharType="begin"/>
       </w:r>
       <w:r>
-        <w:instrText xml:space="preserve"> ADDIN ZOTERO_ITEM CSL_CITATION {"citationID":"WwB9cnHC","properties":{"unsorted":false,"formattedCitation":"(Wilmers et al. 2003{\\i{}b})","plainCitation":"(Wilmers et al. 2003b)","noteIndex":0},"citationItems":[{"id":12,"uris":["http://zotero.org/users/9968163/items/CP2GY75A"],"itemData":{"id":12,"type":"article-journal","abstract":"The Greater Yellowstone Ecosystem in the northern Rocky Mountains provides the context for a natural experiment to investigate the response of consumers to resources with differing spatial and temporal dispersion regimes. Grey wolves (Canis lupus) and human hunters both provide resource subsidies to scavengers by provisioning them with the remains of their kills. Carrion from hunter kills is highly aggregated in time and space whereas carrion from wolf kills is more dispersed in both time and space. We estimated the total amount of carrion consumed by each scavenger species at both wolf and hunter kills over 4 years. Species with large feeding radii [bald eagles (Haliaeetus leucocephalus) and ravens (Corvus corax)], defined as the area over which a consumer can efficiently locate and integrate resources, dominated consumption at the highly aggregated hunter kills whereas competitively dominant species [coyotes (Canis latrans)] dominated at the more dispersed wolf kills. In addition, species diversity and the evenness of carrion consumption between scavengers was greater at wolf kills than at hunter kills while the total number of scavengers at hunter kills exceeded those at wolf kills. From a community perspective, the top–down effect of predation is likely to be stronger in the vicinity of highly aggregated resource pulses as species with large feeding radii switch to feeding on alternative prey once the resource pulse subsides.","container-title":"Ecology Letters","DOI":"10.1046/j.1461-0248.2003.00522.x","ISSN":"1461-0248","issue":"11","language":"en","note":"_eprint: https://onlinelibrary.wiley.com/doi/pdf/10.1046/j.1461-0248.2003.00522.x","page":"996-1003","source":"Wiley Online Library","title":"Resource dispersion and consumer dominance: scavenging at wolf- and hunter-killed carcasses in Greater Yellowstone, USA","title-short":"Resource dispersion and consumer dominance","volume":"6","author":[{"family":"Wilmers","given":"Christopher C."},{"family":"Stahler","given":"Daniel R."},{"family":"Crabtree","given":"Robert L."},{"family":"Smith","given":"Douglas W."},{"family":"Getz","given":"Wayne M."}],"issued":{"date-parts":[["2003"]]}}}],"schema":"https://github.com/citation-style-language/schema/raw/master/csl-citation.json"} </w:instrText>
+        <w:instrText xml:space="preserve"> ADDIN ZOTERO_ITEM CSL_CITATION {"citationID":"WwB9cnHC","properties":{"unsorted":false,"formattedCitation":"(Wilmers et al. 2003{\\i{}b})","plainCitation":"(Wilmers et al. 2003b)","noteIndex":0},"citationItems":[{"id":74,"uris":["http://zotero.org/users/9968163/items/CP2GY75A"],"itemData":{"id":74,"type":"article-journal","abstract":"The Greater Yellowstone Ecosystem in the northern Rocky Mountains provides the context for a natural experiment to investigate the response of consumers to resources with differing spatial and temporal dispersion regimes. Grey wolves (Canis lupus) and human hunters both provide resource subsidies to scavengers by provisioning them with the remains of their kills. Carrion from hunter kills is highly aggregated in time and space whereas carrion from wolf kills is more dispersed in both time and space. We estimated the total amount of carrion consumed by each scavenger species at both wolf and hunter kills over 4 years. Species with large feeding radii [bald eagles (Haliaeetus leucocephalus) and ravens (Corvus corax)], defined as the area over which a consumer can efficiently locate and integrate resources, dominated consumption at the highly aggregated hunter kills whereas competitively dominant species [coyotes (Canis latrans)] dominated at the more dispersed wolf kills. In addition, species diversity and the evenness of carrion consumption between scavengers was greater at wolf kills than at hunter kills while the total number of scavengers at hunter kills exceeded those at wolf kills. From a community perspective, the top–down effect of predation is likely to be stronger in the vicinity of highly aggregated resource pulses as species with large feeding radii switch to feeding on alternative prey once the resource pulse subsides.","container-title":"Ecology Letters","DOI":"10.1046/j.1461-0248.2003.00522.x","ISSN":"1461-0248","issue":"11","language":"en","note":"_eprint: https://onlinelibrary.wiley.com/doi/pdf/10.1046/j.1461-0248.2003.00522.x","page":"996-1003","source":"Wiley Online Library","title":"Resource dispersion and consumer dominance: scavenging at wolf- and hunter-killed carcasses in Greater Yellowstone, USA","title-short":"Resource dispersion and consumer dominance","volume":"6","author":[{"family":"Wilmers","given":"Christopher C."},{"family":"Stahler","given":"Daniel R."},{"family":"Crabtree","given":"Robert L."},{"family":"Smith","given":"Douglas W."},{"family":"Getz","given":"Wayne M."}],"issued":{"date-parts":[["2003"]]}}}],"schema":"https://github.com/citation-style-language/schema/raw/master/csl-citation.json"} </w:instrText>
       </w:r>
       <w:r>
         <w:fldChar w:fldCharType="separate"/>
@@ -4760,7 +4860,7 @@
         <w:fldChar w:fldCharType="begin"/>
       </w:r>
       <w:r>
-        <w:instrText xml:space="preserve"> ADDIN ZOTERO_ITEM CSL_CITATION {"citationID":"hO6B3dQ8","properties":{"unsorted":false,"formattedCitation":"(Ho et al. 2023)","plainCitation":"(Ho et al. 2023)","noteIndex":0},"citationItems":[{"id":917,"uris":["http://zotero.org/users/9968163/items/Y2CXWCS8"],"itemData":{"id":917,"type":"article-journal","abstract":"&lt;p&gt;Anthropogenic food subsidies can alter ecosystem processes, such as competition, predation, or nutrient transfer, and may strongly affect protected areas. Increasing recreation and ecotourism often create food subsidies, especially in the surrounding lands through fast-growing gateway communities. How the effects of these subsidies extend into protected areas when animals move across boundaries remains largely unexplored. We addressed this question by studying the movement and foraging of common ravens (&lt;italic&gt;Corvus corax)&lt;/italic&gt;, opportunistic scavengers that are well known to feed on predator kills and on anthropogenic food subsidies. We analyzed spatiotemporal data from 57 global positioning system (GPS)-tagged ravens, trapped within or close to Yellowstone National Park, to study their seasonal use of natural and anthropogenic food sources. Although Yellowstone National Park contains a full suite of native predators and ravens can be observed at virtually every kill site, we show that anthropogenic subsidies were utilized to a much greater extent than other natural resources, especially during winter. Important subsidies included gut piles of harvested game animals left by hunters, fat present on wastewater settling ponds, roadkill, and waste from agricultural and urban activities. These subsidies were distributed over vast areas beyond Yellowstone National Park. During fall/winter, ravens traveled longer distances (21.9 vs. 13 km) and spent more time outside Yellowstone National Park (73% of GPS points outside), mostly feeding on anthropogenic subsidies, than in spring/summer (42% of GPS points outside). This difference between seasons was more pronounced for individuals holding territories within the protected area than for those without territories. The large area over which ravens used anthropogenic food subsidies (within more than 100 km of Yellowstone National Park) affects the park’s raven population and the scavenging services they provide. We suggest that the scale of resource use must be considered by managers seeking to control expanding raven populations elsewhere.&lt;/p&gt;","container-title":"Frontiers in Bird Science","DOI":"10.3389/fbirs.2023.1119507","ISSN":"2813-3870","journalAbbreviation":"Front. Bird Sci.","language":"English","publisher":"Frontiers","source":"Frontiers","title":"Scavengers use natural and anthropogenic resources connecting protected areas with surrounding lands","URL":"https://www.frontiersin.org/journals/bird-science/articles/10.3389/fbirs.2023.1119507/full","volume":"2","author":[{"family":"Ho","given":"Cameron"},{"family":"Marzluff","given":"John M."},{"family":"Stahler","given":"Daniel R."},{"family":"Smith","given":"Douglas W."},{"family":"Mueller","given":"Thomas"},{"family":"Wikelski","given":"Martin"},{"family":"Safi","given":"Kamran"},{"family":"Loretto","given":"Matthias-Claudio"}],"accessed":{"date-parts":[["2025",2,19]]},"issued":{"date-parts":[["2023",6,27]]}}}],"schema":"https://github.com/citation-style-language/schema/raw/master/csl-citation.json"} </w:instrText>
+        <w:instrText xml:space="preserve"> ADDIN ZOTERO_ITEM CSL_CITATION {"citationID":"hO6B3dQ8","properties":{"unsorted":false,"formattedCitation":"(Ho et al. 2023)","plainCitation":"(Ho et al. 2023)","noteIndex":0},"citationItems":[{"id":880,"uris":["http://zotero.org/users/9968163/items/Y2CXWCS8"],"itemData":{"id":880,"type":"article-journal","abstract":"&lt;p&gt;Anthropogenic food subsidies can alter ecosystem processes, such as competition, predation, or nutrient transfer, and may strongly affect protected areas. Increasing recreation and ecotourism often create food subsidies, especially in the surrounding lands through fast-growing gateway communities. How the effects of these subsidies extend into protected areas when animals move across boundaries remains largely unexplored. We addressed this question by studying the movement and foraging of common ravens (&lt;italic&gt;Corvus corax)&lt;/italic&gt;, opportunistic scavengers that are well known to feed on predator kills and on anthropogenic food subsidies. We analyzed spatiotemporal data from 57 global positioning system (GPS)-tagged ravens, trapped within or close to Yellowstone National Park, to study their seasonal use of natural and anthropogenic food sources. Although Yellowstone National Park contains a full suite of native predators and ravens can be observed at virtually every kill site, we show that anthropogenic subsidies were utilized to a much greater extent than other natural resources, especially during winter. Important subsidies included gut piles of harvested game animals left by hunters, fat present on wastewater settling ponds, roadkill, and waste from agricultural and urban activities. These subsidies were distributed over vast areas beyond Yellowstone National Park. During fall/winter, ravens traveled longer distances (21.9 vs. 13 km) and spent more time outside Yellowstone National Park (73% of GPS points outside), mostly feeding on anthropogenic subsidies, than in spring/summer (42% of GPS points outside). This difference between seasons was more pronounced for individuals holding territories within the protected area than for those without territories. The large area over which ravens used anthropogenic food subsidies (within more than 100 km of Yellowstone National Park) affects the park’s raven population and the scavenging services they provide. We suggest that the scale of resource use must be considered by managers seeking to control expanding raven populations elsewhere.&lt;/p&gt;","container-title":"Frontiers in Bird Science","DOI":"10.3389/fbirs.2023.1119507","ISSN":"2813-3870","journalAbbreviation":"Front. Bird Sci.","language":"English","publisher":"Frontiers","source":"Frontiers","title":"Scavengers use natural and anthropogenic resources connecting protected areas with surrounding lands","URL":"https://www.frontiersin.org/journals/bird-science/articles/10.3389/fbirs.2023.1119507/full","volume":"2","author":[{"family":"Ho","given":"Cameron"},{"family":"Marzluff","given":"John M."},{"family":"Stahler","given":"Daniel R."},{"family":"Smith","given":"Douglas W."},{"family":"Mueller","given":"Thomas"},{"family":"Wikelski","given":"Martin"},{"family":"Safi","given":"Kamran"},{"family":"Loretto","given":"Matthias-Claudio"}],"accessed":{"date-parts":[["2025",2,19]]},"issued":{"date-parts":[["2023",6,27]]}}}],"schema":"https://github.com/citation-style-language/schema/raw/master/csl-citation.json"} </w:instrText>
       </w:r>
       <w:r>
         <w:fldChar w:fldCharType="separate"/>
@@ -4823,7 +4923,7 @@
         <w:fldChar w:fldCharType="begin"/>
       </w:r>
       <w:r>
-        <w:instrText xml:space="preserve"> ADDIN ZOTERO_ITEM CSL_CITATION {"citationID":"7A7COZ0N","properties":{"unsorted":false,"formattedCitation":"(Walker et al. 2018)","plainCitation":"(Walker et al. 2018)","noteIndex":0},"citationItems":[{"id":21,"uris":["http://zotero.org/users/9968163/items/QYPZ7UF9"],"itemData":{"id":21,"type":"article-journal","abstract":"Top predators have cascading effects throughout the food web, but their impacts on scavenger abundance are largely unknown. Gray wolves (Canis lupus) provide carrion to a suite of scavenger species, including the common raven (Corvus corax). Ravens are wide</w:instrText>
+        <w:instrText xml:space="preserve"> ADDIN ZOTERO_ITEM CSL_CITATION {"citationID":"7A7COZ0N","properties":{"unsorted":false,"formattedCitation":"(Walker et al. 2018)","plainCitation":"(Walker et al. 2018)","noteIndex":0},"citationItems":[{"id":88,"uris":["http://zotero.org/users/9968163/items/QYPZ7UF9"],"itemData":{"id":88,"type":"article-journal","abstract":"Top predators have cascading effects throughout the food web, but their impacts on scavenger abundance are largely unknown. Gray wolves (Canis lupus) provide carrion to a suite of scavenger species, including the common raven (Corvus corax). Ravens are wide</w:instrText>
       </w:r>
       <w:r>
         <w:rPr>
